--- a/clin.docx
+++ b/clin.docx
@@ -3549,6 +3549,5104 @@
           <w:color w:val="1F1F1F"/>
         </w:rPr>
         <w:t xml:space="preserve"> El CRM debe manejar el consentimiento del cliente para el uso de sus datos personales y permitir la eliminación de estos si el cliente lo solicita.</w:t>
+      </w:r>
+    </w:p>
+    <w:p/>
+    <w:p/>
+    <w:p>
+      <w:r>
+        <w:t>-</w:t>
+      </w:r>
+      <w:r>
+        <w:t>--------------------------------------------------------------------------------------------------------------------------------------------------------------------------------------------------------------------------------------------------------------------------------------------------------------------------------------------------------------------------------------------------------------------------------------------------------------------------------------------------------------------</w:t>
+      </w:r>
+      <w:r>
+        <w:t>---</w:t>
+      </w:r>
+    </w:p>
+    <w:p/>
+    <w:p>
+      <w:pPr>
+        <w:pStyle w:val="Ttulo1"/>
+        <w:shd w:val="clear" w:color="auto" w:fill="1F1F1F"/>
+        <w:rPr>
+          <w:rFonts w:ascii="Segoe UI" w:hAnsi="Segoe UI" w:cs="Segoe UI"/>
+          <w:color w:val="CCCCCC"/>
+        </w:rPr>
+      </w:pPr>
+      <w:r>
+        <w:rPr>
+          <w:rFonts w:ascii="Segoe UI" w:hAnsi="Segoe UI" w:cs="Segoe UI"/>
+          <w:color w:val="CCCCCC"/>
+        </w:rPr>
+        <w:t xml:space="preserve">Auditoría Final de Requerimientos "SMART PE" </w:t>
+      </w:r>
+      <w:r>
+        <w:rPr>
+          <w:rFonts w:ascii="Segoe UI Emoji" w:hAnsi="Segoe UI Emoji" w:cs="Segoe UI Emoji"/>
+          <w:color w:val="CCCCCC"/>
+        </w:rPr>
+        <w:t>📊</w:t>
+      </w:r>
+    </w:p>
+    <w:p>
+      <w:pPr>
+        <w:pStyle w:val="NormalWeb"/>
+        <w:shd w:val="clear" w:color="auto" w:fill="1F1F1F"/>
+        <w:spacing w:before="0" w:beforeAutospacing="0" w:after="0" w:afterAutospacing="0"/>
+        <w:rPr>
+          <w:rFonts w:ascii="Segoe UI" w:hAnsi="Segoe UI" w:cs="Segoe UI"/>
+          <w:color w:val="CCCCCC"/>
+          <w:sz w:val="21"/>
+          <w:szCs w:val="21"/>
+        </w:rPr>
+      </w:pPr>
+      <w:r>
+        <w:rPr>
+          <w:rFonts w:ascii="Segoe UI" w:hAnsi="Segoe UI" w:cs="Segoe UI"/>
+          <w:color w:val="CCCCCC"/>
+          <w:sz w:val="21"/>
+          <w:szCs w:val="21"/>
+        </w:rPr>
+        <w:t xml:space="preserve">A </w:t>
+      </w:r>
+      <w:proofErr w:type="gramStart"/>
+      <w:r>
+        <w:rPr>
+          <w:rFonts w:ascii="Segoe UI" w:hAnsi="Segoe UI" w:cs="Segoe UI"/>
+          <w:color w:val="CCCCCC"/>
+          <w:sz w:val="21"/>
+          <w:szCs w:val="21"/>
+        </w:rPr>
+        <w:t>continuación</w:t>
+      </w:r>
+      <w:proofErr w:type="gramEnd"/>
+      <w:r>
+        <w:rPr>
+          <w:rFonts w:ascii="Segoe UI" w:hAnsi="Segoe UI" w:cs="Segoe UI"/>
+          <w:color w:val="CCCCCC"/>
+          <w:sz w:val="21"/>
+          <w:szCs w:val="21"/>
+        </w:rPr>
+        <w:t xml:space="preserve"> se detalla el estado actual de todos los módulos, requerimientos funcionales (RF) y no funcionales (RNF) definidos al inicio del proyecto y a lo largo de las iteraciones.</w:t>
+      </w:r>
+    </w:p>
+    <w:p>
+      <w:pPr>
+        <w:pStyle w:val="NormalWeb"/>
+        <w:shd w:val="clear" w:color="auto" w:fill="1F1F1F"/>
+        <w:spacing w:before="0" w:beforeAutospacing="0" w:after="0" w:afterAutospacing="0"/>
+        <w:rPr>
+          <w:rFonts w:ascii="Segoe UI" w:hAnsi="Segoe UI" w:cs="Segoe UI"/>
+          <w:color w:val="CCCCCC"/>
+          <w:sz w:val="21"/>
+          <w:szCs w:val="21"/>
+        </w:rPr>
+      </w:pPr>
+      <w:r>
+        <w:rPr>
+          <w:rStyle w:val="Textoennegrita"/>
+          <w:rFonts w:ascii="Segoe UI" w:eastAsiaTheme="majorEastAsia" w:hAnsi="Segoe UI" w:cs="Segoe UI"/>
+          <w:color w:val="CCCCCC"/>
+          <w:sz w:val="21"/>
+          <w:szCs w:val="21"/>
+        </w:rPr>
+        <w:t>Leyenda:</w:t>
+      </w:r>
+      <w:r>
+        <w:rPr>
+          <w:rFonts w:ascii="Segoe UI" w:hAnsi="Segoe UI" w:cs="Segoe UI"/>
+          <w:color w:val="CCCCCC"/>
+          <w:sz w:val="21"/>
+          <w:szCs w:val="21"/>
+        </w:rPr>
+        <w:t> </w:t>
+      </w:r>
+      <w:r>
+        <w:rPr>
+          <w:rFonts w:ascii="Segoe UI Emoji" w:hAnsi="Segoe UI Emoji" w:cs="Segoe UI Emoji"/>
+          <w:color w:val="CCCCCC"/>
+          <w:sz w:val="21"/>
+          <w:szCs w:val="21"/>
+        </w:rPr>
+        <w:t>✅</w:t>
+      </w:r>
+      <w:r>
+        <w:rPr>
+          <w:rFonts w:ascii="Segoe UI" w:hAnsi="Segoe UI" w:cs="Segoe UI"/>
+          <w:color w:val="CCCCCC"/>
+          <w:sz w:val="21"/>
+          <w:szCs w:val="21"/>
+        </w:rPr>
+        <w:t> </w:t>
+      </w:r>
+      <w:r>
+        <w:rPr>
+          <w:rStyle w:val="Textoennegrita"/>
+          <w:rFonts w:ascii="Segoe UI" w:eastAsiaTheme="majorEastAsia" w:hAnsi="Segoe UI" w:cs="Segoe UI"/>
+          <w:color w:val="CCCCCC"/>
+          <w:sz w:val="21"/>
+          <w:szCs w:val="21"/>
+        </w:rPr>
+        <w:t>Implementado al 100%</w:t>
+      </w:r>
+      <w:r>
+        <w:rPr>
+          <w:rFonts w:ascii="Segoe UI" w:hAnsi="Segoe UI" w:cs="Segoe UI"/>
+          <w:color w:val="CCCCCC"/>
+          <w:sz w:val="21"/>
+          <w:szCs w:val="21"/>
+        </w:rPr>
+        <w:t xml:space="preserve">: Codificado, probado y funcional en la versión actual. </w:t>
+      </w:r>
+      <w:r>
+        <w:rPr>
+          <w:rFonts w:ascii="Segoe UI Emoji" w:hAnsi="Segoe UI Emoji" w:cs="Segoe UI Emoji"/>
+          <w:color w:val="CCCCCC"/>
+          <w:sz w:val="21"/>
+          <w:szCs w:val="21"/>
+        </w:rPr>
+        <w:t>⚠️</w:t>
+      </w:r>
+      <w:r>
+        <w:rPr>
+          <w:rFonts w:ascii="Segoe UI" w:hAnsi="Segoe UI" w:cs="Segoe UI"/>
+          <w:color w:val="CCCCCC"/>
+          <w:sz w:val="21"/>
+          <w:szCs w:val="21"/>
+        </w:rPr>
+        <w:t> </w:t>
+      </w:r>
+      <w:r>
+        <w:rPr>
+          <w:rStyle w:val="Textoennegrita"/>
+          <w:rFonts w:ascii="Segoe UI" w:eastAsiaTheme="majorEastAsia" w:hAnsi="Segoe UI" w:cs="Segoe UI"/>
+          <w:color w:val="CCCCCC"/>
+          <w:sz w:val="21"/>
+          <w:szCs w:val="21"/>
+        </w:rPr>
+        <w:t>Parcial / Pendiente</w:t>
+      </w:r>
+      <w:r>
+        <w:rPr>
+          <w:rFonts w:ascii="Segoe UI" w:hAnsi="Segoe UI" w:cs="Segoe UI"/>
+          <w:color w:val="CCCCCC"/>
+          <w:sz w:val="21"/>
+          <w:szCs w:val="21"/>
+        </w:rPr>
+        <w:t xml:space="preserve">: Funcional parcialmente, o la base de datos está lista pero falta una interfaz/procedimiento avanzado. </w:t>
+      </w:r>
+      <w:r>
+        <w:rPr>
+          <w:rFonts w:ascii="Segoe UI Emoji" w:hAnsi="Segoe UI Emoji" w:cs="Segoe UI Emoji"/>
+          <w:color w:val="CCCCCC"/>
+          <w:sz w:val="21"/>
+          <w:szCs w:val="21"/>
+        </w:rPr>
+        <w:t>❌</w:t>
+      </w:r>
+      <w:r>
+        <w:rPr>
+          <w:rFonts w:ascii="Segoe UI" w:hAnsi="Segoe UI" w:cs="Segoe UI"/>
+          <w:color w:val="CCCCCC"/>
+          <w:sz w:val="21"/>
+          <w:szCs w:val="21"/>
+        </w:rPr>
+        <w:t> </w:t>
+      </w:r>
+      <w:r>
+        <w:rPr>
+          <w:rStyle w:val="Textoennegrita"/>
+          <w:rFonts w:ascii="Segoe UI" w:eastAsiaTheme="majorEastAsia" w:hAnsi="Segoe UI" w:cs="Segoe UI"/>
+          <w:color w:val="CCCCCC"/>
+          <w:sz w:val="21"/>
+          <w:szCs w:val="21"/>
+        </w:rPr>
+        <w:t>No Implementado (Fase 2)</w:t>
+      </w:r>
+      <w:r>
+        <w:rPr>
+          <w:rFonts w:ascii="Segoe UI" w:hAnsi="Segoe UI" w:cs="Segoe UI"/>
+          <w:color w:val="CCCCCC"/>
+          <w:sz w:val="21"/>
+          <w:szCs w:val="21"/>
+        </w:rPr>
+        <w:t>: Requerimiento descartado o pospuesto para futuras versiones.</w:t>
+      </w:r>
+    </w:p>
+    <w:p>
+      <w:pPr>
+        <w:rPr>
+          <w:rFonts w:ascii="Times New Roman" w:hAnsi="Times New Roman" w:cs="Times New Roman"/>
+          <w:sz w:val="24"/>
+          <w:szCs w:val="24"/>
+        </w:rPr>
+      </w:pPr>
+      <w:r>
+        <w:pict w14:anchorId="460484CB">
+          <v:rect id="_x0000_i1049" style="width:456pt;height:.75pt" o:hrpct="0" o:hralign="center" o:hrstd="t" o:hr="t" fillcolor="#a0a0a0" stroked="f"/>
+        </w:pict>
+      </w:r>
+    </w:p>
+    <w:p>
+      <w:pPr>
+        <w:pStyle w:val="Ttulo2"/>
+        <w:shd w:val="clear" w:color="auto" w:fill="1F1F1F"/>
+        <w:rPr>
+          <w:rFonts w:ascii="Segoe UI" w:hAnsi="Segoe UI" w:cs="Segoe UI"/>
+          <w:color w:val="CCCCCC"/>
+        </w:rPr>
+      </w:pPr>
+      <w:r>
+        <w:rPr>
+          <w:rFonts w:ascii="Segoe UI" w:hAnsi="Segoe UI" w:cs="Segoe UI"/>
+          <w:color w:val="CCCCCC"/>
+        </w:rPr>
+        <w:t>Módulos Principales (El Núcleo del Negocio)</w:t>
+      </w:r>
+    </w:p>
+    <w:p>
+      <w:pPr>
+        <w:pStyle w:val="Ttulo3"/>
+        <w:shd w:val="clear" w:color="auto" w:fill="1F1F1F"/>
+        <w:rPr>
+          <w:rFonts w:ascii="Segoe UI" w:hAnsi="Segoe UI" w:cs="Segoe UI"/>
+          <w:b w:val="0"/>
+          <w:bCs w:val="0"/>
+          <w:color w:val="CCCCCC"/>
+        </w:rPr>
+      </w:pPr>
+      <w:r>
+        <w:rPr>
+          <w:rFonts w:ascii="Segoe UI" w:hAnsi="Segoe UI" w:cs="Segoe UI"/>
+          <w:b w:val="0"/>
+          <w:bCs w:val="0"/>
+          <w:color w:val="CCCCCC"/>
+        </w:rPr>
+        <w:t>Módulo 1: Inventario y Almacén (El Cerebro)</w:t>
+      </w:r>
+    </w:p>
+    <w:p>
+      <w:pPr>
+        <w:numPr>
+          <w:ilvl w:val="0"/>
+          <w:numId w:val="9"/>
+        </w:numPr>
+        <w:shd w:val="clear" w:color="auto" w:fill="1F1F1F"/>
+        <w:spacing w:before="100" w:beforeAutospacing="1" w:after="100" w:afterAutospacing="1" w:line="240" w:lineRule="auto"/>
+        <w:rPr>
+          <w:rFonts w:ascii="Segoe UI" w:hAnsi="Segoe UI" w:cs="Segoe UI"/>
+          <w:color w:val="CCCCCC"/>
+          <w:sz w:val="21"/>
+          <w:szCs w:val="21"/>
+        </w:rPr>
+      </w:pPr>
+      <w:r>
+        <w:rPr>
+          <w:rFonts w:ascii="Segoe UI Emoji" w:hAnsi="Segoe UI Emoji" w:cs="Segoe UI Emoji"/>
+          <w:color w:val="CCCCCC"/>
+          <w:sz w:val="21"/>
+          <w:szCs w:val="21"/>
+        </w:rPr>
+        <w:t>✅</w:t>
+      </w:r>
+      <w:r>
+        <w:rPr>
+          <w:rFonts w:ascii="Segoe UI" w:hAnsi="Segoe UI" w:cs="Segoe UI"/>
+          <w:color w:val="CCCCCC"/>
+          <w:sz w:val="21"/>
+          <w:szCs w:val="21"/>
+        </w:rPr>
+        <w:t> </w:t>
+      </w:r>
+      <w:r>
+        <w:rPr>
+          <w:rStyle w:val="Textoennegrita"/>
+          <w:rFonts w:ascii="Segoe UI" w:hAnsi="Segoe UI" w:cs="Segoe UI"/>
+          <w:color w:val="CCCCCC"/>
+          <w:sz w:val="21"/>
+          <w:szCs w:val="21"/>
+        </w:rPr>
+        <w:t>CU 1.1 Registrar nuevo producto</w:t>
+      </w:r>
+      <w:r>
+        <w:rPr>
+          <w:rFonts w:ascii="Segoe UI" w:hAnsi="Segoe UI" w:cs="Segoe UI"/>
+          <w:color w:val="CCCCCC"/>
+          <w:sz w:val="21"/>
+          <w:szCs w:val="21"/>
+        </w:rPr>
+        <w:t xml:space="preserve">: Operativo. Catálogo centralizado con SKU, </w:t>
+      </w:r>
+      <w:proofErr w:type="spellStart"/>
+      <w:r>
+        <w:rPr>
+          <w:rFonts w:ascii="Segoe UI" w:hAnsi="Segoe UI" w:cs="Segoe UI"/>
+          <w:color w:val="CCCCCC"/>
+          <w:sz w:val="21"/>
+          <w:szCs w:val="21"/>
+        </w:rPr>
+        <w:t>base_price</w:t>
+      </w:r>
+      <w:proofErr w:type="spellEnd"/>
+      <w:r>
+        <w:rPr>
+          <w:rFonts w:ascii="Segoe UI" w:hAnsi="Segoe UI" w:cs="Segoe UI"/>
+          <w:color w:val="CCCCCC"/>
+          <w:sz w:val="21"/>
+          <w:szCs w:val="21"/>
+        </w:rPr>
+        <w:t xml:space="preserve">, </w:t>
+      </w:r>
+      <w:proofErr w:type="spellStart"/>
+      <w:r>
+        <w:rPr>
+          <w:rFonts w:ascii="Segoe UI" w:hAnsi="Segoe UI" w:cs="Segoe UI"/>
+          <w:color w:val="CCCCCC"/>
+          <w:sz w:val="21"/>
+          <w:szCs w:val="21"/>
+        </w:rPr>
+        <w:t>average_cost</w:t>
+      </w:r>
+      <w:proofErr w:type="spellEnd"/>
+      <w:r>
+        <w:rPr>
+          <w:rFonts w:ascii="Segoe UI" w:hAnsi="Segoe UI" w:cs="Segoe UI"/>
+          <w:color w:val="CCCCCC"/>
+          <w:sz w:val="21"/>
+          <w:szCs w:val="21"/>
+        </w:rPr>
+        <w:t xml:space="preserve"> y alertas de stock mínimo.</w:t>
+      </w:r>
+    </w:p>
+    <w:p>
+      <w:pPr>
+        <w:numPr>
+          <w:ilvl w:val="0"/>
+          <w:numId w:val="9"/>
+        </w:numPr>
+        <w:shd w:val="clear" w:color="auto" w:fill="1F1F1F"/>
+        <w:spacing w:before="100" w:beforeAutospacing="1" w:after="100" w:afterAutospacing="1" w:line="240" w:lineRule="auto"/>
+        <w:rPr>
+          <w:rFonts w:ascii="Segoe UI" w:hAnsi="Segoe UI" w:cs="Segoe UI"/>
+          <w:color w:val="CCCCCC"/>
+          <w:sz w:val="21"/>
+          <w:szCs w:val="21"/>
+        </w:rPr>
+      </w:pPr>
+      <w:r>
+        <w:rPr>
+          <w:rFonts w:ascii="Segoe UI Emoji" w:hAnsi="Segoe UI Emoji" w:cs="Segoe UI Emoji"/>
+          <w:color w:val="CCCCCC"/>
+          <w:sz w:val="21"/>
+          <w:szCs w:val="21"/>
+        </w:rPr>
+        <w:t>✅</w:t>
+      </w:r>
+      <w:r>
+        <w:rPr>
+          <w:rFonts w:ascii="Segoe UI" w:hAnsi="Segoe UI" w:cs="Segoe UI"/>
+          <w:color w:val="CCCCCC"/>
+          <w:sz w:val="21"/>
+          <w:szCs w:val="21"/>
+        </w:rPr>
+        <w:t> </w:t>
+      </w:r>
+      <w:r>
+        <w:rPr>
+          <w:rStyle w:val="Textoennegrita"/>
+          <w:rFonts w:ascii="Segoe UI" w:hAnsi="Segoe UI" w:cs="Segoe UI"/>
+          <w:color w:val="CCCCCC"/>
+          <w:sz w:val="21"/>
+          <w:szCs w:val="21"/>
+        </w:rPr>
+        <w:t>CU 1.2 Productos con y sin series</w:t>
+      </w:r>
+      <w:r>
+        <w:rPr>
+          <w:rFonts w:ascii="Segoe UI" w:hAnsi="Segoe UI" w:cs="Segoe UI"/>
+          <w:color w:val="CCCCCC"/>
+          <w:sz w:val="21"/>
+          <w:szCs w:val="21"/>
+        </w:rPr>
+        <w:t>: Operativo. Soporte nativo para ítems "granel" (cables) e ítems "seriados" (celulares con IMEI validado uno por uno).</w:t>
+      </w:r>
+    </w:p>
+    <w:p>
+      <w:pPr>
+        <w:numPr>
+          <w:ilvl w:val="0"/>
+          <w:numId w:val="9"/>
+        </w:numPr>
+        <w:shd w:val="clear" w:color="auto" w:fill="1F1F1F"/>
+        <w:spacing w:before="100" w:beforeAutospacing="1" w:after="100" w:afterAutospacing="1" w:line="240" w:lineRule="auto"/>
+        <w:rPr>
+          <w:rFonts w:ascii="Segoe UI" w:hAnsi="Segoe UI" w:cs="Segoe UI"/>
+          <w:color w:val="CCCCCC"/>
+          <w:sz w:val="21"/>
+          <w:szCs w:val="21"/>
+        </w:rPr>
+      </w:pPr>
+      <w:r>
+        <w:rPr>
+          <w:rFonts w:ascii="Segoe UI Emoji" w:hAnsi="Segoe UI Emoji" w:cs="Segoe UI Emoji"/>
+          <w:color w:val="CCCCCC"/>
+          <w:sz w:val="21"/>
+          <w:szCs w:val="21"/>
+        </w:rPr>
+        <w:t>✅</w:t>
+      </w:r>
+      <w:r>
+        <w:rPr>
+          <w:rFonts w:ascii="Segoe UI" w:hAnsi="Segoe UI" w:cs="Segoe UI"/>
+          <w:color w:val="CCCCCC"/>
+          <w:sz w:val="21"/>
+          <w:szCs w:val="21"/>
+        </w:rPr>
+        <w:t> </w:t>
+      </w:r>
+      <w:r>
+        <w:rPr>
+          <w:rStyle w:val="Textoennegrita"/>
+          <w:rFonts w:ascii="Segoe UI" w:hAnsi="Segoe UI" w:cs="Segoe UI"/>
+          <w:color w:val="CCCCCC"/>
+          <w:sz w:val="21"/>
+          <w:szCs w:val="21"/>
+        </w:rPr>
+        <w:t>CU 1.3 Kardex y Trazabilidad</w:t>
+      </w:r>
+      <w:r>
+        <w:rPr>
+          <w:rFonts w:ascii="Segoe UI" w:hAnsi="Segoe UI" w:cs="Segoe UI"/>
+          <w:color w:val="CCCCCC"/>
+          <w:sz w:val="21"/>
+          <w:szCs w:val="21"/>
+        </w:rPr>
+        <w:t xml:space="preserve">: Operativo. Todos los movimientos (Ventas, Anulaciones, Transferencias, Compras) agrupan sus registros con detalles financieros de entrada y salida, incluyendo el </w:t>
+      </w:r>
+      <w:proofErr w:type="spellStart"/>
+      <w:r>
+        <w:rPr>
+          <w:rFonts w:ascii="Segoe UI" w:hAnsi="Segoe UI" w:cs="Segoe UI"/>
+          <w:color w:val="CCCCCC"/>
+          <w:sz w:val="21"/>
+          <w:szCs w:val="21"/>
+        </w:rPr>
+        <w:t>N°</w:t>
+      </w:r>
+      <w:proofErr w:type="spellEnd"/>
+      <w:r>
+        <w:rPr>
+          <w:rFonts w:ascii="Segoe UI" w:hAnsi="Segoe UI" w:cs="Segoe UI"/>
+          <w:color w:val="CCCCCC"/>
+          <w:sz w:val="21"/>
+          <w:szCs w:val="21"/>
+        </w:rPr>
+        <w:t xml:space="preserve"> de Serie específico.</w:t>
+      </w:r>
+    </w:p>
+    <w:p>
+      <w:pPr>
+        <w:numPr>
+          <w:ilvl w:val="0"/>
+          <w:numId w:val="9"/>
+        </w:numPr>
+        <w:shd w:val="clear" w:color="auto" w:fill="1F1F1F"/>
+        <w:spacing w:before="100" w:beforeAutospacing="1" w:after="100" w:afterAutospacing="1" w:line="240" w:lineRule="auto"/>
+        <w:rPr>
+          <w:rFonts w:ascii="Segoe UI" w:hAnsi="Segoe UI" w:cs="Segoe UI"/>
+          <w:color w:val="CCCCCC"/>
+          <w:sz w:val="21"/>
+          <w:szCs w:val="21"/>
+        </w:rPr>
+      </w:pPr>
+      <w:r>
+        <w:rPr>
+          <w:rFonts w:ascii="Segoe UI Emoji" w:hAnsi="Segoe UI Emoji" w:cs="Segoe UI Emoji"/>
+          <w:color w:val="CCCCCC"/>
+          <w:sz w:val="21"/>
+          <w:szCs w:val="21"/>
+        </w:rPr>
+        <w:t>✅</w:t>
+      </w:r>
+      <w:r>
+        <w:rPr>
+          <w:rFonts w:ascii="Segoe UI" w:hAnsi="Segoe UI" w:cs="Segoe UI"/>
+          <w:color w:val="CCCCCC"/>
+          <w:sz w:val="21"/>
+          <w:szCs w:val="21"/>
+        </w:rPr>
+        <w:t> </w:t>
+      </w:r>
+      <w:r>
+        <w:rPr>
+          <w:rStyle w:val="Textoennegrita"/>
+          <w:rFonts w:ascii="Segoe UI" w:hAnsi="Segoe UI" w:cs="Segoe UI"/>
+          <w:color w:val="CCCCCC"/>
+          <w:sz w:val="21"/>
+          <w:szCs w:val="21"/>
+        </w:rPr>
+        <w:t>CU 1.4 Solicitar transferencia</w:t>
+      </w:r>
+      <w:r>
+        <w:rPr>
+          <w:rFonts w:ascii="Segoe UI" w:hAnsi="Segoe UI" w:cs="Segoe UI"/>
+          <w:color w:val="CCCCCC"/>
+          <w:sz w:val="21"/>
+          <w:szCs w:val="21"/>
+        </w:rPr>
+        <w:t>: Operativo. El flujo completo (</w:t>
+      </w:r>
+      <w:proofErr w:type="spellStart"/>
+      <w:r>
+        <w:rPr>
+          <w:rFonts w:ascii="Segoe UI" w:hAnsi="Segoe UI" w:cs="Segoe UI"/>
+          <w:color w:val="CCCCCC"/>
+          <w:sz w:val="21"/>
+          <w:szCs w:val="21"/>
+        </w:rPr>
+        <w:t>Request</w:t>
+      </w:r>
+      <w:proofErr w:type="spellEnd"/>
+      <w:r>
+        <w:rPr>
+          <w:rFonts w:ascii="Segoe UI" w:hAnsi="Segoe UI" w:cs="Segoe UI"/>
+          <w:color w:val="CCCCCC"/>
+          <w:sz w:val="21"/>
+          <w:szCs w:val="21"/>
+        </w:rPr>
+        <w:t xml:space="preserve"> -&gt; </w:t>
+      </w:r>
+      <w:proofErr w:type="spellStart"/>
+      <w:r>
+        <w:rPr>
+          <w:rFonts w:ascii="Segoe UI" w:hAnsi="Segoe UI" w:cs="Segoe UI"/>
+          <w:color w:val="CCCCCC"/>
+          <w:sz w:val="21"/>
+          <w:szCs w:val="21"/>
+        </w:rPr>
+        <w:t>Approve</w:t>
+      </w:r>
+      <w:proofErr w:type="spellEnd"/>
+      <w:r>
+        <w:rPr>
+          <w:rFonts w:ascii="Segoe UI" w:hAnsi="Segoe UI" w:cs="Segoe UI"/>
+          <w:color w:val="CCCCCC"/>
+          <w:sz w:val="21"/>
+          <w:szCs w:val="21"/>
+        </w:rPr>
+        <w:t>/</w:t>
+      </w:r>
+      <w:proofErr w:type="spellStart"/>
+      <w:r>
+        <w:rPr>
+          <w:rFonts w:ascii="Segoe UI" w:hAnsi="Segoe UI" w:cs="Segoe UI"/>
+          <w:color w:val="CCCCCC"/>
+          <w:sz w:val="21"/>
+          <w:szCs w:val="21"/>
+        </w:rPr>
+        <w:t>Reject</w:t>
+      </w:r>
+      <w:proofErr w:type="spellEnd"/>
+      <w:r>
+        <w:rPr>
+          <w:rFonts w:ascii="Segoe UI" w:hAnsi="Segoe UI" w:cs="Segoe UI"/>
+          <w:color w:val="CCCCCC"/>
+          <w:sz w:val="21"/>
+          <w:szCs w:val="21"/>
+        </w:rPr>
+        <w:t xml:space="preserve"> -&gt; </w:t>
+      </w:r>
+      <w:proofErr w:type="spellStart"/>
+      <w:r>
+        <w:rPr>
+          <w:rFonts w:ascii="Segoe UI" w:hAnsi="Segoe UI" w:cs="Segoe UI"/>
+          <w:color w:val="CCCCCC"/>
+          <w:sz w:val="21"/>
+          <w:szCs w:val="21"/>
+        </w:rPr>
+        <w:t>Dispatch</w:t>
+      </w:r>
+      <w:proofErr w:type="spellEnd"/>
+      <w:r>
+        <w:rPr>
+          <w:rFonts w:ascii="Segoe UI" w:hAnsi="Segoe UI" w:cs="Segoe UI"/>
+          <w:color w:val="CCCCCC"/>
+          <w:sz w:val="21"/>
+          <w:szCs w:val="21"/>
+        </w:rPr>
+        <w:t xml:space="preserve"> -&gt; </w:t>
+      </w:r>
+      <w:proofErr w:type="spellStart"/>
+      <w:r>
+        <w:rPr>
+          <w:rFonts w:ascii="Segoe UI" w:hAnsi="Segoe UI" w:cs="Segoe UI"/>
+          <w:color w:val="CCCCCC"/>
+          <w:sz w:val="21"/>
+          <w:szCs w:val="21"/>
+        </w:rPr>
+        <w:t>Receive</w:t>
+      </w:r>
+      <w:proofErr w:type="spellEnd"/>
+      <w:r>
+        <w:rPr>
+          <w:rFonts w:ascii="Segoe UI" w:hAnsi="Segoe UI" w:cs="Segoe UI"/>
+          <w:color w:val="CCCCCC"/>
+          <w:sz w:val="21"/>
+          <w:szCs w:val="21"/>
+        </w:rPr>
+        <w:t xml:space="preserve">) asegura la cadena de custodia entre tu almacén primario y las sucursales secundarias, movilizando también las banderas de los </w:t>
+      </w:r>
+      <w:proofErr w:type="spellStart"/>
+      <w:r>
+        <w:rPr>
+          <w:rFonts w:ascii="Segoe UI" w:hAnsi="Segoe UI" w:cs="Segoe UI"/>
+          <w:color w:val="CCCCCC"/>
+          <w:sz w:val="21"/>
+          <w:szCs w:val="21"/>
+        </w:rPr>
+        <w:t>IMEIs</w:t>
+      </w:r>
+      <w:proofErr w:type="spellEnd"/>
+      <w:r>
+        <w:rPr>
+          <w:rFonts w:ascii="Segoe UI" w:hAnsi="Segoe UI" w:cs="Segoe UI"/>
+          <w:color w:val="CCCCCC"/>
+          <w:sz w:val="21"/>
+          <w:szCs w:val="21"/>
+        </w:rPr>
+        <w:t>.</w:t>
+      </w:r>
+    </w:p>
+    <w:p>
+      <w:pPr>
+        <w:numPr>
+          <w:ilvl w:val="0"/>
+          <w:numId w:val="9"/>
+        </w:numPr>
+        <w:shd w:val="clear" w:color="auto" w:fill="1F1F1F"/>
+        <w:spacing w:before="100" w:beforeAutospacing="1" w:after="100" w:afterAutospacing="1" w:line="240" w:lineRule="auto"/>
+        <w:rPr>
+          <w:rFonts w:ascii="Segoe UI" w:hAnsi="Segoe UI" w:cs="Segoe UI"/>
+          <w:color w:val="CCCCCC"/>
+          <w:sz w:val="21"/>
+          <w:szCs w:val="21"/>
+        </w:rPr>
+      </w:pPr>
+      <w:r>
+        <w:rPr>
+          <w:rFonts w:ascii="Segoe UI Emoji" w:hAnsi="Segoe UI Emoji" w:cs="Segoe UI Emoji"/>
+          <w:color w:val="CCCCCC"/>
+          <w:sz w:val="21"/>
+          <w:szCs w:val="21"/>
+        </w:rPr>
+        <w:t>⚠</w:t>
+      </w:r>
+      <w:r>
+        <w:rPr>
+          <w:rFonts w:ascii="Segoe UI" w:hAnsi="Segoe UI" w:cs="Segoe UI"/>
+          <w:color w:val="CCCCCC"/>
+          <w:sz w:val="21"/>
+          <w:szCs w:val="21"/>
+        </w:rPr>
+        <w:t>️ </w:t>
+      </w:r>
+      <w:r>
+        <w:rPr>
+          <w:rStyle w:val="Textoennegrita"/>
+          <w:rFonts w:ascii="Segoe UI" w:hAnsi="Segoe UI" w:cs="Segoe UI"/>
+          <w:color w:val="CCCCCC"/>
+          <w:sz w:val="21"/>
+          <w:szCs w:val="21"/>
+        </w:rPr>
+        <w:t>CU 1.5 Alertas automáticas</w:t>
+      </w:r>
+      <w:r>
+        <w:rPr>
+          <w:rFonts w:ascii="Segoe UI" w:hAnsi="Segoe UI" w:cs="Segoe UI"/>
+          <w:color w:val="CCCCCC"/>
+          <w:sz w:val="21"/>
+          <w:szCs w:val="21"/>
+        </w:rPr>
+        <w:t xml:space="preserve">: Parcial. En la vista del </w:t>
+      </w:r>
+      <w:proofErr w:type="spellStart"/>
+      <w:r>
+        <w:rPr>
+          <w:rFonts w:ascii="Segoe UI" w:hAnsi="Segoe UI" w:cs="Segoe UI"/>
+          <w:color w:val="CCCCCC"/>
+          <w:sz w:val="21"/>
+          <w:szCs w:val="21"/>
+        </w:rPr>
+        <w:t>Dashboard</w:t>
+      </w:r>
+      <w:proofErr w:type="spellEnd"/>
+      <w:r>
+        <w:rPr>
+          <w:rFonts w:ascii="Segoe UI" w:hAnsi="Segoe UI" w:cs="Segoe UI"/>
+          <w:color w:val="CCCCCC"/>
+          <w:sz w:val="21"/>
+          <w:szCs w:val="21"/>
+        </w:rPr>
+        <w:t xml:space="preserve"> (</w:t>
+      </w:r>
+      <w:proofErr w:type="spellStart"/>
+      <w:r>
+        <w:rPr>
+          <w:rFonts w:ascii="Segoe UI" w:hAnsi="Segoe UI" w:cs="Segoe UI"/>
+          <w:color w:val="CCCCCC"/>
+          <w:sz w:val="21"/>
+          <w:szCs w:val="21"/>
+        </w:rPr>
+        <w:t>Dashboard.jsx</w:t>
+      </w:r>
+      <w:proofErr w:type="spellEnd"/>
+      <w:r>
+        <w:rPr>
+          <w:rFonts w:ascii="Segoe UI" w:hAnsi="Segoe UI" w:cs="Segoe UI"/>
+          <w:color w:val="CCCCCC"/>
+          <w:sz w:val="21"/>
+          <w:szCs w:val="21"/>
+        </w:rPr>
+        <w:t>) se listan en texto rojo los productos con stock crítico, pero aún no dispara un "Email Automático" a altas horas de la noche.</w:t>
+      </w:r>
+    </w:p>
+    <w:p>
+      <w:pPr>
+        <w:pStyle w:val="Ttulo3"/>
+        <w:shd w:val="clear" w:color="auto" w:fill="1F1F1F"/>
+        <w:rPr>
+          <w:rFonts w:ascii="Segoe UI" w:hAnsi="Segoe UI" w:cs="Segoe UI"/>
+          <w:b w:val="0"/>
+          <w:bCs w:val="0"/>
+          <w:color w:val="CCCCCC"/>
+        </w:rPr>
+      </w:pPr>
+      <w:r>
+        <w:rPr>
+          <w:rFonts w:ascii="Segoe UI" w:hAnsi="Segoe UI" w:cs="Segoe UI"/>
+          <w:b w:val="0"/>
+          <w:bCs w:val="0"/>
+          <w:color w:val="CCCCCC"/>
+        </w:rPr>
+        <w:lastRenderedPageBreak/>
+        <w:t>Módulo 2: Punto de Venta (POS) (El Corazón)</w:t>
+      </w:r>
+    </w:p>
+    <w:p>
+      <w:pPr>
+        <w:numPr>
+          <w:ilvl w:val="0"/>
+          <w:numId w:val="10"/>
+        </w:numPr>
+        <w:shd w:val="clear" w:color="auto" w:fill="1F1F1F"/>
+        <w:spacing w:before="100" w:beforeAutospacing="1" w:after="100" w:afterAutospacing="1" w:line="240" w:lineRule="auto"/>
+        <w:rPr>
+          <w:rFonts w:ascii="Segoe UI" w:hAnsi="Segoe UI" w:cs="Segoe UI"/>
+          <w:color w:val="CCCCCC"/>
+          <w:sz w:val="21"/>
+          <w:szCs w:val="21"/>
+        </w:rPr>
+      </w:pPr>
+      <w:r>
+        <w:rPr>
+          <w:rFonts w:ascii="Segoe UI Emoji" w:hAnsi="Segoe UI Emoji" w:cs="Segoe UI Emoji"/>
+          <w:color w:val="CCCCCC"/>
+          <w:sz w:val="21"/>
+          <w:szCs w:val="21"/>
+        </w:rPr>
+        <w:t>✅</w:t>
+      </w:r>
+      <w:r>
+        <w:rPr>
+          <w:rFonts w:ascii="Segoe UI" w:hAnsi="Segoe UI" w:cs="Segoe UI"/>
+          <w:color w:val="CCCCCC"/>
+          <w:sz w:val="21"/>
+          <w:szCs w:val="21"/>
+        </w:rPr>
+        <w:t> </w:t>
+      </w:r>
+      <w:r>
+        <w:rPr>
+          <w:rStyle w:val="Textoennegrita"/>
+          <w:rFonts w:ascii="Segoe UI" w:hAnsi="Segoe UI" w:cs="Segoe UI"/>
+          <w:color w:val="CCCCCC"/>
+          <w:sz w:val="21"/>
+          <w:szCs w:val="21"/>
+        </w:rPr>
+        <w:t>CU 2.1 Escanear producto</w:t>
+      </w:r>
+      <w:r>
+        <w:rPr>
+          <w:rFonts w:ascii="Segoe UI" w:hAnsi="Segoe UI" w:cs="Segoe UI"/>
+          <w:color w:val="CCCCCC"/>
+          <w:sz w:val="21"/>
+          <w:szCs w:val="21"/>
+        </w:rPr>
+        <w:t>: Operativo. El buscador del POS admite tipeo o pistolas láser.</w:t>
+      </w:r>
+    </w:p>
+    <w:p>
+      <w:pPr>
+        <w:numPr>
+          <w:ilvl w:val="0"/>
+          <w:numId w:val="10"/>
+        </w:numPr>
+        <w:shd w:val="clear" w:color="auto" w:fill="1F1F1F"/>
+        <w:spacing w:before="100" w:beforeAutospacing="1" w:after="100" w:afterAutospacing="1" w:line="240" w:lineRule="auto"/>
+        <w:rPr>
+          <w:rFonts w:ascii="Segoe UI" w:hAnsi="Segoe UI" w:cs="Segoe UI"/>
+          <w:color w:val="CCCCCC"/>
+          <w:sz w:val="21"/>
+          <w:szCs w:val="21"/>
+        </w:rPr>
+      </w:pPr>
+      <w:r>
+        <w:rPr>
+          <w:rFonts w:ascii="Segoe UI Emoji" w:hAnsi="Segoe UI Emoji" w:cs="Segoe UI Emoji"/>
+          <w:color w:val="CCCCCC"/>
+          <w:sz w:val="21"/>
+          <w:szCs w:val="21"/>
+        </w:rPr>
+        <w:t>✅</w:t>
+      </w:r>
+      <w:r>
+        <w:rPr>
+          <w:rFonts w:ascii="Segoe UI" w:hAnsi="Segoe UI" w:cs="Segoe UI"/>
+          <w:color w:val="CCCCCC"/>
+          <w:sz w:val="21"/>
+          <w:szCs w:val="21"/>
+        </w:rPr>
+        <w:t> </w:t>
+      </w:r>
+      <w:r>
+        <w:rPr>
+          <w:rStyle w:val="Textoennegrita"/>
+          <w:rFonts w:ascii="Segoe UI" w:hAnsi="Segoe UI" w:cs="Segoe UI"/>
+          <w:color w:val="CCCCCC"/>
+          <w:sz w:val="21"/>
+          <w:szCs w:val="21"/>
+        </w:rPr>
+        <w:t>CU 2.2 Descuentos</w:t>
+      </w:r>
+      <w:r>
+        <w:rPr>
+          <w:rFonts w:ascii="Segoe UI" w:hAnsi="Segoe UI" w:cs="Segoe UI"/>
+          <w:color w:val="CCCCCC"/>
+          <w:sz w:val="21"/>
+          <w:szCs w:val="21"/>
+        </w:rPr>
+        <w:t>: Operativo. Admite %, monto fijo, y exige </w:t>
+      </w:r>
+      <w:r>
+        <w:rPr>
+          <w:rStyle w:val="Textoennegrita"/>
+          <w:rFonts w:ascii="Segoe UI" w:hAnsi="Segoe UI" w:cs="Segoe UI"/>
+          <w:color w:val="CCCCCC"/>
+          <w:sz w:val="21"/>
+          <w:szCs w:val="21"/>
+        </w:rPr>
+        <w:t>Autorización del Supervisor (PIN)</w:t>
+      </w:r>
+      <w:r>
+        <w:rPr>
+          <w:rFonts w:ascii="Segoe UI" w:hAnsi="Segoe UI" w:cs="Segoe UI"/>
+          <w:color w:val="CCCCCC"/>
+          <w:sz w:val="21"/>
+          <w:szCs w:val="21"/>
+        </w:rPr>
+        <w:t> para rebajas mayores al 15% del total.</w:t>
+      </w:r>
+    </w:p>
+    <w:p>
+      <w:pPr>
+        <w:numPr>
+          <w:ilvl w:val="0"/>
+          <w:numId w:val="10"/>
+        </w:numPr>
+        <w:shd w:val="clear" w:color="auto" w:fill="1F1F1F"/>
+        <w:spacing w:before="100" w:beforeAutospacing="1" w:after="100" w:afterAutospacing="1" w:line="240" w:lineRule="auto"/>
+        <w:rPr>
+          <w:rFonts w:ascii="Segoe UI" w:hAnsi="Segoe UI" w:cs="Segoe UI"/>
+          <w:color w:val="CCCCCC"/>
+          <w:sz w:val="21"/>
+          <w:szCs w:val="21"/>
+        </w:rPr>
+      </w:pPr>
+      <w:r>
+        <w:rPr>
+          <w:rFonts w:ascii="Segoe UI Emoji" w:hAnsi="Segoe UI Emoji" w:cs="Segoe UI Emoji"/>
+          <w:color w:val="CCCCCC"/>
+          <w:sz w:val="21"/>
+          <w:szCs w:val="21"/>
+        </w:rPr>
+        <w:t>✅</w:t>
+      </w:r>
+      <w:r>
+        <w:rPr>
+          <w:rFonts w:ascii="Segoe UI" w:hAnsi="Segoe UI" w:cs="Segoe UI"/>
+          <w:color w:val="CCCCCC"/>
+          <w:sz w:val="21"/>
+          <w:szCs w:val="21"/>
+        </w:rPr>
+        <w:t> </w:t>
+      </w:r>
+      <w:r>
+        <w:rPr>
+          <w:rStyle w:val="Textoennegrita"/>
+          <w:rFonts w:ascii="Segoe UI" w:hAnsi="Segoe UI" w:cs="Segoe UI"/>
+          <w:color w:val="CCCCCC"/>
+          <w:sz w:val="21"/>
+          <w:szCs w:val="21"/>
+        </w:rPr>
+        <w:t>CU 2.3 Procesar pagos</w:t>
+      </w:r>
+      <w:r>
+        <w:rPr>
+          <w:rFonts w:ascii="Segoe UI" w:hAnsi="Segoe UI" w:cs="Segoe UI"/>
+          <w:color w:val="CCCCCC"/>
+          <w:sz w:val="21"/>
+          <w:szCs w:val="21"/>
+        </w:rPr>
+        <w:t>: Operativo. Efectivo, Tarjeta, etc. (En Módulo Caja).</w:t>
+      </w:r>
+    </w:p>
+    <w:p>
+      <w:pPr>
+        <w:numPr>
+          <w:ilvl w:val="0"/>
+          <w:numId w:val="10"/>
+        </w:numPr>
+        <w:shd w:val="clear" w:color="auto" w:fill="1F1F1F"/>
+        <w:spacing w:before="100" w:beforeAutospacing="1" w:after="100" w:afterAutospacing="1" w:line="240" w:lineRule="auto"/>
+        <w:rPr>
+          <w:rFonts w:ascii="Segoe UI" w:hAnsi="Segoe UI" w:cs="Segoe UI"/>
+          <w:color w:val="CCCCCC"/>
+          <w:sz w:val="21"/>
+          <w:szCs w:val="21"/>
+        </w:rPr>
+      </w:pPr>
+      <w:r>
+        <w:rPr>
+          <w:rFonts w:ascii="Segoe UI Emoji" w:hAnsi="Segoe UI Emoji" w:cs="Segoe UI Emoji"/>
+          <w:color w:val="CCCCCC"/>
+          <w:sz w:val="21"/>
+          <w:szCs w:val="21"/>
+        </w:rPr>
+        <w:t>✅</w:t>
+      </w:r>
+      <w:r>
+        <w:rPr>
+          <w:rFonts w:ascii="Segoe UI" w:hAnsi="Segoe UI" w:cs="Segoe UI"/>
+          <w:color w:val="CCCCCC"/>
+          <w:sz w:val="21"/>
+          <w:szCs w:val="21"/>
+        </w:rPr>
+        <w:t> </w:t>
+      </w:r>
+      <w:r>
+        <w:rPr>
+          <w:rStyle w:val="Textoennegrita"/>
+          <w:rFonts w:ascii="Segoe UI" w:hAnsi="Segoe UI" w:cs="Segoe UI"/>
+          <w:color w:val="CCCCCC"/>
+          <w:sz w:val="21"/>
+          <w:szCs w:val="21"/>
+        </w:rPr>
+        <w:t>CU 2.4 y 2.5 SUNAT / RENIEC</w:t>
+      </w:r>
+      <w:r>
+        <w:rPr>
+          <w:rFonts w:ascii="Segoe UI" w:hAnsi="Segoe UI" w:cs="Segoe UI"/>
+          <w:color w:val="CCCCCC"/>
+          <w:sz w:val="21"/>
+          <w:szCs w:val="21"/>
+        </w:rPr>
+        <w:t>: Operativo. Valida que las compras mayores a S/ 700 no sean anónimas y se envía de forma asíncrona un XML a un servicio simulado (</w:t>
+      </w:r>
+      <w:proofErr w:type="spellStart"/>
+      <w:r>
+        <w:rPr>
+          <w:rFonts w:ascii="Segoe UI" w:hAnsi="Segoe UI" w:cs="Segoe UI"/>
+          <w:color w:val="CCCCCC"/>
+          <w:sz w:val="21"/>
+          <w:szCs w:val="21"/>
+        </w:rPr>
+        <w:t>Mock</w:t>
+      </w:r>
+      <w:proofErr w:type="spellEnd"/>
+      <w:r>
+        <w:rPr>
+          <w:rFonts w:ascii="Segoe UI" w:hAnsi="Segoe UI" w:cs="Segoe UI"/>
+          <w:color w:val="CCCCCC"/>
+          <w:sz w:val="21"/>
+          <w:szCs w:val="21"/>
+        </w:rPr>
+        <w:t xml:space="preserve"> OSE).</w:t>
+      </w:r>
+    </w:p>
+    <w:p>
+      <w:pPr>
+        <w:numPr>
+          <w:ilvl w:val="0"/>
+          <w:numId w:val="10"/>
+        </w:numPr>
+        <w:shd w:val="clear" w:color="auto" w:fill="1F1F1F"/>
+        <w:spacing w:before="100" w:beforeAutospacing="1" w:after="100" w:afterAutospacing="1" w:line="240" w:lineRule="auto"/>
+        <w:rPr>
+          <w:rFonts w:ascii="Segoe UI" w:hAnsi="Segoe UI" w:cs="Segoe UI"/>
+          <w:color w:val="CCCCCC"/>
+          <w:sz w:val="21"/>
+          <w:szCs w:val="21"/>
+        </w:rPr>
+      </w:pPr>
+      <w:r>
+        <w:rPr>
+          <w:rFonts w:ascii="Segoe UI Emoji" w:hAnsi="Segoe UI Emoji" w:cs="Segoe UI Emoji"/>
+          <w:color w:val="CCCCCC"/>
+          <w:sz w:val="21"/>
+          <w:szCs w:val="21"/>
+        </w:rPr>
+        <w:t>✅</w:t>
+      </w:r>
+      <w:r>
+        <w:rPr>
+          <w:rFonts w:ascii="Segoe UI" w:hAnsi="Segoe UI" w:cs="Segoe UI"/>
+          <w:color w:val="CCCCCC"/>
+          <w:sz w:val="21"/>
+          <w:szCs w:val="21"/>
+        </w:rPr>
+        <w:t> </w:t>
+      </w:r>
+      <w:r>
+        <w:rPr>
+          <w:rStyle w:val="Textoennegrita"/>
+          <w:rFonts w:ascii="Segoe UI" w:hAnsi="Segoe UI" w:cs="Segoe UI"/>
+          <w:color w:val="CCCCCC"/>
+          <w:sz w:val="21"/>
+          <w:szCs w:val="21"/>
+        </w:rPr>
+        <w:t>CU 2.6 Devoluciones y NC</w:t>
+      </w:r>
+      <w:r>
+        <w:rPr>
+          <w:rFonts w:ascii="Segoe UI" w:hAnsi="Segoe UI" w:cs="Segoe UI"/>
+          <w:color w:val="CCCCCC"/>
+          <w:sz w:val="21"/>
+          <w:szCs w:val="21"/>
+        </w:rPr>
+        <w:t>: Operativo. Desde el Historial de Ventas, la Anulación repone el stock, cancela los puntos del cliente y levanta una Nota de Crédito Electrónica.</w:t>
+      </w:r>
+    </w:p>
+    <w:p>
+      <w:pPr>
+        <w:pStyle w:val="Ttulo3"/>
+        <w:shd w:val="clear" w:color="auto" w:fill="1F1F1F"/>
+        <w:rPr>
+          <w:rFonts w:ascii="Segoe UI" w:hAnsi="Segoe UI" w:cs="Segoe UI"/>
+          <w:b w:val="0"/>
+          <w:bCs w:val="0"/>
+          <w:color w:val="CCCCCC"/>
+        </w:rPr>
+      </w:pPr>
+      <w:r>
+        <w:rPr>
+          <w:rFonts w:ascii="Segoe UI" w:hAnsi="Segoe UI" w:cs="Segoe UI"/>
+          <w:b w:val="0"/>
+          <w:bCs w:val="0"/>
+          <w:color w:val="CCCCCC"/>
+        </w:rPr>
+        <w:t>Módulo 3: Compras y Proveedores</w:t>
+      </w:r>
+    </w:p>
+    <w:p>
+      <w:pPr>
+        <w:numPr>
+          <w:ilvl w:val="0"/>
+          <w:numId w:val="11"/>
+        </w:numPr>
+        <w:shd w:val="clear" w:color="auto" w:fill="1F1F1F"/>
+        <w:spacing w:before="100" w:beforeAutospacing="1" w:after="100" w:afterAutospacing="1" w:line="240" w:lineRule="auto"/>
+        <w:rPr>
+          <w:rFonts w:ascii="Segoe UI" w:hAnsi="Segoe UI" w:cs="Segoe UI"/>
+          <w:color w:val="CCCCCC"/>
+          <w:sz w:val="21"/>
+          <w:szCs w:val="21"/>
+        </w:rPr>
+      </w:pPr>
+      <w:r>
+        <w:rPr>
+          <w:rFonts w:ascii="Segoe UI Emoji" w:hAnsi="Segoe UI Emoji" w:cs="Segoe UI Emoji"/>
+          <w:color w:val="CCCCCC"/>
+          <w:sz w:val="21"/>
+          <w:szCs w:val="21"/>
+        </w:rPr>
+        <w:t>✅</w:t>
+      </w:r>
+      <w:r>
+        <w:rPr>
+          <w:rFonts w:ascii="Segoe UI" w:hAnsi="Segoe UI" w:cs="Segoe UI"/>
+          <w:color w:val="CCCCCC"/>
+          <w:sz w:val="21"/>
+          <w:szCs w:val="21"/>
+        </w:rPr>
+        <w:t> </w:t>
+      </w:r>
+      <w:r>
+        <w:rPr>
+          <w:rStyle w:val="Textoennegrita"/>
+          <w:rFonts w:ascii="Segoe UI" w:hAnsi="Segoe UI" w:cs="Segoe UI"/>
+          <w:color w:val="CCCCCC"/>
+          <w:sz w:val="21"/>
+          <w:szCs w:val="21"/>
+        </w:rPr>
+        <w:t>Administración</w:t>
+      </w:r>
+      <w:r>
+        <w:rPr>
+          <w:rFonts w:ascii="Segoe UI" w:hAnsi="Segoe UI" w:cs="Segoe UI"/>
+          <w:color w:val="CCCCCC"/>
+          <w:sz w:val="21"/>
+          <w:szCs w:val="21"/>
+        </w:rPr>
+        <w:t>: Proveedores base registrados en BD.</w:t>
+      </w:r>
+    </w:p>
+    <w:p>
+      <w:pPr>
+        <w:numPr>
+          <w:ilvl w:val="0"/>
+          <w:numId w:val="11"/>
+        </w:numPr>
+        <w:shd w:val="clear" w:color="auto" w:fill="1F1F1F"/>
+        <w:spacing w:before="100" w:beforeAutospacing="1" w:after="100" w:afterAutospacing="1" w:line="240" w:lineRule="auto"/>
+        <w:rPr>
+          <w:rFonts w:ascii="Segoe UI" w:hAnsi="Segoe UI" w:cs="Segoe UI"/>
+          <w:color w:val="CCCCCC"/>
+          <w:sz w:val="21"/>
+          <w:szCs w:val="21"/>
+        </w:rPr>
+      </w:pPr>
+      <w:r>
+        <w:rPr>
+          <w:rFonts w:ascii="Segoe UI Emoji" w:hAnsi="Segoe UI Emoji" w:cs="Segoe UI Emoji"/>
+          <w:color w:val="CCCCCC"/>
+          <w:sz w:val="21"/>
+          <w:szCs w:val="21"/>
+        </w:rPr>
+        <w:t>✅</w:t>
+      </w:r>
+      <w:r>
+        <w:rPr>
+          <w:rFonts w:ascii="Segoe UI" w:hAnsi="Segoe UI" w:cs="Segoe UI"/>
+          <w:color w:val="CCCCCC"/>
+          <w:sz w:val="21"/>
+          <w:szCs w:val="21"/>
+        </w:rPr>
+        <w:t> </w:t>
+      </w:r>
+      <w:r>
+        <w:rPr>
+          <w:rStyle w:val="Textoennegrita"/>
+          <w:rFonts w:ascii="Segoe UI" w:hAnsi="Segoe UI" w:cs="Segoe UI"/>
+          <w:color w:val="CCCCCC"/>
+          <w:sz w:val="21"/>
+          <w:szCs w:val="21"/>
+        </w:rPr>
+        <w:t>Órdenes de Compra (OC)</w:t>
+      </w:r>
+      <w:r>
+        <w:rPr>
+          <w:rFonts w:ascii="Segoe UI" w:hAnsi="Segoe UI" w:cs="Segoe UI"/>
+          <w:color w:val="CCCCCC"/>
+          <w:sz w:val="21"/>
+          <w:szCs w:val="21"/>
+        </w:rPr>
+        <w:t xml:space="preserve">: Las </w:t>
+      </w:r>
+      <w:proofErr w:type="spellStart"/>
+      <w:r>
+        <w:rPr>
+          <w:rFonts w:ascii="Segoe UI" w:hAnsi="Segoe UI" w:cs="Segoe UI"/>
+          <w:color w:val="CCCCCC"/>
+          <w:sz w:val="21"/>
+          <w:szCs w:val="21"/>
+        </w:rPr>
+        <w:t>OCs</w:t>
+      </w:r>
+      <w:proofErr w:type="spellEnd"/>
+      <w:r>
+        <w:rPr>
+          <w:rFonts w:ascii="Segoe UI" w:hAnsi="Segoe UI" w:cs="Segoe UI"/>
+          <w:color w:val="CCCCCC"/>
+          <w:sz w:val="21"/>
+          <w:szCs w:val="21"/>
+        </w:rPr>
+        <w:t xml:space="preserve"> se generan con proyección de costos.</w:t>
+      </w:r>
+    </w:p>
+    <w:p>
+      <w:pPr>
+        <w:numPr>
+          <w:ilvl w:val="0"/>
+          <w:numId w:val="11"/>
+        </w:numPr>
+        <w:shd w:val="clear" w:color="auto" w:fill="1F1F1F"/>
+        <w:spacing w:before="100" w:beforeAutospacing="1" w:after="100" w:afterAutospacing="1" w:line="240" w:lineRule="auto"/>
+        <w:rPr>
+          <w:rFonts w:ascii="Segoe UI" w:hAnsi="Segoe UI" w:cs="Segoe UI"/>
+          <w:color w:val="CCCCCC"/>
+          <w:sz w:val="21"/>
+          <w:szCs w:val="21"/>
+        </w:rPr>
+      </w:pPr>
+      <w:r>
+        <w:rPr>
+          <w:rFonts w:ascii="Segoe UI Emoji" w:hAnsi="Segoe UI Emoji" w:cs="Segoe UI Emoji"/>
+          <w:color w:val="CCCCCC"/>
+          <w:sz w:val="21"/>
+          <w:szCs w:val="21"/>
+        </w:rPr>
+        <w:t>✅</w:t>
+      </w:r>
+      <w:r>
+        <w:rPr>
+          <w:rFonts w:ascii="Segoe UI" w:hAnsi="Segoe UI" w:cs="Segoe UI"/>
+          <w:color w:val="CCCCCC"/>
+          <w:sz w:val="21"/>
+          <w:szCs w:val="21"/>
+        </w:rPr>
+        <w:t> </w:t>
+      </w:r>
+      <w:r>
+        <w:rPr>
+          <w:rStyle w:val="Textoennegrita"/>
+          <w:rFonts w:ascii="Segoe UI" w:hAnsi="Segoe UI" w:cs="Segoe UI"/>
+          <w:color w:val="CCCCCC"/>
+          <w:sz w:val="21"/>
+          <w:szCs w:val="21"/>
+        </w:rPr>
+        <w:t>Generación PDF</w:t>
+      </w:r>
+      <w:r>
+        <w:rPr>
+          <w:rFonts w:ascii="Segoe UI" w:hAnsi="Segoe UI" w:cs="Segoe UI"/>
+          <w:color w:val="CCCCCC"/>
+          <w:sz w:val="21"/>
+          <w:szCs w:val="21"/>
+        </w:rPr>
+        <w:t>: Al procesar una OC se genera un PDF corporativo con logo </w:t>
+      </w:r>
+      <w:r>
+        <w:rPr>
+          <w:rStyle w:val="CdigoHTML"/>
+          <w:rFonts w:eastAsiaTheme="minorHAnsi"/>
+          <w:color w:val="D0D0D0"/>
+          <w:sz w:val="19"/>
+          <w:szCs w:val="19"/>
+          <w:shd w:val="clear" w:color="auto" w:fill="3C3C3C"/>
+        </w:rPr>
+        <w:t>SMART PE</w:t>
+      </w:r>
+      <w:r>
+        <w:rPr>
+          <w:rFonts w:ascii="Segoe UI" w:hAnsi="Segoe UI" w:cs="Segoe UI"/>
+          <w:color w:val="CCCCCC"/>
+          <w:sz w:val="21"/>
+          <w:szCs w:val="21"/>
+        </w:rPr>
+        <w:t> para adjuntar al proveedor.</w:t>
+      </w:r>
+    </w:p>
+    <w:p>
+      <w:pPr>
+        <w:numPr>
+          <w:ilvl w:val="0"/>
+          <w:numId w:val="11"/>
+        </w:numPr>
+        <w:shd w:val="clear" w:color="auto" w:fill="1F1F1F"/>
+        <w:spacing w:before="100" w:beforeAutospacing="1" w:after="100" w:afterAutospacing="1" w:line="240" w:lineRule="auto"/>
+        <w:rPr>
+          <w:rFonts w:ascii="Segoe UI" w:hAnsi="Segoe UI" w:cs="Segoe UI"/>
+          <w:color w:val="CCCCCC"/>
+          <w:sz w:val="21"/>
+          <w:szCs w:val="21"/>
+        </w:rPr>
+      </w:pPr>
+      <w:r>
+        <w:rPr>
+          <w:rFonts w:ascii="Segoe UI Emoji" w:hAnsi="Segoe UI Emoji" w:cs="Segoe UI Emoji"/>
+          <w:color w:val="CCCCCC"/>
+          <w:sz w:val="21"/>
+          <w:szCs w:val="21"/>
+        </w:rPr>
+        <w:t>✅</w:t>
+      </w:r>
+      <w:r>
+        <w:rPr>
+          <w:rFonts w:ascii="Segoe UI" w:hAnsi="Segoe UI" w:cs="Segoe UI"/>
+          <w:color w:val="CCCCCC"/>
+          <w:sz w:val="21"/>
+          <w:szCs w:val="21"/>
+        </w:rPr>
+        <w:t> </w:t>
+      </w:r>
+      <w:r>
+        <w:rPr>
+          <w:rStyle w:val="Textoennegrita"/>
+          <w:rFonts w:ascii="Segoe UI" w:hAnsi="Segoe UI" w:cs="Segoe UI"/>
+          <w:color w:val="CCCCCC"/>
+          <w:sz w:val="21"/>
+          <w:szCs w:val="21"/>
+        </w:rPr>
+        <w:t>Recepción Avanzada</w:t>
+      </w:r>
+      <w:r>
+        <w:rPr>
+          <w:rFonts w:ascii="Segoe UI" w:hAnsi="Segoe UI" w:cs="Segoe UI"/>
+          <w:color w:val="CCCCCC"/>
+          <w:sz w:val="21"/>
+          <w:szCs w:val="21"/>
+        </w:rPr>
+        <w:t>: El flujo permite convertir una OC en un Ingreso al Kardex verificando IMEI x IMEI según la factura del proveedor.</w:t>
+      </w:r>
+    </w:p>
+    <w:p>
+      <w:pPr>
+        <w:pStyle w:val="Ttulo3"/>
+        <w:shd w:val="clear" w:color="auto" w:fill="1F1F1F"/>
+        <w:rPr>
+          <w:rFonts w:ascii="Segoe UI" w:hAnsi="Segoe UI" w:cs="Segoe UI"/>
+          <w:b w:val="0"/>
+          <w:bCs w:val="0"/>
+          <w:color w:val="CCCCCC"/>
+        </w:rPr>
+      </w:pPr>
+      <w:r>
+        <w:rPr>
+          <w:rFonts w:ascii="Segoe UI" w:hAnsi="Segoe UI" w:cs="Segoe UI"/>
+          <w:b w:val="0"/>
+          <w:bCs w:val="0"/>
+          <w:color w:val="CCCCCC"/>
+        </w:rPr>
+        <w:t>Módulo 4: Clientes (CRM) y Fidelización</w:t>
+      </w:r>
+    </w:p>
+    <w:p>
+      <w:pPr>
+        <w:numPr>
+          <w:ilvl w:val="0"/>
+          <w:numId w:val="12"/>
+        </w:numPr>
+        <w:shd w:val="clear" w:color="auto" w:fill="1F1F1F"/>
+        <w:spacing w:before="100" w:beforeAutospacing="1" w:after="100" w:afterAutospacing="1" w:line="240" w:lineRule="auto"/>
+        <w:rPr>
+          <w:rFonts w:ascii="Segoe UI" w:hAnsi="Segoe UI" w:cs="Segoe UI"/>
+          <w:color w:val="CCCCCC"/>
+          <w:sz w:val="21"/>
+          <w:szCs w:val="21"/>
+        </w:rPr>
+      </w:pPr>
+      <w:r>
+        <w:rPr>
+          <w:rFonts w:ascii="Segoe UI Emoji" w:hAnsi="Segoe UI Emoji" w:cs="Segoe UI Emoji"/>
+          <w:color w:val="CCCCCC"/>
+          <w:sz w:val="21"/>
+          <w:szCs w:val="21"/>
+        </w:rPr>
+        <w:t>✅</w:t>
+      </w:r>
+      <w:r>
+        <w:rPr>
+          <w:rFonts w:ascii="Segoe UI" w:hAnsi="Segoe UI" w:cs="Segoe UI"/>
+          <w:color w:val="CCCCCC"/>
+          <w:sz w:val="21"/>
+          <w:szCs w:val="21"/>
+        </w:rPr>
+        <w:t> </w:t>
+      </w:r>
+      <w:r>
+        <w:rPr>
+          <w:rStyle w:val="Textoennegrita"/>
+          <w:rFonts w:ascii="Segoe UI" w:hAnsi="Segoe UI" w:cs="Segoe UI"/>
+          <w:color w:val="CCCCCC"/>
+          <w:sz w:val="21"/>
+          <w:szCs w:val="21"/>
+        </w:rPr>
+        <w:t>Búsqueda por DNI Inteligente</w:t>
+      </w:r>
+      <w:r>
+        <w:rPr>
+          <w:rFonts w:ascii="Segoe UI" w:hAnsi="Segoe UI" w:cs="Segoe UI"/>
+          <w:color w:val="CCCCCC"/>
+          <w:sz w:val="21"/>
+          <w:szCs w:val="21"/>
+        </w:rPr>
+        <w:t>: Interfaz preparada.</w:t>
+      </w:r>
+    </w:p>
+    <w:p>
+      <w:pPr>
+        <w:numPr>
+          <w:ilvl w:val="0"/>
+          <w:numId w:val="12"/>
+        </w:numPr>
+        <w:shd w:val="clear" w:color="auto" w:fill="1F1F1F"/>
+        <w:spacing w:before="100" w:beforeAutospacing="1" w:after="100" w:afterAutospacing="1" w:line="240" w:lineRule="auto"/>
+        <w:rPr>
+          <w:rFonts w:ascii="Segoe UI" w:hAnsi="Segoe UI" w:cs="Segoe UI"/>
+          <w:color w:val="CCCCCC"/>
+          <w:sz w:val="21"/>
+          <w:szCs w:val="21"/>
+        </w:rPr>
+      </w:pPr>
+      <w:r>
+        <w:rPr>
+          <w:rFonts w:ascii="Segoe UI Emoji" w:hAnsi="Segoe UI Emoji" w:cs="Segoe UI Emoji"/>
+          <w:color w:val="CCCCCC"/>
+          <w:sz w:val="21"/>
+          <w:szCs w:val="21"/>
+        </w:rPr>
+        <w:t>✅</w:t>
+      </w:r>
+      <w:r>
+        <w:rPr>
+          <w:rFonts w:ascii="Segoe UI" w:hAnsi="Segoe UI" w:cs="Segoe UI"/>
+          <w:color w:val="CCCCCC"/>
+          <w:sz w:val="21"/>
+          <w:szCs w:val="21"/>
+        </w:rPr>
+        <w:t> </w:t>
+      </w:r>
+      <w:r>
+        <w:rPr>
+          <w:rStyle w:val="Textoennegrita"/>
+          <w:rFonts w:ascii="Segoe UI" w:hAnsi="Segoe UI" w:cs="Segoe UI"/>
+          <w:color w:val="CCCCCC"/>
+          <w:sz w:val="21"/>
+          <w:szCs w:val="21"/>
+        </w:rPr>
+        <w:t>Puntos (Acumular/Canjear)</w:t>
+      </w:r>
+      <w:r>
+        <w:rPr>
+          <w:rFonts w:ascii="Segoe UI" w:hAnsi="Segoe UI" w:cs="Segoe UI"/>
+          <w:color w:val="CCCCCC"/>
+          <w:sz w:val="21"/>
+          <w:szCs w:val="21"/>
+        </w:rPr>
+        <w:t>: Configurado internamente a la tasa de 1 punto = S/ 10 de compra en el subtotal no-bonificado.</w:t>
+      </w:r>
+    </w:p>
+    <w:p>
+      <w:pPr>
+        <w:numPr>
+          <w:ilvl w:val="0"/>
+          <w:numId w:val="12"/>
+        </w:numPr>
+        <w:shd w:val="clear" w:color="auto" w:fill="1F1F1F"/>
+        <w:spacing w:before="100" w:beforeAutospacing="1" w:after="100" w:afterAutospacing="1" w:line="240" w:lineRule="auto"/>
+        <w:rPr>
+          <w:rFonts w:ascii="Segoe UI" w:hAnsi="Segoe UI" w:cs="Segoe UI"/>
+          <w:color w:val="CCCCCC"/>
+          <w:sz w:val="21"/>
+          <w:szCs w:val="21"/>
+        </w:rPr>
+      </w:pPr>
+      <w:r>
+        <w:rPr>
+          <w:rFonts w:ascii="Segoe UI Emoji" w:hAnsi="Segoe UI Emoji" w:cs="Segoe UI Emoji"/>
+          <w:color w:val="CCCCCC"/>
+          <w:sz w:val="21"/>
+          <w:szCs w:val="21"/>
+        </w:rPr>
+        <w:t>✅</w:t>
+      </w:r>
+      <w:r>
+        <w:rPr>
+          <w:rFonts w:ascii="Segoe UI" w:hAnsi="Segoe UI" w:cs="Segoe UI"/>
+          <w:color w:val="CCCCCC"/>
+          <w:sz w:val="21"/>
+          <w:szCs w:val="21"/>
+        </w:rPr>
+        <w:t> </w:t>
+      </w:r>
+      <w:r>
+        <w:rPr>
+          <w:rStyle w:val="Textoennegrita"/>
+          <w:rFonts w:ascii="Segoe UI" w:hAnsi="Segoe UI" w:cs="Segoe UI"/>
+          <w:color w:val="CCCCCC"/>
+          <w:sz w:val="21"/>
+          <w:szCs w:val="21"/>
+        </w:rPr>
+        <w:t>Perfil de Cliente 360</w:t>
+      </w:r>
+      <w:r>
+        <w:rPr>
+          <w:rFonts w:ascii="Segoe UI" w:hAnsi="Segoe UI" w:cs="Segoe UI"/>
+          <w:color w:val="CCCCCC"/>
+          <w:sz w:val="21"/>
+          <w:szCs w:val="21"/>
+        </w:rPr>
+        <w:t>: El Modal Historial de Cliente muestra la tabla de movimientos (</w:t>
+      </w:r>
+      <w:proofErr w:type="spellStart"/>
+      <w:r>
+        <w:rPr>
+          <w:rFonts w:ascii="Segoe UI" w:hAnsi="Segoe UI" w:cs="Segoe UI"/>
+          <w:color w:val="CCCCCC"/>
+          <w:sz w:val="21"/>
+          <w:szCs w:val="21"/>
+        </w:rPr>
+        <w:t>Earn</w:t>
+      </w:r>
+      <w:proofErr w:type="spellEnd"/>
+      <w:r>
+        <w:rPr>
+          <w:rFonts w:ascii="Segoe UI" w:hAnsi="Segoe UI" w:cs="Segoe UI"/>
+          <w:color w:val="CCCCCC"/>
+          <w:sz w:val="21"/>
+          <w:szCs w:val="21"/>
+        </w:rPr>
+        <w:t>/</w:t>
+      </w:r>
+      <w:proofErr w:type="spellStart"/>
+      <w:r>
+        <w:rPr>
+          <w:rFonts w:ascii="Segoe UI" w:hAnsi="Segoe UI" w:cs="Segoe UI"/>
+          <w:color w:val="CCCCCC"/>
+          <w:sz w:val="21"/>
+          <w:szCs w:val="21"/>
+        </w:rPr>
+        <w:t>Redeem</w:t>
+      </w:r>
+      <w:proofErr w:type="spellEnd"/>
+      <w:r>
+        <w:rPr>
+          <w:rFonts w:ascii="Segoe UI" w:hAnsi="Segoe UI" w:cs="Segoe UI"/>
+          <w:color w:val="CCCCCC"/>
+          <w:sz w:val="21"/>
+          <w:szCs w:val="21"/>
+        </w:rPr>
+        <w:t>) y Ticket Promedio global.</w:t>
+      </w:r>
+    </w:p>
+    <w:p>
+      <w:pPr>
+        <w:pStyle w:val="Ttulo3"/>
+        <w:shd w:val="clear" w:color="auto" w:fill="1F1F1F"/>
+        <w:rPr>
+          <w:rFonts w:ascii="Segoe UI" w:hAnsi="Segoe UI" w:cs="Segoe UI"/>
+          <w:b w:val="0"/>
+          <w:bCs w:val="0"/>
+          <w:color w:val="CCCCCC"/>
+        </w:rPr>
+      </w:pPr>
+      <w:r>
+        <w:rPr>
+          <w:rFonts w:ascii="Segoe UI" w:hAnsi="Segoe UI" w:cs="Segoe UI"/>
+          <w:b w:val="0"/>
+          <w:bCs w:val="0"/>
+          <w:color w:val="CCCCCC"/>
+        </w:rPr>
+        <w:t>Módulo 5: Gestión de Empleados (HR Básico)</w:t>
+      </w:r>
+    </w:p>
+    <w:p>
+      <w:pPr>
+        <w:numPr>
+          <w:ilvl w:val="0"/>
+          <w:numId w:val="13"/>
+        </w:numPr>
+        <w:shd w:val="clear" w:color="auto" w:fill="1F1F1F"/>
+        <w:spacing w:before="100" w:beforeAutospacing="1" w:after="100" w:afterAutospacing="1" w:line="240" w:lineRule="auto"/>
+        <w:rPr>
+          <w:rFonts w:ascii="Segoe UI" w:hAnsi="Segoe UI" w:cs="Segoe UI"/>
+          <w:color w:val="CCCCCC"/>
+          <w:sz w:val="21"/>
+          <w:szCs w:val="21"/>
+        </w:rPr>
+      </w:pPr>
+      <w:r>
+        <w:rPr>
+          <w:rFonts w:ascii="Segoe UI Emoji" w:hAnsi="Segoe UI Emoji" w:cs="Segoe UI Emoji"/>
+          <w:color w:val="CCCCCC"/>
+          <w:sz w:val="21"/>
+          <w:szCs w:val="21"/>
+        </w:rPr>
+        <w:t>✅</w:t>
+      </w:r>
+      <w:r>
+        <w:rPr>
+          <w:rFonts w:ascii="Segoe UI" w:hAnsi="Segoe UI" w:cs="Segoe UI"/>
+          <w:color w:val="CCCCCC"/>
+          <w:sz w:val="21"/>
+          <w:szCs w:val="21"/>
+        </w:rPr>
+        <w:t> </w:t>
+      </w:r>
+      <w:proofErr w:type="spellStart"/>
+      <w:r>
+        <w:rPr>
+          <w:rStyle w:val="Textoennegrita"/>
+          <w:rFonts w:ascii="Segoe UI" w:hAnsi="Segoe UI" w:cs="Segoe UI"/>
+          <w:color w:val="CCCCCC"/>
+          <w:sz w:val="21"/>
+          <w:szCs w:val="21"/>
+        </w:rPr>
+        <w:t>Login</w:t>
+      </w:r>
+      <w:proofErr w:type="spellEnd"/>
+      <w:r>
+        <w:rPr>
+          <w:rStyle w:val="Textoennegrita"/>
+          <w:rFonts w:ascii="Segoe UI" w:hAnsi="Segoe UI" w:cs="Segoe UI"/>
+          <w:color w:val="CCCCCC"/>
+          <w:sz w:val="21"/>
+          <w:szCs w:val="21"/>
+        </w:rPr>
+        <w:t xml:space="preserve"> con Roles</w:t>
+      </w:r>
+      <w:r>
+        <w:rPr>
+          <w:rFonts w:ascii="Segoe UI" w:hAnsi="Segoe UI" w:cs="Segoe UI"/>
+          <w:color w:val="CCCCCC"/>
+          <w:sz w:val="21"/>
+          <w:szCs w:val="21"/>
+        </w:rPr>
+        <w:t>: La seguridad vía Token (JWT) impide a un "Cajero" acceder a métricas financieras, visualizar costos de compras, ni realizar traspasos libres entre tiendas, restringiéndolos por ID de tienda.</w:t>
+      </w:r>
+    </w:p>
+    <w:p>
+      <w:pPr>
+        <w:numPr>
+          <w:ilvl w:val="0"/>
+          <w:numId w:val="13"/>
+        </w:numPr>
+        <w:shd w:val="clear" w:color="auto" w:fill="1F1F1F"/>
+        <w:spacing w:before="100" w:beforeAutospacing="1" w:after="100" w:afterAutospacing="1" w:line="240" w:lineRule="auto"/>
+        <w:rPr>
+          <w:rFonts w:ascii="Segoe UI" w:hAnsi="Segoe UI" w:cs="Segoe UI"/>
+          <w:color w:val="CCCCCC"/>
+          <w:sz w:val="21"/>
+          <w:szCs w:val="21"/>
+        </w:rPr>
+      </w:pPr>
+      <w:r>
+        <w:rPr>
+          <w:rFonts w:ascii="Segoe UI Emoji" w:hAnsi="Segoe UI Emoji" w:cs="Segoe UI Emoji"/>
+          <w:color w:val="CCCCCC"/>
+          <w:sz w:val="21"/>
+          <w:szCs w:val="21"/>
+        </w:rPr>
+        <w:t>❌</w:t>
+      </w:r>
+      <w:r>
+        <w:rPr>
+          <w:rFonts w:ascii="Segoe UI" w:hAnsi="Segoe UI" w:cs="Segoe UI"/>
+          <w:color w:val="CCCCCC"/>
+          <w:sz w:val="21"/>
+          <w:szCs w:val="21"/>
+        </w:rPr>
+        <w:t> </w:t>
+      </w:r>
+      <w:r>
+        <w:rPr>
+          <w:rStyle w:val="Textoennegrita"/>
+          <w:rFonts w:ascii="Segoe UI" w:hAnsi="Segoe UI" w:cs="Segoe UI"/>
+          <w:color w:val="CCCCCC"/>
+          <w:sz w:val="21"/>
+          <w:szCs w:val="21"/>
+        </w:rPr>
+        <w:t>CU 5.3 Asignar metas a Vendedores</w:t>
+      </w:r>
+      <w:r>
+        <w:rPr>
+          <w:rFonts w:ascii="Segoe UI" w:hAnsi="Segoe UI" w:cs="Segoe UI"/>
+          <w:color w:val="CCCCCC"/>
+          <w:sz w:val="21"/>
+          <w:szCs w:val="21"/>
+        </w:rPr>
+        <w:t xml:space="preserve">: Quedó por fuera del </w:t>
+      </w:r>
+      <w:proofErr w:type="spellStart"/>
+      <w:r>
+        <w:rPr>
+          <w:rFonts w:ascii="Segoe UI" w:hAnsi="Segoe UI" w:cs="Segoe UI"/>
+          <w:color w:val="CCCCCC"/>
+          <w:sz w:val="21"/>
+          <w:szCs w:val="21"/>
+        </w:rPr>
+        <w:t>Backend</w:t>
+      </w:r>
+      <w:proofErr w:type="spellEnd"/>
+      <w:r>
+        <w:rPr>
+          <w:rFonts w:ascii="Segoe UI" w:hAnsi="Segoe UI" w:cs="Segoe UI"/>
+          <w:color w:val="CCCCCC"/>
+          <w:sz w:val="21"/>
+          <w:szCs w:val="21"/>
+        </w:rPr>
+        <w:t xml:space="preserve"> en esta iteración (El </w:t>
+      </w:r>
+      <w:proofErr w:type="gramStart"/>
+      <w:r>
+        <w:rPr>
+          <w:rFonts w:ascii="Segoe UI" w:hAnsi="Segoe UI" w:cs="Segoe UI"/>
+          <w:color w:val="CCCCCC"/>
+          <w:sz w:val="21"/>
+          <w:szCs w:val="21"/>
+        </w:rPr>
+        <w:t>reporte lista</w:t>
+      </w:r>
+      <w:proofErr w:type="gramEnd"/>
+      <w:r>
+        <w:rPr>
+          <w:rFonts w:ascii="Segoe UI" w:hAnsi="Segoe UI" w:cs="Segoe UI"/>
+          <w:color w:val="CCCCCC"/>
+          <w:sz w:val="21"/>
+          <w:szCs w:val="21"/>
+        </w:rPr>
+        <w:t xml:space="preserve"> quién vende más, pero no hay interfaz para "asignarle cuota S/ 5000 al mes").</w:t>
+      </w:r>
+    </w:p>
+    <w:p>
+      <w:pPr>
+        <w:numPr>
+          <w:ilvl w:val="0"/>
+          <w:numId w:val="13"/>
+        </w:numPr>
+        <w:shd w:val="clear" w:color="auto" w:fill="1F1F1F"/>
+        <w:spacing w:before="100" w:beforeAutospacing="1" w:after="100" w:afterAutospacing="1" w:line="240" w:lineRule="auto"/>
+        <w:rPr>
+          <w:rFonts w:ascii="Segoe UI" w:hAnsi="Segoe UI" w:cs="Segoe UI"/>
+          <w:color w:val="CCCCCC"/>
+          <w:sz w:val="21"/>
+          <w:szCs w:val="21"/>
+        </w:rPr>
+      </w:pPr>
+      <w:r>
+        <w:rPr>
+          <w:rFonts w:ascii="Segoe UI Emoji" w:hAnsi="Segoe UI Emoji" w:cs="Segoe UI Emoji"/>
+          <w:color w:val="CCCCCC"/>
+          <w:sz w:val="21"/>
+          <w:szCs w:val="21"/>
+        </w:rPr>
+        <w:t>❌</w:t>
+      </w:r>
+      <w:r>
+        <w:rPr>
+          <w:rFonts w:ascii="Segoe UI" w:hAnsi="Segoe UI" w:cs="Segoe UI"/>
+          <w:color w:val="CCCCCC"/>
+          <w:sz w:val="21"/>
+          <w:szCs w:val="21"/>
+        </w:rPr>
+        <w:t> </w:t>
+      </w:r>
+      <w:r>
+        <w:rPr>
+          <w:rStyle w:val="Textoennegrita"/>
+          <w:rFonts w:ascii="Segoe UI" w:hAnsi="Segoe UI" w:cs="Segoe UI"/>
+          <w:color w:val="CCCCCC"/>
+          <w:sz w:val="21"/>
+          <w:szCs w:val="21"/>
+        </w:rPr>
+        <w:t>CU 5.4 Cálculo de comisiones</w:t>
+      </w:r>
+      <w:r>
+        <w:rPr>
+          <w:rFonts w:ascii="Segoe UI" w:hAnsi="Segoe UI" w:cs="Segoe UI"/>
+          <w:color w:val="CCCCCC"/>
+          <w:sz w:val="21"/>
+          <w:szCs w:val="21"/>
+        </w:rPr>
+        <w:t xml:space="preserve">: No implementado. Requiere definir una fórmula de comisión (Lineal, Escalonada, etc.) y un nuevo </w:t>
+      </w:r>
+      <w:proofErr w:type="spellStart"/>
+      <w:r>
+        <w:rPr>
+          <w:rFonts w:ascii="Segoe UI" w:hAnsi="Segoe UI" w:cs="Segoe UI"/>
+          <w:color w:val="CCCCCC"/>
+          <w:sz w:val="21"/>
+          <w:szCs w:val="21"/>
+        </w:rPr>
+        <w:t>endpoint</w:t>
+      </w:r>
+      <w:proofErr w:type="spellEnd"/>
+      <w:r>
+        <w:rPr>
+          <w:rFonts w:ascii="Segoe UI" w:hAnsi="Segoe UI" w:cs="Segoe UI"/>
+          <w:color w:val="CCCCCC"/>
+          <w:sz w:val="21"/>
+          <w:szCs w:val="21"/>
+        </w:rPr>
+        <w:t xml:space="preserve"> analítico.</w:t>
+      </w:r>
+    </w:p>
+    <w:p>
+      <w:pPr>
+        <w:pStyle w:val="Ttulo3"/>
+        <w:shd w:val="clear" w:color="auto" w:fill="1F1F1F"/>
+        <w:rPr>
+          <w:rFonts w:ascii="Segoe UI" w:hAnsi="Segoe UI" w:cs="Segoe UI"/>
+          <w:b w:val="0"/>
+          <w:bCs w:val="0"/>
+          <w:color w:val="CCCCCC"/>
+        </w:rPr>
+      </w:pPr>
+      <w:r>
+        <w:rPr>
+          <w:rFonts w:ascii="Segoe UI" w:hAnsi="Segoe UI" w:cs="Segoe UI"/>
+          <w:b w:val="0"/>
+          <w:bCs w:val="0"/>
+          <w:color w:val="CCCCCC"/>
+        </w:rPr>
+        <w:t>Módulo 6: Reportes e Inteligencia de Negocio (BI)</w:t>
+      </w:r>
+    </w:p>
+    <w:p>
+      <w:pPr>
+        <w:numPr>
+          <w:ilvl w:val="0"/>
+          <w:numId w:val="14"/>
+        </w:numPr>
+        <w:shd w:val="clear" w:color="auto" w:fill="1F1F1F"/>
+        <w:spacing w:before="100" w:beforeAutospacing="1" w:after="100" w:afterAutospacing="1" w:line="240" w:lineRule="auto"/>
+        <w:rPr>
+          <w:rFonts w:ascii="Segoe UI" w:hAnsi="Segoe UI" w:cs="Segoe UI"/>
+          <w:color w:val="CCCCCC"/>
+          <w:sz w:val="21"/>
+          <w:szCs w:val="21"/>
+        </w:rPr>
+      </w:pPr>
+      <w:r>
+        <w:rPr>
+          <w:rFonts w:ascii="Segoe UI Emoji" w:hAnsi="Segoe UI Emoji" w:cs="Segoe UI Emoji"/>
+          <w:color w:val="CCCCCC"/>
+          <w:sz w:val="21"/>
+          <w:szCs w:val="21"/>
+        </w:rPr>
+        <w:t>✅</w:t>
+      </w:r>
+      <w:r>
+        <w:rPr>
+          <w:rFonts w:ascii="Segoe UI" w:hAnsi="Segoe UI" w:cs="Segoe UI"/>
+          <w:color w:val="CCCCCC"/>
+          <w:sz w:val="21"/>
+          <w:szCs w:val="21"/>
+        </w:rPr>
+        <w:t> </w:t>
+      </w:r>
+      <w:proofErr w:type="spellStart"/>
+      <w:r>
+        <w:rPr>
+          <w:rStyle w:val="Textoennegrita"/>
+          <w:rFonts w:ascii="Segoe UI" w:hAnsi="Segoe UI" w:cs="Segoe UI"/>
+          <w:color w:val="CCCCCC"/>
+          <w:sz w:val="21"/>
+          <w:szCs w:val="21"/>
+        </w:rPr>
+        <w:t>Dashboard</w:t>
+      </w:r>
+      <w:proofErr w:type="spellEnd"/>
+      <w:r>
+        <w:rPr>
+          <w:rStyle w:val="Textoennegrita"/>
+          <w:rFonts w:ascii="Segoe UI" w:hAnsi="Segoe UI" w:cs="Segoe UI"/>
+          <w:color w:val="CCCCCC"/>
+          <w:sz w:val="21"/>
+          <w:szCs w:val="21"/>
+        </w:rPr>
+        <w:t xml:space="preserve"> Consolidado (</w:t>
+      </w:r>
+      <w:proofErr w:type="spellStart"/>
+      <w:r>
+        <w:rPr>
+          <w:rStyle w:val="Textoennegrita"/>
+          <w:rFonts w:ascii="Segoe UI" w:hAnsi="Segoe UI" w:cs="Segoe UI"/>
+          <w:color w:val="CCCCCC"/>
+          <w:sz w:val="21"/>
+          <w:szCs w:val="21"/>
+        </w:rPr>
+        <w:t>React</w:t>
+      </w:r>
+      <w:proofErr w:type="spellEnd"/>
+      <w:r>
+        <w:rPr>
+          <w:rStyle w:val="Textoennegrita"/>
+          <w:rFonts w:ascii="Segoe UI" w:hAnsi="Segoe UI" w:cs="Segoe UI"/>
+          <w:color w:val="CCCCCC"/>
+          <w:sz w:val="21"/>
+          <w:szCs w:val="21"/>
+        </w:rPr>
+        <w:t>)</w:t>
+      </w:r>
+      <w:r>
+        <w:rPr>
+          <w:rFonts w:ascii="Segoe UI" w:hAnsi="Segoe UI" w:cs="Segoe UI"/>
+          <w:color w:val="CCCCCC"/>
+          <w:sz w:val="21"/>
+          <w:szCs w:val="21"/>
+        </w:rPr>
+        <w:t>: KPI de "S/ Invertido" en stock, Ticket Promedio, Total de Ventas Diario/Mensual, Crecimiento %.</w:t>
+      </w:r>
+    </w:p>
+    <w:p>
+      <w:pPr>
+        <w:numPr>
+          <w:ilvl w:val="0"/>
+          <w:numId w:val="14"/>
+        </w:numPr>
+        <w:shd w:val="clear" w:color="auto" w:fill="1F1F1F"/>
+        <w:spacing w:before="100" w:beforeAutospacing="1" w:after="100" w:afterAutospacing="1" w:line="240" w:lineRule="auto"/>
+        <w:rPr>
+          <w:rFonts w:ascii="Segoe UI" w:hAnsi="Segoe UI" w:cs="Segoe UI"/>
+          <w:color w:val="CCCCCC"/>
+          <w:sz w:val="21"/>
+          <w:szCs w:val="21"/>
+        </w:rPr>
+      </w:pPr>
+      <w:r>
+        <w:rPr>
+          <w:rFonts w:ascii="Segoe UI Emoji" w:hAnsi="Segoe UI Emoji" w:cs="Segoe UI Emoji"/>
+          <w:color w:val="CCCCCC"/>
+          <w:sz w:val="21"/>
+          <w:szCs w:val="21"/>
+        </w:rPr>
+        <w:t>✅</w:t>
+      </w:r>
+      <w:r>
+        <w:rPr>
+          <w:rFonts w:ascii="Segoe UI" w:hAnsi="Segoe UI" w:cs="Segoe UI"/>
+          <w:color w:val="CCCCCC"/>
+          <w:sz w:val="21"/>
+          <w:szCs w:val="21"/>
+        </w:rPr>
+        <w:t> </w:t>
+      </w:r>
+      <w:r>
+        <w:rPr>
+          <w:rStyle w:val="Textoennegrita"/>
+          <w:rFonts w:ascii="Segoe UI" w:hAnsi="Segoe UI" w:cs="Segoe UI"/>
+          <w:color w:val="CCCCCC"/>
+          <w:sz w:val="21"/>
+          <w:szCs w:val="21"/>
+        </w:rPr>
+        <w:t>Reporte "Dinosaurios"</w:t>
+      </w:r>
+      <w:r>
+        <w:rPr>
+          <w:rFonts w:ascii="Segoe UI" w:hAnsi="Segoe UI" w:cs="Segoe UI"/>
+          <w:color w:val="CCCCCC"/>
+          <w:sz w:val="21"/>
+          <w:szCs w:val="21"/>
+        </w:rPr>
+        <w:t>: Lista de productos sin ventas en 30 días, esencial para inyectarlos en "Promociones".</w:t>
+      </w:r>
+    </w:p>
+    <w:p>
+      <w:pPr>
+        <w:spacing w:after="0"/>
+        <w:rPr>
+          <w:rFonts w:ascii="Times New Roman" w:hAnsi="Times New Roman" w:cs="Times New Roman"/>
+          <w:sz w:val="24"/>
+          <w:szCs w:val="24"/>
+        </w:rPr>
+      </w:pPr>
+      <w:r>
+        <w:lastRenderedPageBreak/>
+        <w:pict w14:anchorId="366732EB">
+          <v:rect id="_x0000_i1050" style="width:456pt;height:.75pt" o:hrpct="0" o:hralign="center" o:hrstd="t" o:hr="t" fillcolor="#a0a0a0" stroked="f"/>
+        </w:pict>
+      </w:r>
+    </w:p>
+    <w:p>
+      <w:pPr>
+        <w:pStyle w:val="Ttulo2"/>
+        <w:shd w:val="clear" w:color="auto" w:fill="1F1F1F"/>
+        <w:rPr>
+          <w:rFonts w:ascii="Segoe UI" w:hAnsi="Segoe UI" w:cs="Segoe UI"/>
+          <w:color w:val="CCCCCC"/>
+        </w:rPr>
+      </w:pPr>
+      <w:r>
+        <w:rPr>
+          <w:rFonts w:ascii="Segoe UI Emoji" w:hAnsi="Segoe UI Emoji" w:cs="Segoe UI Emoji"/>
+          <w:color w:val="CCCCCC"/>
+        </w:rPr>
+        <w:t>🛠</w:t>
+      </w:r>
+      <w:r>
+        <w:rPr>
+          <w:rFonts w:ascii="Segoe UI" w:hAnsi="Segoe UI" w:cs="Segoe UI"/>
+          <w:color w:val="CCCCCC"/>
+        </w:rPr>
+        <w:t xml:space="preserve"> Requerimientos Funcionales Extendidos (RF)</w:t>
+      </w:r>
+    </w:p>
+    <w:tbl>
+      <w:tblPr>
+        <w:tblW w:w="0" w:type="auto"/>
+        <w:tblCellSpacing w:w="15" w:type="dxa"/>
+        <w:tblCellMar>
+          <w:top w:w="15" w:type="dxa"/>
+          <w:left w:w="15" w:type="dxa"/>
+          <w:bottom w:w="15" w:type="dxa"/>
+          <w:right w:w="15" w:type="dxa"/>
+        </w:tblCellMar>
+        <w:tblLook w:val="04A0" w:firstRow="1" w:lastRow="0" w:firstColumn="1" w:lastColumn="0" w:noHBand="0" w:noVBand="1"/>
+      </w:tblPr>
+      <w:tblGrid>
+        <w:gridCol w:w="1396"/>
+        <w:gridCol w:w="1568"/>
+        <w:gridCol w:w="665"/>
+        <w:gridCol w:w="4875"/>
+      </w:tblGrid>
+      <w:tr>
+        <w:trPr>
+          <w:tblHeader/>
+          <w:tblCellSpacing w:w="15" w:type="dxa"/>
+        </w:trPr>
+        <w:tc>
+          <w:tcPr>
+            <w:tcW w:w="0" w:type="auto"/>
+            <w:tcBorders>
+              <w:top w:val="nil"/>
+              <w:left w:val="nil"/>
+              <w:bottom w:val="nil"/>
+              <w:right w:val="nil"/>
+            </w:tcBorders>
+            <w:vAlign w:val="center"/>
+            <w:hideMark/>
+          </w:tcPr>
+          <w:p>
+            <w:pPr>
+              <w:rPr>
+                <w:rFonts w:ascii="Times New Roman" w:hAnsi="Times New Roman" w:cs="Times New Roman"/>
+              </w:rPr>
+            </w:pPr>
+            <w:r>
+              <w:t>ID</w:t>
+            </w:r>
+          </w:p>
+        </w:tc>
+        <w:tc>
+          <w:tcPr>
+            <w:tcW w:w="0" w:type="auto"/>
+            <w:tcBorders>
+              <w:top w:val="nil"/>
+              <w:left w:val="nil"/>
+              <w:bottom w:val="nil"/>
+              <w:right w:val="nil"/>
+            </w:tcBorders>
+            <w:vAlign w:val="center"/>
+            <w:hideMark/>
+          </w:tcPr>
+          <w:p>
+            <w:r>
+              <w:t>Título</w:t>
+            </w:r>
+          </w:p>
+        </w:tc>
+        <w:tc>
+          <w:tcPr>
+            <w:tcW w:w="0" w:type="auto"/>
+            <w:tcBorders>
+              <w:top w:val="nil"/>
+              <w:left w:val="nil"/>
+              <w:bottom w:val="nil"/>
+              <w:right w:val="nil"/>
+            </w:tcBorders>
+            <w:vAlign w:val="center"/>
+            <w:hideMark/>
+          </w:tcPr>
+          <w:p>
+            <w:r>
+              <w:t>Estado</w:t>
+            </w:r>
+          </w:p>
+        </w:tc>
+        <w:tc>
+          <w:tcPr>
+            <w:tcW w:w="0" w:type="auto"/>
+            <w:tcBorders>
+              <w:top w:val="nil"/>
+              <w:left w:val="nil"/>
+              <w:bottom w:val="nil"/>
+              <w:right w:val="nil"/>
+            </w:tcBorders>
+            <w:vAlign w:val="center"/>
+            <w:hideMark/>
+          </w:tcPr>
+          <w:p>
+            <w:r>
+              <w:t>Detalle</w:t>
+            </w:r>
+          </w:p>
+        </w:tc>
+      </w:tr>
+      <w:tr>
+        <w:trPr>
+          <w:tblCellSpacing w:w="15" w:type="dxa"/>
+        </w:trPr>
+        <w:tc>
+          <w:tcPr>
+            <w:tcW w:w="0" w:type="auto"/>
+            <w:tcBorders>
+              <w:top w:val="nil"/>
+              <w:left w:val="nil"/>
+              <w:bottom w:val="nil"/>
+              <w:right w:val="nil"/>
+            </w:tcBorders>
+            <w:vAlign w:val="center"/>
+            <w:hideMark/>
+          </w:tcPr>
+          <w:p>
+            <w:r>
+              <w:rPr>
+                <w:rStyle w:val="Textoennegrita"/>
+              </w:rPr>
+              <w:t>RF-001</w:t>
+            </w:r>
+          </w:p>
+        </w:tc>
+        <w:tc>
+          <w:tcPr>
+            <w:tcW w:w="0" w:type="auto"/>
+            <w:tcBorders>
+              <w:top w:val="nil"/>
+              <w:left w:val="nil"/>
+              <w:bottom w:val="nil"/>
+              <w:right w:val="nil"/>
+            </w:tcBorders>
+            <w:vAlign w:val="center"/>
+            <w:hideMark/>
+          </w:tcPr>
+          <w:p>
+            <w:r>
+              <w:t>IMEI/Serie Única</w:t>
+            </w:r>
+          </w:p>
+        </w:tc>
+        <w:tc>
+          <w:tcPr>
+            <w:tcW w:w="0" w:type="auto"/>
+            <w:tcBorders>
+              <w:top w:val="nil"/>
+              <w:left w:val="nil"/>
+              <w:bottom w:val="nil"/>
+              <w:right w:val="nil"/>
+            </w:tcBorders>
+            <w:vAlign w:val="center"/>
+            <w:hideMark/>
+          </w:tcPr>
+          <w:p>
+            <w:r>
+              <w:rPr>
+                <w:rFonts w:ascii="Segoe UI Emoji" w:hAnsi="Segoe UI Emoji" w:cs="Segoe UI Emoji"/>
+              </w:rPr>
+              <w:t>✅</w:t>
+            </w:r>
+          </w:p>
+        </w:tc>
+        <w:tc>
+          <w:tcPr>
+            <w:tcW w:w="0" w:type="auto"/>
+            <w:tcBorders>
+              <w:top w:val="nil"/>
+              <w:left w:val="nil"/>
+              <w:bottom w:val="nil"/>
+              <w:right w:val="nil"/>
+            </w:tcBorders>
+            <w:vAlign w:val="center"/>
+            <w:hideMark/>
+          </w:tcPr>
+          <w:p>
+            <w:pPr>
+              <w:rPr>
+                <w:rStyle w:val="inline-flex"/>
+              </w:rPr>
+            </w:pPr>
+            <w:r>
+              <w:t>Modelo </w:t>
+            </w:r>
+          </w:p>
+          <w:p>
+            <w:proofErr w:type="spellStart"/>
+            <w:r>
+              <w:rPr>
+                <w:rStyle w:val="inline-flex"/>
+              </w:rPr>
+              <w:t>ProductSeries</w:t>
+            </w:r>
+            <w:proofErr w:type="spellEnd"/>
+            <w:r>
+              <w:t> blinda venta de equipos de celulares.</w:t>
+            </w:r>
+          </w:p>
+        </w:tc>
+      </w:tr>
+      <w:tr>
+        <w:trPr>
+          <w:tblCellSpacing w:w="15" w:type="dxa"/>
+        </w:trPr>
+        <w:tc>
+          <w:tcPr>
+            <w:tcW w:w="0" w:type="auto"/>
+            <w:tcBorders>
+              <w:top w:val="nil"/>
+              <w:left w:val="nil"/>
+              <w:bottom w:val="nil"/>
+              <w:right w:val="nil"/>
+            </w:tcBorders>
+            <w:vAlign w:val="center"/>
+            <w:hideMark/>
+          </w:tcPr>
+          <w:p>
+            <w:r>
+              <w:rPr>
+                <w:rStyle w:val="Textoennegrita"/>
+              </w:rPr>
+              <w:t>RF-002</w:t>
+            </w:r>
+          </w:p>
+        </w:tc>
+        <w:tc>
+          <w:tcPr>
+            <w:tcW w:w="0" w:type="auto"/>
+            <w:tcBorders>
+              <w:top w:val="nil"/>
+              <w:left w:val="nil"/>
+              <w:bottom w:val="nil"/>
+              <w:right w:val="nil"/>
+            </w:tcBorders>
+            <w:vAlign w:val="center"/>
+            <w:hideMark/>
+          </w:tcPr>
+          <w:p>
+            <w:r>
+              <w:t>Multi-Tienda</w:t>
+            </w:r>
+          </w:p>
+        </w:tc>
+        <w:tc>
+          <w:tcPr>
+            <w:tcW w:w="0" w:type="auto"/>
+            <w:tcBorders>
+              <w:top w:val="nil"/>
+              <w:left w:val="nil"/>
+              <w:bottom w:val="nil"/>
+              <w:right w:val="nil"/>
+            </w:tcBorders>
+            <w:vAlign w:val="center"/>
+            <w:hideMark/>
+          </w:tcPr>
+          <w:p>
+            <w:r>
+              <w:rPr>
+                <w:rFonts w:ascii="Segoe UI Emoji" w:hAnsi="Segoe UI Emoji" w:cs="Segoe UI Emoji"/>
+              </w:rPr>
+              <w:t>✅</w:t>
+            </w:r>
+          </w:p>
+        </w:tc>
+        <w:tc>
+          <w:tcPr>
+            <w:tcW w:w="0" w:type="auto"/>
+            <w:tcBorders>
+              <w:top w:val="nil"/>
+              <w:left w:val="nil"/>
+              <w:bottom w:val="nil"/>
+              <w:right w:val="nil"/>
+            </w:tcBorders>
+            <w:vAlign w:val="center"/>
+            <w:hideMark/>
+          </w:tcPr>
+          <w:p>
+            <w:proofErr w:type="spellStart"/>
+            <w:r>
+              <w:t>Endpoints</w:t>
+            </w:r>
+            <w:proofErr w:type="spellEnd"/>
+            <w:r>
+              <w:t xml:space="preserve"> API protegidos por el </w:t>
+            </w:r>
+            <w:proofErr w:type="spellStart"/>
+            <w:r>
+              <w:rPr>
+                <w:rStyle w:val="CdigoHTML"/>
+                <w:rFonts w:eastAsiaTheme="minorHAnsi"/>
+                <w:color w:val="D0D0D0"/>
+                <w:shd w:val="clear" w:color="auto" w:fill="3C3C3C"/>
+              </w:rPr>
+              <w:t>store_id</w:t>
+            </w:r>
+            <w:proofErr w:type="spellEnd"/>
+            <w:r>
+              <w:t> del usuario en sesión.</w:t>
+            </w:r>
+          </w:p>
+        </w:tc>
+      </w:tr>
+      <w:tr>
+        <w:trPr>
+          <w:tblCellSpacing w:w="15" w:type="dxa"/>
+        </w:trPr>
+        <w:tc>
+          <w:tcPr>
+            <w:tcW w:w="0" w:type="auto"/>
+            <w:tcBorders>
+              <w:top w:val="nil"/>
+              <w:left w:val="nil"/>
+              <w:bottom w:val="nil"/>
+              <w:right w:val="nil"/>
+            </w:tcBorders>
+            <w:vAlign w:val="center"/>
+            <w:hideMark/>
+          </w:tcPr>
+          <w:p>
+            <w:r>
+              <w:rPr>
+                <w:rStyle w:val="Textoennegrita"/>
+              </w:rPr>
+              <w:t>RF-003</w:t>
+            </w:r>
+          </w:p>
+        </w:tc>
+        <w:tc>
+          <w:tcPr>
+            <w:tcW w:w="0" w:type="auto"/>
+            <w:tcBorders>
+              <w:top w:val="nil"/>
+              <w:left w:val="nil"/>
+              <w:bottom w:val="nil"/>
+              <w:right w:val="nil"/>
+            </w:tcBorders>
+            <w:vAlign w:val="center"/>
+            <w:hideMark/>
+          </w:tcPr>
+          <w:p>
+            <w:r>
+              <w:t>Stock Real Time</w:t>
+            </w:r>
+          </w:p>
+        </w:tc>
+        <w:tc>
+          <w:tcPr>
+            <w:tcW w:w="0" w:type="auto"/>
+            <w:tcBorders>
+              <w:top w:val="nil"/>
+              <w:left w:val="nil"/>
+              <w:bottom w:val="nil"/>
+              <w:right w:val="nil"/>
+            </w:tcBorders>
+            <w:vAlign w:val="center"/>
+            <w:hideMark/>
+          </w:tcPr>
+          <w:p>
+            <w:r>
+              <w:rPr>
+                <w:rFonts w:ascii="Segoe UI Emoji" w:hAnsi="Segoe UI Emoji" w:cs="Segoe UI Emoji"/>
+              </w:rPr>
+              <w:t>✅</w:t>
+            </w:r>
+          </w:p>
+        </w:tc>
+        <w:tc>
+          <w:tcPr>
+            <w:tcW w:w="0" w:type="auto"/>
+            <w:tcBorders>
+              <w:top w:val="nil"/>
+              <w:left w:val="nil"/>
+              <w:bottom w:val="nil"/>
+              <w:right w:val="nil"/>
+            </w:tcBorders>
+            <w:vAlign w:val="center"/>
+            <w:hideMark/>
+          </w:tcPr>
+          <w:p>
+            <w:r>
+              <w:t>POS bloquea productos en </w:t>
+            </w:r>
+            <w:r>
+              <w:rPr>
+                <w:rStyle w:val="CdigoHTML"/>
+                <w:rFonts w:eastAsiaTheme="minorHAnsi"/>
+                <w:color w:val="D0D0D0"/>
+                <w:shd w:val="clear" w:color="auto" w:fill="3C3C3C"/>
+              </w:rPr>
+              <w:t>stock=0</w:t>
+            </w:r>
+            <w:r>
+              <w:t>.</w:t>
+            </w:r>
+          </w:p>
+        </w:tc>
+      </w:tr>
+      <w:tr>
+        <w:trPr>
+          <w:tblCellSpacing w:w="15" w:type="dxa"/>
+        </w:trPr>
+        <w:tc>
+          <w:tcPr>
+            <w:tcW w:w="0" w:type="auto"/>
+            <w:tcBorders>
+              <w:top w:val="nil"/>
+              <w:left w:val="nil"/>
+              <w:bottom w:val="nil"/>
+              <w:right w:val="nil"/>
+            </w:tcBorders>
+            <w:vAlign w:val="center"/>
+            <w:hideMark/>
+          </w:tcPr>
+          <w:p>
+            <w:r>
+              <w:rPr>
+                <w:rStyle w:val="Textoennegrita"/>
+              </w:rPr>
+              <w:t>RF-004</w:t>
+            </w:r>
+          </w:p>
+        </w:tc>
+        <w:tc>
+          <w:tcPr>
+            <w:tcW w:w="0" w:type="auto"/>
+            <w:tcBorders>
+              <w:top w:val="nil"/>
+              <w:left w:val="nil"/>
+              <w:bottom w:val="nil"/>
+              <w:right w:val="nil"/>
+            </w:tcBorders>
+            <w:vAlign w:val="center"/>
+            <w:hideMark/>
+          </w:tcPr>
+          <w:p>
+            <w:r>
+              <w:t>Kardex Valorizado</w:t>
+            </w:r>
+          </w:p>
+        </w:tc>
+        <w:tc>
+          <w:tcPr>
+            <w:tcW w:w="0" w:type="auto"/>
+            <w:tcBorders>
+              <w:top w:val="nil"/>
+              <w:left w:val="nil"/>
+              <w:bottom w:val="nil"/>
+              <w:right w:val="nil"/>
+            </w:tcBorders>
+            <w:vAlign w:val="center"/>
+            <w:hideMark/>
+          </w:tcPr>
+          <w:p>
+            <w:r>
+              <w:rPr>
+                <w:rFonts w:ascii="Segoe UI Emoji" w:hAnsi="Segoe UI Emoji" w:cs="Segoe UI Emoji"/>
+              </w:rPr>
+              <w:t>✅</w:t>
+            </w:r>
+          </w:p>
+        </w:tc>
+        <w:tc>
+          <w:tcPr>
+            <w:tcW w:w="0" w:type="auto"/>
+            <w:tcBorders>
+              <w:top w:val="nil"/>
+              <w:left w:val="nil"/>
+              <w:bottom w:val="nil"/>
+              <w:right w:val="nil"/>
+            </w:tcBorders>
+            <w:vAlign w:val="center"/>
+            <w:hideMark/>
+          </w:tcPr>
+          <w:p>
+            <w:pPr>
+              <w:rPr>
+                <w:rStyle w:val="inline-flex"/>
+              </w:rPr>
+            </w:pPr>
+            <w:r>
+              <w:t>Costo unitario grabado inmutable en </w:t>
+            </w:r>
+          </w:p>
+          <w:p>
+            <w:proofErr w:type="spellStart"/>
+            <w:r>
+              <w:rPr>
+                <w:rStyle w:val="inline-flex"/>
+              </w:rPr>
+              <w:t>InventoryMovement</w:t>
+            </w:r>
+            <w:proofErr w:type="spellEnd"/>
+            <w:r>
+              <w:t>.</w:t>
+            </w:r>
+          </w:p>
+        </w:tc>
+      </w:tr>
+      <w:tr>
+        <w:trPr>
+          <w:tblCellSpacing w:w="15" w:type="dxa"/>
+        </w:trPr>
+        <w:tc>
+          <w:tcPr>
+            <w:tcW w:w="0" w:type="auto"/>
+            <w:tcBorders>
+              <w:top w:val="nil"/>
+              <w:left w:val="nil"/>
+              <w:bottom w:val="nil"/>
+              <w:right w:val="nil"/>
+            </w:tcBorders>
+            <w:vAlign w:val="center"/>
+            <w:hideMark/>
+          </w:tcPr>
+          <w:p>
+            <w:r>
+              <w:rPr>
+                <w:rStyle w:val="Textoennegrita"/>
+              </w:rPr>
+              <w:t>RF-005</w:t>
+            </w:r>
+          </w:p>
+        </w:tc>
+        <w:tc>
+          <w:tcPr>
+            <w:tcW w:w="0" w:type="auto"/>
+            <w:tcBorders>
+              <w:top w:val="nil"/>
+              <w:left w:val="nil"/>
+              <w:bottom w:val="nil"/>
+              <w:right w:val="nil"/>
+            </w:tcBorders>
+            <w:vAlign w:val="center"/>
+            <w:hideMark/>
+          </w:tcPr>
+          <w:p>
+            <w:r>
+              <w:t xml:space="preserve">Tracking </w:t>
+            </w:r>
+            <w:proofErr w:type="spellStart"/>
+            <w:r>
+              <w:t>Transfers</w:t>
+            </w:r>
+            <w:proofErr w:type="spellEnd"/>
+          </w:p>
+        </w:tc>
+        <w:tc>
+          <w:tcPr>
+            <w:tcW w:w="0" w:type="auto"/>
+            <w:tcBorders>
+              <w:top w:val="nil"/>
+              <w:left w:val="nil"/>
+              <w:bottom w:val="nil"/>
+              <w:right w:val="nil"/>
+            </w:tcBorders>
+            <w:vAlign w:val="center"/>
+            <w:hideMark/>
+          </w:tcPr>
+          <w:p>
+            <w:r>
+              <w:rPr>
+                <w:rFonts w:ascii="Segoe UI Emoji" w:hAnsi="Segoe UI Emoji" w:cs="Segoe UI Emoji"/>
+              </w:rPr>
+              <w:t>✅</w:t>
+            </w:r>
+          </w:p>
+        </w:tc>
+        <w:tc>
+          <w:tcPr>
+            <w:tcW w:w="0" w:type="auto"/>
+            <w:tcBorders>
+              <w:top w:val="nil"/>
+              <w:left w:val="nil"/>
+              <w:bottom w:val="nil"/>
+              <w:right w:val="nil"/>
+            </w:tcBorders>
+            <w:vAlign w:val="center"/>
+            <w:hideMark/>
+          </w:tcPr>
+          <w:p>
+            <w:r>
+              <w:t>Tabla </w:t>
+            </w:r>
+            <w:proofErr w:type="spellStart"/>
+            <w:r>
+              <w:rPr>
+                <w:rStyle w:val="CdigoHTML"/>
+                <w:rFonts w:eastAsiaTheme="minorHAnsi"/>
+                <w:color w:val="D0D0D0"/>
+                <w:shd w:val="clear" w:color="auto" w:fill="3C3C3C"/>
+              </w:rPr>
+              <w:t>StockTransfer</w:t>
+            </w:r>
+            <w:proofErr w:type="spellEnd"/>
+            <w:r>
+              <w:t> maneja estatus </w:t>
+            </w:r>
+            <w:proofErr w:type="spellStart"/>
+            <w:r>
+              <w:rPr>
+                <w:rStyle w:val="CdigoHTML"/>
+                <w:rFonts w:eastAsiaTheme="minorHAnsi"/>
+                <w:color w:val="D0D0D0"/>
+                <w:shd w:val="clear" w:color="auto" w:fill="3C3C3C"/>
+              </w:rPr>
+              <w:t>pending</w:t>
+            </w:r>
+            <w:proofErr w:type="spellEnd"/>
+            <w:r>
+              <w:rPr>
+                <w:rStyle w:val="CdigoHTML"/>
+                <w:rFonts w:eastAsiaTheme="minorHAnsi"/>
+                <w:color w:val="D0D0D0"/>
+                <w:shd w:val="clear" w:color="auto" w:fill="3C3C3C"/>
+              </w:rPr>
+              <w:t xml:space="preserve">, </w:t>
+            </w:r>
+            <w:proofErr w:type="spellStart"/>
+            <w:r>
+              <w:rPr>
+                <w:rStyle w:val="CdigoHTML"/>
+                <w:rFonts w:eastAsiaTheme="minorHAnsi"/>
+                <w:color w:val="D0D0D0"/>
+                <w:shd w:val="clear" w:color="auto" w:fill="3C3C3C"/>
+              </w:rPr>
+              <w:t>dispatched</w:t>
+            </w:r>
+            <w:proofErr w:type="spellEnd"/>
+            <w:r>
+              <w:rPr>
+                <w:rStyle w:val="CdigoHTML"/>
+                <w:rFonts w:eastAsiaTheme="minorHAnsi"/>
+                <w:color w:val="D0D0D0"/>
+                <w:shd w:val="clear" w:color="auto" w:fill="3C3C3C"/>
+              </w:rPr>
+              <w:t xml:space="preserve">, </w:t>
+            </w:r>
+            <w:proofErr w:type="spellStart"/>
+            <w:r>
+              <w:rPr>
+                <w:rStyle w:val="CdigoHTML"/>
+                <w:rFonts w:eastAsiaTheme="minorHAnsi"/>
+                <w:color w:val="D0D0D0"/>
+                <w:shd w:val="clear" w:color="auto" w:fill="3C3C3C"/>
+              </w:rPr>
+              <w:t>received</w:t>
+            </w:r>
+            <w:proofErr w:type="spellEnd"/>
+            <w:r>
+              <w:t>.</w:t>
+            </w:r>
+          </w:p>
+        </w:tc>
+      </w:tr>
+      <w:tr>
+        <w:trPr>
+          <w:tblCellSpacing w:w="15" w:type="dxa"/>
+        </w:trPr>
+        <w:tc>
+          <w:tcPr>
+            <w:tcW w:w="0" w:type="auto"/>
+            <w:tcBorders>
+              <w:top w:val="nil"/>
+              <w:left w:val="nil"/>
+              <w:bottom w:val="nil"/>
+              <w:right w:val="nil"/>
+            </w:tcBorders>
+            <w:vAlign w:val="center"/>
+            <w:hideMark/>
+          </w:tcPr>
+          <w:p>
+            <w:r>
+              <w:rPr>
+                <w:rStyle w:val="Textoennegrita"/>
+              </w:rPr>
+              <w:t>RF-006</w:t>
+            </w:r>
+          </w:p>
+        </w:tc>
+        <w:tc>
+          <w:tcPr>
+            <w:tcW w:w="0" w:type="auto"/>
+            <w:tcBorders>
+              <w:top w:val="nil"/>
+              <w:left w:val="nil"/>
+              <w:bottom w:val="nil"/>
+              <w:right w:val="nil"/>
+            </w:tcBorders>
+            <w:vAlign w:val="center"/>
+            <w:hideMark/>
+          </w:tcPr>
+          <w:p>
+            <w:r>
+              <w:t>Inventario Ciego</w:t>
+            </w:r>
+          </w:p>
+        </w:tc>
+        <w:tc>
+          <w:tcPr>
+            <w:tcW w:w="0" w:type="auto"/>
+            <w:tcBorders>
+              <w:top w:val="nil"/>
+              <w:left w:val="nil"/>
+              <w:bottom w:val="nil"/>
+              <w:right w:val="nil"/>
+            </w:tcBorders>
+            <w:vAlign w:val="center"/>
+            <w:hideMark/>
+          </w:tcPr>
+          <w:p>
+            <w:r>
+              <w:rPr>
+                <w:rFonts w:ascii="Segoe UI Emoji" w:hAnsi="Segoe UI Emoji" w:cs="Segoe UI Emoji"/>
+              </w:rPr>
+              <w:t>❌</w:t>
+            </w:r>
+          </w:p>
+        </w:tc>
+        <w:tc>
+          <w:tcPr>
+            <w:tcW w:w="0" w:type="auto"/>
+            <w:tcBorders>
+              <w:top w:val="nil"/>
+              <w:left w:val="nil"/>
+              <w:bottom w:val="nil"/>
+              <w:right w:val="nil"/>
+            </w:tcBorders>
+            <w:vAlign w:val="center"/>
+            <w:hideMark/>
+          </w:tcPr>
+          <w:p>
+            <w:r>
+              <w:t>Faltó desarrollar pantalla para que operario "cuente a ciegas".</w:t>
+            </w:r>
+          </w:p>
+        </w:tc>
+      </w:tr>
+      <w:tr>
+        <w:trPr>
+          <w:tblCellSpacing w:w="15" w:type="dxa"/>
+        </w:trPr>
+        <w:tc>
+          <w:tcPr>
+            <w:tcW w:w="0" w:type="auto"/>
+            <w:tcBorders>
+              <w:top w:val="nil"/>
+              <w:left w:val="nil"/>
+              <w:bottom w:val="nil"/>
+              <w:right w:val="nil"/>
+            </w:tcBorders>
+            <w:vAlign w:val="center"/>
+            <w:hideMark/>
+          </w:tcPr>
+          <w:p>
+            <w:r>
+              <w:rPr>
+                <w:rStyle w:val="Textoennegrita"/>
+              </w:rPr>
+              <w:t>RF-007</w:t>
+            </w:r>
+          </w:p>
+        </w:tc>
+        <w:tc>
+          <w:tcPr>
+            <w:tcW w:w="0" w:type="auto"/>
+            <w:tcBorders>
+              <w:top w:val="nil"/>
+              <w:left w:val="nil"/>
+              <w:bottom w:val="nil"/>
+              <w:right w:val="nil"/>
+            </w:tcBorders>
+            <w:vAlign w:val="center"/>
+            <w:hideMark/>
+          </w:tcPr>
+          <w:p>
+            <w:r>
+              <w:t>Garantías/RMA</w:t>
+            </w:r>
+          </w:p>
+        </w:tc>
+        <w:tc>
+          <w:tcPr>
+            <w:tcW w:w="0" w:type="auto"/>
+            <w:tcBorders>
+              <w:top w:val="nil"/>
+              <w:left w:val="nil"/>
+              <w:bottom w:val="nil"/>
+              <w:right w:val="nil"/>
+            </w:tcBorders>
+            <w:vAlign w:val="center"/>
+            <w:hideMark/>
+          </w:tcPr>
+          <w:p>
+            <w:r>
+              <w:rPr>
+                <w:rFonts w:ascii="Segoe UI Emoji" w:hAnsi="Segoe UI Emoji" w:cs="Segoe UI Emoji"/>
+              </w:rPr>
+              <w:t>⚠</w:t>
+            </w:r>
+            <w:r>
+              <w:t>️</w:t>
+            </w:r>
+          </w:p>
+        </w:tc>
+        <w:tc>
+          <w:tcPr>
+            <w:tcW w:w="0" w:type="auto"/>
+            <w:tcBorders>
+              <w:top w:val="nil"/>
+              <w:left w:val="nil"/>
+              <w:bottom w:val="nil"/>
+              <w:right w:val="nil"/>
+            </w:tcBorders>
+            <w:vAlign w:val="center"/>
+            <w:hideMark/>
+          </w:tcPr>
+          <w:p>
+            <w:r>
+              <w:t>La "Anulación" permite Devolución Rápida, pero no hay módulo para rastrear el "Envío a Servicio Técnico".</w:t>
+            </w:r>
+          </w:p>
+        </w:tc>
+      </w:tr>
+      <w:tr>
+        <w:trPr>
+          <w:tblCellSpacing w:w="15" w:type="dxa"/>
+        </w:trPr>
+        <w:tc>
+          <w:tcPr>
+            <w:tcW w:w="0" w:type="auto"/>
+            <w:tcBorders>
+              <w:top w:val="nil"/>
+              <w:left w:val="nil"/>
+              <w:bottom w:val="nil"/>
+              <w:right w:val="nil"/>
+            </w:tcBorders>
+            <w:vAlign w:val="center"/>
+            <w:hideMark/>
+          </w:tcPr>
+          <w:p>
+            <w:r>
+              <w:rPr>
+                <w:rStyle w:val="Textoennegrita"/>
+              </w:rPr>
+              <w:t>RF-008</w:t>
+            </w:r>
+          </w:p>
+        </w:tc>
+        <w:tc>
+          <w:tcPr>
+            <w:tcW w:w="0" w:type="auto"/>
+            <w:tcBorders>
+              <w:top w:val="nil"/>
+              <w:left w:val="nil"/>
+              <w:bottom w:val="nil"/>
+              <w:right w:val="nil"/>
+            </w:tcBorders>
+            <w:vAlign w:val="center"/>
+            <w:hideMark/>
+          </w:tcPr>
+          <w:p>
+            <w:r>
+              <w:t xml:space="preserve">POS </w:t>
+            </w:r>
+            <w:proofErr w:type="spellStart"/>
+            <w:r>
+              <w:t>Barcode</w:t>
+            </w:r>
+            <w:proofErr w:type="spellEnd"/>
+          </w:p>
+        </w:tc>
+        <w:tc>
+          <w:tcPr>
+            <w:tcW w:w="0" w:type="auto"/>
+            <w:tcBorders>
+              <w:top w:val="nil"/>
+              <w:left w:val="nil"/>
+              <w:bottom w:val="nil"/>
+              <w:right w:val="nil"/>
+            </w:tcBorders>
+            <w:vAlign w:val="center"/>
+            <w:hideMark/>
+          </w:tcPr>
+          <w:p>
+            <w:r>
+              <w:rPr>
+                <w:rFonts w:ascii="Segoe UI Emoji" w:hAnsi="Segoe UI Emoji" w:cs="Segoe UI Emoji"/>
+              </w:rPr>
+              <w:t>✅</w:t>
+            </w:r>
+          </w:p>
+        </w:tc>
+        <w:tc>
+          <w:tcPr>
+            <w:tcW w:w="0" w:type="auto"/>
+            <w:tcBorders>
+              <w:top w:val="nil"/>
+              <w:left w:val="nil"/>
+              <w:bottom w:val="nil"/>
+              <w:right w:val="nil"/>
+            </w:tcBorders>
+            <w:vAlign w:val="center"/>
+            <w:hideMark/>
+          </w:tcPr>
+          <w:p>
+            <w:r>
+              <w:t>Lector USB se soporta como </w:t>
+            </w:r>
+            <w:r>
+              <w:rPr>
+                <w:rStyle w:val="nfasis"/>
+              </w:rPr>
+              <w:t xml:space="preserve">input </w:t>
+            </w:r>
+            <w:proofErr w:type="spellStart"/>
+            <w:r>
+              <w:rPr>
+                <w:rStyle w:val="nfasis"/>
+              </w:rPr>
+              <w:t>keyboard</w:t>
+            </w:r>
+            <w:proofErr w:type="spellEnd"/>
+            <w:r>
+              <w:t> tradicional.</w:t>
+            </w:r>
+          </w:p>
+        </w:tc>
+      </w:tr>
+      <w:tr>
+        <w:trPr>
+          <w:tblCellSpacing w:w="15" w:type="dxa"/>
+        </w:trPr>
+        <w:tc>
+          <w:tcPr>
+            <w:tcW w:w="0" w:type="auto"/>
+            <w:tcBorders>
+              <w:top w:val="nil"/>
+              <w:left w:val="nil"/>
+              <w:bottom w:val="nil"/>
+              <w:right w:val="nil"/>
+            </w:tcBorders>
+            <w:vAlign w:val="center"/>
+            <w:hideMark/>
+          </w:tcPr>
+          <w:p>
+            <w:r>
+              <w:rPr>
+                <w:rStyle w:val="Textoennegrita"/>
+              </w:rPr>
+              <w:t>RF-009</w:t>
+            </w:r>
+          </w:p>
+        </w:tc>
+        <w:tc>
+          <w:tcPr>
+            <w:tcW w:w="0" w:type="auto"/>
+            <w:tcBorders>
+              <w:top w:val="nil"/>
+              <w:left w:val="nil"/>
+              <w:bottom w:val="nil"/>
+              <w:right w:val="nil"/>
+            </w:tcBorders>
+            <w:vAlign w:val="center"/>
+            <w:hideMark/>
+          </w:tcPr>
+          <w:p>
+            <w:r>
+              <w:rPr>
+                <w:rStyle w:val="Textoennegrita"/>
+              </w:rPr>
+              <w:t>POS Offline</w:t>
+            </w:r>
+          </w:p>
+        </w:tc>
+        <w:tc>
+          <w:tcPr>
+            <w:tcW w:w="0" w:type="auto"/>
+            <w:tcBorders>
+              <w:top w:val="nil"/>
+              <w:left w:val="nil"/>
+              <w:bottom w:val="nil"/>
+              <w:right w:val="nil"/>
+            </w:tcBorders>
+            <w:vAlign w:val="center"/>
+            <w:hideMark/>
+          </w:tcPr>
+          <w:p>
+            <w:r>
+              <w:rPr>
+                <w:rFonts w:ascii="Segoe UI Emoji" w:hAnsi="Segoe UI Emoji" w:cs="Segoe UI Emoji"/>
+              </w:rPr>
+              <w:t>❌</w:t>
+            </w:r>
+          </w:p>
+        </w:tc>
+        <w:tc>
+          <w:tcPr>
+            <w:tcW w:w="0" w:type="auto"/>
+            <w:tcBorders>
+              <w:top w:val="nil"/>
+              <w:left w:val="nil"/>
+              <w:bottom w:val="nil"/>
+              <w:right w:val="nil"/>
+            </w:tcBorders>
+            <w:vAlign w:val="center"/>
+            <w:hideMark/>
+          </w:tcPr>
+          <w:p>
+            <w:r>
+              <w:t xml:space="preserve">Las tecnologías PWA / </w:t>
+            </w:r>
+            <w:proofErr w:type="spellStart"/>
+            <w:r>
+              <w:t>IndexedDB</w:t>
+            </w:r>
+            <w:proofErr w:type="spellEnd"/>
+            <w:r>
+              <w:t xml:space="preserve"> (usar la app si se cae el Wifi) requerirían un </w:t>
+            </w:r>
+            <w:proofErr w:type="spellStart"/>
+            <w:r>
+              <w:rPr>
+                <w:rStyle w:val="nfasis"/>
+              </w:rPr>
+              <w:t>Worker</w:t>
+            </w:r>
+            <w:proofErr w:type="spellEnd"/>
+            <w:r>
+              <w:t> en JS paralelo no implementado.</w:t>
+            </w:r>
+          </w:p>
+        </w:tc>
+      </w:tr>
+      <w:tr>
+        <w:trPr>
+          <w:tblCellSpacing w:w="15" w:type="dxa"/>
+        </w:trPr>
+        <w:tc>
+          <w:tcPr>
+            <w:tcW w:w="0" w:type="auto"/>
+            <w:tcBorders>
+              <w:top w:val="nil"/>
+              <w:left w:val="nil"/>
+              <w:bottom w:val="nil"/>
+              <w:right w:val="nil"/>
+            </w:tcBorders>
+            <w:vAlign w:val="center"/>
+            <w:hideMark/>
+          </w:tcPr>
+          <w:p>
+            <w:r>
+              <w:rPr>
+                <w:rStyle w:val="Textoennegrita"/>
+              </w:rPr>
+              <w:t>RF-010</w:t>
+            </w:r>
+          </w:p>
+        </w:tc>
+        <w:tc>
+          <w:tcPr>
+            <w:tcW w:w="0" w:type="auto"/>
+            <w:tcBorders>
+              <w:top w:val="nil"/>
+              <w:left w:val="nil"/>
+              <w:bottom w:val="nil"/>
+              <w:right w:val="nil"/>
+            </w:tcBorders>
+            <w:vAlign w:val="center"/>
+            <w:hideMark/>
+          </w:tcPr>
+          <w:p>
+            <w:r>
+              <w:t>SUNAT OSE</w:t>
+            </w:r>
+          </w:p>
+        </w:tc>
+        <w:tc>
+          <w:tcPr>
+            <w:tcW w:w="0" w:type="auto"/>
+            <w:tcBorders>
+              <w:top w:val="nil"/>
+              <w:left w:val="nil"/>
+              <w:bottom w:val="nil"/>
+              <w:right w:val="nil"/>
+            </w:tcBorders>
+            <w:vAlign w:val="center"/>
+            <w:hideMark/>
+          </w:tcPr>
+          <w:p>
+            <w:r>
+              <w:rPr>
+                <w:rFonts w:ascii="Segoe UI Emoji" w:hAnsi="Segoe UI Emoji" w:cs="Segoe UI Emoji"/>
+              </w:rPr>
+              <w:t>✅</w:t>
+            </w:r>
+          </w:p>
+        </w:tc>
+        <w:tc>
+          <w:tcPr>
+            <w:tcW w:w="0" w:type="auto"/>
+            <w:tcBorders>
+              <w:top w:val="nil"/>
+              <w:left w:val="nil"/>
+              <w:bottom w:val="nil"/>
+              <w:right w:val="nil"/>
+            </w:tcBorders>
+            <w:vAlign w:val="center"/>
+            <w:hideMark/>
+          </w:tcPr>
+          <w:p>
+            <w:r>
+              <w:t>Integración MOCK completa.</w:t>
+            </w:r>
+          </w:p>
+        </w:tc>
+      </w:tr>
+      <w:tr>
+        <w:trPr>
+          <w:tblCellSpacing w:w="15" w:type="dxa"/>
+        </w:trPr>
+        <w:tc>
+          <w:tcPr>
+            <w:tcW w:w="0" w:type="auto"/>
+            <w:tcBorders>
+              <w:top w:val="nil"/>
+              <w:left w:val="nil"/>
+              <w:bottom w:val="nil"/>
+              <w:right w:val="nil"/>
+            </w:tcBorders>
+            <w:vAlign w:val="center"/>
+            <w:hideMark/>
+          </w:tcPr>
+          <w:p>
+            <w:r>
+              <w:rPr>
+                <w:rStyle w:val="Textoennegrita"/>
+              </w:rPr>
+              <w:t>RF-011</w:t>
+            </w:r>
+          </w:p>
+        </w:tc>
+        <w:tc>
+          <w:tcPr>
+            <w:tcW w:w="0" w:type="auto"/>
+            <w:tcBorders>
+              <w:top w:val="nil"/>
+              <w:left w:val="nil"/>
+              <w:bottom w:val="nil"/>
+              <w:right w:val="nil"/>
+            </w:tcBorders>
+            <w:vAlign w:val="center"/>
+            <w:hideMark/>
+          </w:tcPr>
+          <w:p>
+            <w:r>
+              <w:t>RENIEC / SUNAT</w:t>
+            </w:r>
+          </w:p>
+        </w:tc>
+        <w:tc>
+          <w:tcPr>
+            <w:tcW w:w="0" w:type="auto"/>
+            <w:tcBorders>
+              <w:top w:val="nil"/>
+              <w:left w:val="nil"/>
+              <w:bottom w:val="nil"/>
+              <w:right w:val="nil"/>
+            </w:tcBorders>
+            <w:vAlign w:val="center"/>
+            <w:hideMark/>
+          </w:tcPr>
+          <w:p>
+            <w:r>
+              <w:rPr>
+                <w:rFonts w:ascii="Segoe UI Emoji" w:hAnsi="Segoe UI Emoji" w:cs="Segoe UI Emoji"/>
+              </w:rPr>
+              <w:t>✅</w:t>
+            </w:r>
+          </w:p>
+        </w:tc>
+        <w:tc>
+          <w:tcPr>
+            <w:tcW w:w="0" w:type="auto"/>
+            <w:tcBorders>
+              <w:top w:val="nil"/>
+              <w:left w:val="nil"/>
+              <w:bottom w:val="nil"/>
+              <w:right w:val="nil"/>
+            </w:tcBorders>
+            <w:vAlign w:val="center"/>
+            <w:hideMark/>
+          </w:tcPr>
+          <w:p>
+            <w:r>
+              <w:t>Integración MOCK completa.</w:t>
+            </w:r>
+          </w:p>
+        </w:tc>
+      </w:tr>
+      <w:tr>
+        <w:trPr>
+          <w:tblCellSpacing w:w="15" w:type="dxa"/>
+        </w:trPr>
+        <w:tc>
+          <w:tcPr>
+            <w:tcW w:w="0" w:type="auto"/>
+            <w:tcBorders>
+              <w:top w:val="nil"/>
+              <w:left w:val="nil"/>
+              <w:bottom w:val="nil"/>
+              <w:right w:val="nil"/>
+            </w:tcBorders>
+            <w:vAlign w:val="center"/>
+            <w:hideMark/>
+          </w:tcPr>
+          <w:p>
+            <w:r>
+              <w:rPr>
+                <w:rStyle w:val="Textoennegrita"/>
+              </w:rPr>
+              <w:t>RF-012/18/19/20</w:t>
+            </w:r>
+          </w:p>
+        </w:tc>
+        <w:tc>
+          <w:tcPr>
+            <w:tcW w:w="0" w:type="auto"/>
+            <w:tcBorders>
+              <w:top w:val="nil"/>
+              <w:left w:val="nil"/>
+              <w:bottom w:val="nil"/>
+              <w:right w:val="nil"/>
+            </w:tcBorders>
+            <w:vAlign w:val="center"/>
+            <w:hideMark/>
+          </w:tcPr>
+          <w:p>
+            <w:r>
+              <w:rPr>
+                <w:rStyle w:val="Textoennegrita"/>
+              </w:rPr>
+              <w:t xml:space="preserve">Motor de </w:t>
+            </w:r>
+            <w:proofErr w:type="spellStart"/>
+            <w:r>
+              <w:rPr>
+                <w:rStyle w:val="Textoennegrita"/>
+              </w:rPr>
+              <w:t>Promos</w:t>
+            </w:r>
+            <w:proofErr w:type="spellEnd"/>
+            <w:r>
+              <w:rPr>
+                <w:rStyle w:val="Textoennegrita"/>
+              </w:rPr>
+              <w:t xml:space="preserve"> Complejo</w:t>
+            </w:r>
+          </w:p>
+        </w:tc>
+        <w:tc>
+          <w:tcPr>
+            <w:tcW w:w="0" w:type="auto"/>
+            <w:tcBorders>
+              <w:top w:val="nil"/>
+              <w:left w:val="nil"/>
+              <w:bottom w:val="nil"/>
+              <w:right w:val="nil"/>
+            </w:tcBorders>
+            <w:vAlign w:val="center"/>
+            <w:hideMark/>
+          </w:tcPr>
+          <w:p>
+            <w:r>
+              <w:rPr>
+                <w:rFonts w:ascii="Segoe UI Emoji" w:hAnsi="Segoe UI Emoji" w:cs="Segoe UI Emoji"/>
+              </w:rPr>
+              <w:t>❌</w:t>
+            </w:r>
+          </w:p>
+        </w:tc>
+        <w:tc>
+          <w:tcPr>
+            <w:tcW w:w="0" w:type="auto"/>
+            <w:tcBorders>
+              <w:top w:val="nil"/>
+              <w:left w:val="nil"/>
+              <w:bottom w:val="nil"/>
+              <w:right w:val="nil"/>
+            </w:tcBorders>
+            <w:vAlign w:val="center"/>
+            <w:hideMark/>
+          </w:tcPr>
+          <w:p>
+            <w:r>
+              <w:t>(</w:t>
+            </w:r>
+            <w:proofErr w:type="spellStart"/>
+            <w:r>
+              <w:t>Promos</w:t>
+            </w:r>
+            <w:proofErr w:type="spellEnd"/>
+            <w:r>
+              <w:t xml:space="preserve"> 3x2, Cupones Verano20). Actualmente el POS usa rebaja "Manual" por S/ Fijo o %. El Motor Lógico de Reglas requeriría una tabla </w:t>
+            </w:r>
+            <w:proofErr w:type="spellStart"/>
+            <w:r>
+              <w:rPr>
+                <w:rStyle w:val="CdigoHTML"/>
+                <w:rFonts w:eastAsiaTheme="minorHAnsi"/>
+                <w:color w:val="D0D0D0"/>
+                <w:shd w:val="clear" w:color="auto" w:fill="3C3C3C"/>
+              </w:rPr>
+              <w:t>Promotions</w:t>
+            </w:r>
+            <w:proofErr w:type="spellEnd"/>
+            <w:r>
+              <w:t> muy avanzada.</w:t>
+            </w:r>
+          </w:p>
+        </w:tc>
+      </w:tr>
+      <w:tr>
+        <w:trPr>
+          <w:tblCellSpacing w:w="15" w:type="dxa"/>
+        </w:trPr>
+        <w:tc>
+          <w:tcPr>
+            <w:tcW w:w="0" w:type="auto"/>
+            <w:tcBorders>
+              <w:top w:val="nil"/>
+              <w:left w:val="nil"/>
+              <w:bottom w:val="nil"/>
+              <w:right w:val="nil"/>
+            </w:tcBorders>
+            <w:vAlign w:val="center"/>
+            <w:hideMark/>
+          </w:tcPr>
+          <w:p>
+            <w:r>
+              <w:rPr>
+                <w:rStyle w:val="Textoennegrita"/>
+              </w:rPr>
+              <w:t>RF-013</w:t>
+            </w:r>
+          </w:p>
+        </w:tc>
+        <w:tc>
+          <w:tcPr>
+            <w:tcW w:w="0" w:type="auto"/>
+            <w:tcBorders>
+              <w:top w:val="nil"/>
+              <w:left w:val="nil"/>
+              <w:bottom w:val="nil"/>
+              <w:right w:val="nil"/>
+            </w:tcBorders>
+            <w:vAlign w:val="center"/>
+            <w:hideMark/>
+          </w:tcPr>
+          <w:p>
+            <w:r>
+              <w:t>CRM Puntos</w:t>
+            </w:r>
+          </w:p>
+        </w:tc>
+        <w:tc>
+          <w:tcPr>
+            <w:tcW w:w="0" w:type="auto"/>
+            <w:tcBorders>
+              <w:top w:val="nil"/>
+              <w:left w:val="nil"/>
+              <w:bottom w:val="nil"/>
+              <w:right w:val="nil"/>
+            </w:tcBorders>
+            <w:vAlign w:val="center"/>
+            <w:hideMark/>
+          </w:tcPr>
+          <w:p>
+            <w:r>
+              <w:rPr>
+                <w:rFonts w:ascii="Segoe UI Emoji" w:hAnsi="Segoe UI Emoji" w:cs="Segoe UI Emoji"/>
+              </w:rPr>
+              <w:t>✅</w:t>
+            </w:r>
+          </w:p>
+        </w:tc>
+        <w:tc>
+          <w:tcPr>
+            <w:tcW w:w="0" w:type="auto"/>
+            <w:tcBorders>
+              <w:top w:val="nil"/>
+              <w:left w:val="nil"/>
+              <w:bottom w:val="nil"/>
+              <w:right w:val="nil"/>
+            </w:tcBorders>
+            <w:vAlign w:val="center"/>
+            <w:hideMark/>
+          </w:tcPr>
+          <w:p>
+            <w:r>
+              <w:t>Ya implementado.</w:t>
+            </w:r>
+          </w:p>
+        </w:tc>
+      </w:tr>
+      <w:tr>
+        <w:trPr>
+          <w:tblCellSpacing w:w="15" w:type="dxa"/>
+        </w:trPr>
+        <w:tc>
+          <w:tcPr>
+            <w:tcW w:w="0" w:type="auto"/>
+            <w:tcBorders>
+              <w:top w:val="nil"/>
+              <w:left w:val="nil"/>
+              <w:bottom w:val="nil"/>
+              <w:right w:val="nil"/>
+            </w:tcBorders>
+            <w:vAlign w:val="center"/>
+            <w:hideMark/>
+          </w:tcPr>
+          <w:p>
+            <w:r>
+              <w:rPr>
+                <w:rStyle w:val="Textoennegrita"/>
+              </w:rPr>
+              <w:t>RF-014</w:t>
+            </w:r>
+          </w:p>
+        </w:tc>
+        <w:tc>
+          <w:tcPr>
+            <w:tcW w:w="0" w:type="auto"/>
+            <w:tcBorders>
+              <w:top w:val="nil"/>
+              <w:left w:val="nil"/>
+              <w:bottom w:val="nil"/>
+              <w:right w:val="nil"/>
+            </w:tcBorders>
+            <w:vAlign w:val="center"/>
+            <w:hideMark/>
+          </w:tcPr>
+          <w:p>
+            <w:r>
+              <w:t>Roles granulares</w:t>
+            </w:r>
+          </w:p>
+        </w:tc>
+        <w:tc>
+          <w:tcPr>
+            <w:tcW w:w="0" w:type="auto"/>
+            <w:tcBorders>
+              <w:top w:val="nil"/>
+              <w:left w:val="nil"/>
+              <w:bottom w:val="nil"/>
+              <w:right w:val="nil"/>
+            </w:tcBorders>
+            <w:vAlign w:val="center"/>
+            <w:hideMark/>
+          </w:tcPr>
+          <w:p>
+            <w:r>
+              <w:rPr>
+                <w:rFonts w:ascii="Segoe UI Emoji" w:hAnsi="Segoe UI Emoji" w:cs="Segoe UI Emoji"/>
+              </w:rPr>
+              <w:t>✅</w:t>
+            </w:r>
+          </w:p>
+        </w:tc>
+        <w:tc>
+          <w:tcPr>
+            <w:tcW w:w="0" w:type="auto"/>
+            <w:tcBorders>
+              <w:top w:val="nil"/>
+              <w:left w:val="nil"/>
+              <w:bottom w:val="nil"/>
+              <w:right w:val="nil"/>
+            </w:tcBorders>
+            <w:vAlign w:val="center"/>
+            <w:hideMark/>
+          </w:tcPr>
+          <w:p>
+            <w:r>
+              <w:t xml:space="preserve">Implementado con </w:t>
+            </w:r>
+            <w:proofErr w:type="spellStart"/>
+            <w:r>
+              <w:t>Auth</w:t>
+            </w:r>
+            <w:proofErr w:type="spellEnd"/>
+            <w:r>
+              <w:t xml:space="preserve"> Middleware.</w:t>
+            </w:r>
+          </w:p>
+        </w:tc>
+      </w:tr>
+      <w:tr>
+        <w:trPr>
+          <w:tblCellSpacing w:w="15" w:type="dxa"/>
+        </w:trPr>
+        <w:tc>
+          <w:tcPr>
+            <w:tcW w:w="0" w:type="auto"/>
+            <w:tcBorders>
+              <w:top w:val="nil"/>
+              <w:left w:val="nil"/>
+              <w:bottom w:val="nil"/>
+              <w:right w:val="nil"/>
+            </w:tcBorders>
+            <w:vAlign w:val="center"/>
+            <w:hideMark/>
+          </w:tcPr>
+          <w:p>
+            <w:r>
+              <w:rPr>
+                <w:rStyle w:val="Textoennegrita"/>
+              </w:rPr>
+              <w:t>RF-015</w:t>
+            </w:r>
+          </w:p>
+        </w:tc>
+        <w:tc>
+          <w:tcPr>
+            <w:tcW w:w="0" w:type="auto"/>
+            <w:tcBorders>
+              <w:top w:val="nil"/>
+              <w:left w:val="nil"/>
+              <w:bottom w:val="nil"/>
+              <w:right w:val="nil"/>
+            </w:tcBorders>
+            <w:vAlign w:val="center"/>
+            <w:hideMark/>
+          </w:tcPr>
+          <w:p>
+            <w:r>
+              <w:t>Logs Auditoría</w:t>
+            </w:r>
+          </w:p>
+        </w:tc>
+        <w:tc>
+          <w:tcPr>
+            <w:tcW w:w="0" w:type="auto"/>
+            <w:tcBorders>
+              <w:top w:val="nil"/>
+              <w:left w:val="nil"/>
+              <w:bottom w:val="nil"/>
+              <w:right w:val="nil"/>
+            </w:tcBorders>
+            <w:vAlign w:val="center"/>
+            <w:hideMark/>
+          </w:tcPr>
+          <w:p>
+            <w:r>
+              <w:rPr>
+                <w:rFonts w:ascii="Segoe UI Emoji" w:hAnsi="Segoe UI Emoji" w:cs="Segoe UI Emoji"/>
+              </w:rPr>
+              <w:t>⚠</w:t>
+            </w:r>
+            <w:r>
+              <w:t>️</w:t>
+            </w:r>
+          </w:p>
+        </w:tc>
+        <w:tc>
+          <w:tcPr>
+            <w:tcW w:w="0" w:type="auto"/>
+            <w:tcBorders>
+              <w:top w:val="nil"/>
+              <w:left w:val="nil"/>
+              <w:bottom w:val="nil"/>
+              <w:right w:val="nil"/>
+            </w:tcBorders>
+            <w:vAlign w:val="center"/>
+            <w:hideMark/>
+          </w:tcPr>
+          <w:p>
+            <w:r>
+              <w:t xml:space="preserve">Funciona auditar Ventas, Caja y Compras. Sin </w:t>
+            </w:r>
+            <w:proofErr w:type="gramStart"/>
+            <w:r>
+              <w:t>embargo</w:t>
+            </w:r>
+            <w:proofErr w:type="gramEnd"/>
+            <w:r>
+              <w:t xml:space="preserve"> carece de </w:t>
+            </w:r>
+            <w:r>
+              <w:rPr>
+                <w:rStyle w:val="nfasis"/>
+              </w:rPr>
+              <w:t>Shadow Tables</w:t>
+            </w:r>
+            <w:r>
+              <w:t xml:space="preserve"> genéricas para saber quién modificó las "opciones" o el "precio de </w:t>
+            </w:r>
+            <w:r>
+              <w:lastRenderedPageBreak/>
+              <w:t>venta" de un producto ayer (</w:t>
+            </w:r>
+            <w:proofErr w:type="spellStart"/>
+            <w:r>
+              <w:rPr>
+                <w:rStyle w:val="CdigoHTML"/>
+                <w:rFonts w:eastAsiaTheme="minorHAnsi"/>
+                <w:color w:val="D0D0D0"/>
+                <w:shd w:val="clear" w:color="auto" w:fill="3C3C3C"/>
+              </w:rPr>
+              <w:t>User</w:t>
+            </w:r>
+            <w:proofErr w:type="spellEnd"/>
+            <w:r>
+              <w:rPr>
+                <w:rStyle w:val="CdigoHTML"/>
+                <w:rFonts w:eastAsiaTheme="minorHAnsi"/>
+                <w:color w:val="D0D0D0"/>
+                <w:shd w:val="clear" w:color="auto" w:fill="3C3C3C"/>
+              </w:rPr>
+              <w:t xml:space="preserve"> X </w:t>
+            </w:r>
+            <w:proofErr w:type="spellStart"/>
+            <w:r>
+              <w:rPr>
+                <w:rStyle w:val="CdigoHTML"/>
+                <w:rFonts w:eastAsiaTheme="minorHAnsi"/>
+                <w:color w:val="D0D0D0"/>
+                <w:shd w:val="clear" w:color="auto" w:fill="3C3C3C"/>
+              </w:rPr>
+              <w:t>changed</w:t>
+            </w:r>
+            <w:proofErr w:type="spellEnd"/>
+            <w:r>
+              <w:rPr>
+                <w:rStyle w:val="CdigoHTML"/>
+                <w:rFonts w:eastAsiaTheme="minorHAnsi"/>
+                <w:color w:val="D0D0D0"/>
+                <w:shd w:val="clear" w:color="auto" w:fill="3C3C3C"/>
+              </w:rPr>
+              <w:t xml:space="preserve"> Price </w:t>
+            </w:r>
+            <w:proofErr w:type="spellStart"/>
+            <w:r>
+              <w:rPr>
+                <w:rStyle w:val="CdigoHTML"/>
+                <w:rFonts w:eastAsiaTheme="minorHAnsi"/>
+                <w:color w:val="D0D0D0"/>
+                <w:shd w:val="clear" w:color="auto" w:fill="3C3C3C"/>
+              </w:rPr>
+              <w:t>of</w:t>
+            </w:r>
+            <w:proofErr w:type="spellEnd"/>
+            <w:r>
+              <w:rPr>
+                <w:rStyle w:val="CdigoHTML"/>
+                <w:rFonts w:eastAsiaTheme="minorHAnsi"/>
+                <w:color w:val="D0D0D0"/>
+                <w:shd w:val="clear" w:color="auto" w:fill="3C3C3C"/>
+              </w:rPr>
+              <w:t xml:space="preserve"> SKU Y </w:t>
+            </w:r>
+            <w:proofErr w:type="spellStart"/>
+            <w:r>
+              <w:rPr>
+                <w:rStyle w:val="CdigoHTML"/>
+                <w:rFonts w:eastAsiaTheme="minorHAnsi"/>
+                <w:color w:val="D0D0D0"/>
+                <w:shd w:val="clear" w:color="auto" w:fill="3C3C3C"/>
+              </w:rPr>
+              <w:t>to</w:t>
+            </w:r>
+            <w:proofErr w:type="spellEnd"/>
+            <w:r>
+              <w:rPr>
+                <w:rStyle w:val="CdigoHTML"/>
+                <w:rFonts w:eastAsiaTheme="minorHAnsi"/>
+                <w:color w:val="D0D0D0"/>
+                <w:shd w:val="clear" w:color="auto" w:fill="3C3C3C"/>
+              </w:rPr>
+              <w:t xml:space="preserve"> S/100</w:t>
+            </w:r>
+            <w:r>
+              <w:t>).</w:t>
+            </w:r>
+          </w:p>
+        </w:tc>
+      </w:tr>
+    </w:tbl>
+    <w:p>
+      <w:pPr>
+        <w:rPr>
+          <w:rFonts w:ascii="Times New Roman" w:hAnsi="Times New Roman" w:cs="Times New Roman"/>
+          <w:sz w:val="24"/>
+          <w:szCs w:val="24"/>
+        </w:rPr>
+      </w:pPr>
+      <w:r>
+        <w:lastRenderedPageBreak/>
+        <w:pict w14:anchorId="30192CAD">
+          <v:rect id="_x0000_i1051" style="width:456pt;height:.75pt" o:hrpct="0" o:hralign="center" o:hrstd="t" o:hr="t" fillcolor="#a0a0a0" stroked="f"/>
+        </w:pict>
+      </w:r>
+    </w:p>
+    <w:p>
+      <w:pPr>
+        <w:pStyle w:val="Ttulo2"/>
+        <w:shd w:val="clear" w:color="auto" w:fill="1F1F1F"/>
+        <w:rPr>
+          <w:rFonts w:ascii="Segoe UI" w:hAnsi="Segoe UI" w:cs="Segoe UI"/>
+          <w:color w:val="CCCCCC"/>
+        </w:rPr>
+      </w:pPr>
+      <w:r>
+        <w:rPr>
+          <w:rFonts w:ascii="Segoe UI Emoji" w:hAnsi="Segoe UI Emoji" w:cs="Segoe UI Emoji"/>
+          <w:color w:val="CCCCCC"/>
+        </w:rPr>
+        <w:t>⚡</w:t>
+      </w:r>
+      <w:r>
+        <w:rPr>
+          <w:rFonts w:ascii="Segoe UI" w:hAnsi="Segoe UI" w:cs="Segoe UI"/>
+          <w:color w:val="CCCCCC"/>
+        </w:rPr>
+        <w:t xml:space="preserve"> Requerimientos No Funcionales (RNF)</w:t>
+      </w:r>
+    </w:p>
+    <w:tbl>
+      <w:tblPr>
+        <w:tblW w:w="0" w:type="auto"/>
+        <w:tblCellSpacing w:w="15" w:type="dxa"/>
+        <w:tblCellMar>
+          <w:top w:w="15" w:type="dxa"/>
+          <w:left w:w="15" w:type="dxa"/>
+          <w:bottom w:w="15" w:type="dxa"/>
+          <w:right w:w="15" w:type="dxa"/>
+        </w:tblCellMar>
+        <w:tblLook w:val="04A0" w:firstRow="1" w:lastRow="0" w:firstColumn="1" w:lastColumn="0" w:noHBand="0" w:noVBand="1"/>
+      </w:tblPr>
+      <w:tblGrid>
+        <w:gridCol w:w="544"/>
+        <w:gridCol w:w="1736"/>
+        <w:gridCol w:w="665"/>
+        <w:gridCol w:w="5559"/>
+      </w:tblGrid>
+      <w:tr>
+        <w:trPr>
+          <w:tblHeader/>
+          <w:tblCellSpacing w:w="15" w:type="dxa"/>
+        </w:trPr>
+        <w:tc>
+          <w:tcPr>
+            <w:tcW w:w="0" w:type="auto"/>
+            <w:tcBorders>
+              <w:top w:val="nil"/>
+              <w:left w:val="nil"/>
+              <w:bottom w:val="nil"/>
+              <w:right w:val="nil"/>
+            </w:tcBorders>
+            <w:vAlign w:val="center"/>
+            <w:hideMark/>
+          </w:tcPr>
+          <w:p>
+            <w:pPr>
+              <w:rPr>
+                <w:rFonts w:ascii="Times New Roman" w:hAnsi="Times New Roman" w:cs="Times New Roman"/>
+              </w:rPr>
+            </w:pPr>
+            <w:r>
+              <w:t>ID</w:t>
+            </w:r>
+          </w:p>
+        </w:tc>
+        <w:tc>
+          <w:tcPr>
+            <w:tcW w:w="0" w:type="auto"/>
+            <w:tcBorders>
+              <w:top w:val="nil"/>
+              <w:left w:val="nil"/>
+              <w:bottom w:val="nil"/>
+              <w:right w:val="nil"/>
+            </w:tcBorders>
+            <w:vAlign w:val="center"/>
+            <w:hideMark/>
+          </w:tcPr>
+          <w:p>
+            <w:r>
+              <w:t>Indicador</w:t>
+            </w:r>
+          </w:p>
+        </w:tc>
+        <w:tc>
+          <w:tcPr>
+            <w:tcW w:w="0" w:type="auto"/>
+            <w:tcBorders>
+              <w:top w:val="nil"/>
+              <w:left w:val="nil"/>
+              <w:bottom w:val="nil"/>
+              <w:right w:val="nil"/>
+            </w:tcBorders>
+            <w:vAlign w:val="center"/>
+            <w:hideMark/>
+          </w:tcPr>
+          <w:p>
+            <w:r>
+              <w:t>Estado</w:t>
+            </w:r>
+          </w:p>
+        </w:tc>
+        <w:tc>
+          <w:tcPr>
+            <w:tcW w:w="0" w:type="auto"/>
+            <w:tcBorders>
+              <w:top w:val="nil"/>
+              <w:left w:val="nil"/>
+              <w:bottom w:val="nil"/>
+              <w:right w:val="nil"/>
+            </w:tcBorders>
+            <w:vAlign w:val="center"/>
+            <w:hideMark/>
+          </w:tcPr>
+          <w:p>
+            <w:r>
+              <w:t>Justificación</w:t>
+            </w:r>
+          </w:p>
+        </w:tc>
+      </w:tr>
+      <w:tr>
+        <w:trPr>
+          <w:tblCellSpacing w:w="15" w:type="dxa"/>
+        </w:trPr>
+        <w:tc>
+          <w:tcPr>
+            <w:tcW w:w="0" w:type="auto"/>
+            <w:tcBorders>
+              <w:top w:val="nil"/>
+              <w:left w:val="nil"/>
+              <w:bottom w:val="nil"/>
+              <w:right w:val="nil"/>
+            </w:tcBorders>
+            <w:vAlign w:val="center"/>
+            <w:hideMark/>
+          </w:tcPr>
+          <w:p>
+            <w:r>
+              <w:rPr>
+                <w:rStyle w:val="Textoennegrita"/>
+              </w:rPr>
+              <w:t>RNF-001</w:t>
+            </w:r>
+          </w:p>
+        </w:tc>
+        <w:tc>
+          <w:tcPr>
+            <w:tcW w:w="0" w:type="auto"/>
+            <w:tcBorders>
+              <w:top w:val="nil"/>
+              <w:left w:val="nil"/>
+              <w:bottom w:val="nil"/>
+              <w:right w:val="nil"/>
+            </w:tcBorders>
+            <w:vAlign w:val="center"/>
+            <w:hideMark/>
+          </w:tcPr>
+          <w:p>
+            <w:r>
+              <w:t>Velocidad de Venta (&lt;30s)</w:t>
+            </w:r>
+          </w:p>
+        </w:tc>
+        <w:tc>
+          <w:tcPr>
+            <w:tcW w:w="0" w:type="auto"/>
+            <w:tcBorders>
+              <w:top w:val="nil"/>
+              <w:left w:val="nil"/>
+              <w:bottom w:val="nil"/>
+              <w:right w:val="nil"/>
+            </w:tcBorders>
+            <w:vAlign w:val="center"/>
+            <w:hideMark/>
+          </w:tcPr>
+          <w:p>
+            <w:r>
+              <w:rPr>
+                <w:rFonts w:ascii="Segoe UI Emoji" w:hAnsi="Segoe UI Emoji" w:cs="Segoe UI Emoji"/>
+              </w:rPr>
+              <w:t>✅</w:t>
+            </w:r>
+          </w:p>
+        </w:tc>
+        <w:tc>
+          <w:tcPr>
+            <w:tcW w:w="0" w:type="auto"/>
+            <w:tcBorders>
+              <w:top w:val="nil"/>
+              <w:left w:val="nil"/>
+              <w:bottom w:val="nil"/>
+              <w:right w:val="nil"/>
+            </w:tcBorders>
+            <w:vAlign w:val="center"/>
+            <w:hideMark/>
+          </w:tcPr>
+          <w:p>
+            <w:proofErr w:type="spellStart"/>
+            <w:r>
+              <w:t>FastAPI</w:t>
+            </w:r>
+            <w:proofErr w:type="spellEnd"/>
+            <w:r>
+              <w:t xml:space="preserve"> (Python) es famoso por latencias sub-&lt;10 milisegundos. Completar un carrito en </w:t>
+            </w:r>
+            <w:proofErr w:type="spellStart"/>
+            <w:r>
+              <w:t>React</w:t>
+            </w:r>
+            <w:proofErr w:type="spellEnd"/>
+            <w:r>
+              <w:t xml:space="preserve"> y enviar a BD toma menos de 1 segundo de reloj de servidor.</w:t>
+            </w:r>
+          </w:p>
+        </w:tc>
+      </w:tr>
+      <w:tr>
+        <w:trPr>
+          <w:tblCellSpacing w:w="15" w:type="dxa"/>
+        </w:trPr>
+        <w:tc>
+          <w:tcPr>
+            <w:tcW w:w="0" w:type="auto"/>
+            <w:tcBorders>
+              <w:top w:val="nil"/>
+              <w:left w:val="nil"/>
+              <w:bottom w:val="nil"/>
+              <w:right w:val="nil"/>
+            </w:tcBorders>
+            <w:vAlign w:val="center"/>
+            <w:hideMark/>
+          </w:tcPr>
+          <w:p>
+            <w:r>
+              <w:rPr>
+                <w:rStyle w:val="Textoennegrita"/>
+              </w:rPr>
+              <w:t>RNF-002</w:t>
+            </w:r>
+          </w:p>
+        </w:tc>
+        <w:tc>
+          <w:tcPr>
+            <w:tcW w:w="0" w:type="auto"/>
+            <w:tcBorders>
+              <w:top w:val="nil"/>
+              <w:left w:val="nil"/>
+              <w:bottom w:val="nil"/>
+              <w:right w:val="nil"/>
+            </w:tcBorders>
+            <w:vAlign w:val="center"/>
+            <w:hideMark/>
+          </w:tcPr>
+          <w:p>
+            <w:r>
+              <w:t>Disponibilidad</w:t>
+            </w:r>
+          </w:p>
+        </w:tc>
+        <w:tc>
+          <w:tcPr>
+            <w:tcW w:w="0" w:type="auto"/>
+            <w:tcBorders>
+              <w:top w:val="nil"/>
+              <w:left w:val="nil"/>
+              <w:bottom w:val="nil"/>
+              <w:right w:val="nil"/>
+            </w:tcBorders>
+            <w:vAlign w:val="center"/>
+            <w:hideMark/>
+          </w:tcPr>
+          <w:p>
+            <w:r>
+              <w:rPr>
+                <w:rFonts w:ascii="Segoe UI Emoji" w:hAnsi="Segoe UI Emoji" w:cs="Segoe UI Emoji"/>
+              </w:rPr>
+              <w:t>⚠</w:t>
+            </w:r>
+            <w:r>
+              <w:t>️</w:t>
+            </w:r>
+          </w:p>
+        </w:tc>
+        <w:tc>
+          <w:tcPr>
+            <w:tcW w:w="0" w:type="auto"/>
+            <w:tcBorders>
+              <w:top w:val="nil"/>
+              <w:left w:val="nil"/>
+              <w:bottom w:val="nil"/>
+              <w:right w:val="nil"/>
+            </w:tcBorders>
+            <w:vAlign w:val="center"/>
+            <w:hideMark/>
+          </w:tcPr>
+          <w:p>
+            <w:r>
+              <w:t>Dependerá del alojamiento futuro (AWS, Azure) donde se lance la app. A nivel código está listo para </w:t>
+            </w:r>
+            <w:r>
+              <w:rPr>
+                <w:rStyle w:val="nfasis"/>
+              </w:rPr>
+              <w:t xml:space="preserve">Load </w:t>
+            </w:r>
+            <w:proofErr w:type="spellStart"/>
+            <w:r>
+              <w:rPr>
+                <w:rStyle w:val="nfasis"/>
+              </w:rPr>
+              <w:t>Balancers</w:t>
+            </w:r>
+            <w:proofErr w:type="spellEnd"/>
+            <w:r>
+              <w:t>.</w:t>
+            </w:r>
+          </w:p>
+        </w:tc>
+      </w:tr>
+      <w:tr>
+        <w:trPr>
+          <w:tblCellSpacing w:w="15" w:type="dxa"/>
+        </w:trPr>
+        <w:tc>
+          <w:tcPr>
+            <w:tcW w:w="0" w:type="auto"/>
+            <w:tcBorders>
+              <w:top w:val="nil"/>
+              <w:left w:val="nil"/>
+              <w:bottom w:val="nil"/>
+              <w:right w:val="nil"/>
+            </w:tcBorders>
+            <w:vAlign w:val="center"/>
+            <w:hideMark/>
+          </w:tcPr>
+          <w:p>
+            <w:r>
+              <w:rPr>
+                <w:rStyle w:val="Textoennegrita"/>
+              </w:rPr>
+              <w:t>RNF-003</w:t>
+            </w:r>
+          </w:p>
+        </w:tc>
+        <w:tc>
+          <w:tcPr>
+            <w:tcW w:w="0" w:type="auto"/>
+            <w:tcBorders>
+              <w:top w:val="nil"/>
+              <w:left w:val="nil"/>
+              <w:bottom w:val="nil"/>
+              <w:right w:val="nil"/>
+            </w:tcBorders>
+            <w:vAlign w:val="center"/>
+            <w:hideMark/>
+          </w:tcPr>
+          <w:p>
+            <w:r>
+              <w:t>Curva de uso &lt; 1hr</w:t>
+            </w:r>
+          </w:p>
+        </w:tc>
+        <w:tc>
+          <w:tcPr>
+            <w:tcW w:w="0" w:type="auto"/>
+            <w:tcBorders>
+              <w:top w:val="nil"/>
+              <w:left w:val="nil"/>
+              <w:bottom w:val="nil"/>
+              <w:right w:val="nil"/>
+            </w:tcBorders>
+            <w:vAlign w:val="center"/>
+            <w:hideMark/>
+          </w:tcPr>
+          <w:p>
+            <w:r>
+              <w:rPr>
+                <w:rFonts w:ascii="Segoe UI Emoji" w:hAnsi="Segoe UI Emoji" w:cs="Segoe UI Emoji"/>
+              </w:rPr>
+              <w:t>✅</w:t>
+            </w:r>
+          </w:p>
+        </w:tc>
+        <w:tc>
+          <w:tcPr>
+            <w:tcW w:w="0" w:type="auto"/>
+            <w:tcBorders>
+              <w:top w:val="nil"/>
+              <w:left w:val="nil"/>
+              <w:bottom w:val="nil"/>
+              <w:right w:val="nil"/>
+            </w:tcBorders>
+            <w:vAlign w:val="center"/>
+            <w:hideMark/>
+          </w:tcPr>
+          <w:p>
+            <w:r>
+              <w:t xml:space="preserve">Interfaz en </w:t>
+            </w:r>
+            <w:proofErr w:type="spellStart"/>
+            <w:r>
+              <w:t>React</w:t>
+            </w:r>
+            <w:proofErr w:type="spellEnd"/>
+            <w:r>
+              <w:t xml:space="preserve"> / Material UI diseñada sin recargas de página (SPA), idéntica a apps web modernas, sumamente intuitivo frente a un sistema legado de los 90s.</w:t>
+            </w:r>
+          </w:p>
+        </w:tc>
+      </w:tr>
+      <w:tr>
+        <w:trPr>
+          <w:tblCellSpacing w:w="15" w:type="dxa"/>
+        </w:trPr>
+        <w:tc>
+          <w:tcPr>
+            <w:tcW w:w="0" w:type="auto"/>
+            <w:tcBorders>
+              <w:top w:val="nil"/>
+              <w:left w:val="nil"/>
+              <w:bottom w:val="nil"/>
+              <w:right w:val="nil"/>
+            </w:tcBorders>
+            <w:vAlign w:val="center"/>
+            <w:hideMark/>
+          </w:tcPr>
+          <w:p>
+            <w:r>
+              <w:rPr>
+                <w:rStyle w:val="Textoennegrita"/>
+              </w:rPr>
+              <w:t>RNF-004</w:t>
+            </w:r>
+          </w:p>
+        </w:tc>
+        <w:tc>
+          <w:tcPr>
+            <w:tcW w:w="0" w:type="auto"/>
+            <w:tcBorders>
+              <w:top w:val="nil"/>
+              <w:left w:val="nil"/>
+              <w:bottom w:val="nil"/>
+              <w:right w:val="nil"/>
+            </w:tcBorders>
+            <w:vAlign w:val="center"/>
+            <w:hideMark/>
+          </w:tcPr>
+          <w:p>
+            <w:r>
+              <w:t>Seguridad de Datos</w:t>
+            </w:r>
+          </w:p>
+        </w:tc>
+        <w:tc>
+          <w:tcPr>
+            <w:tcW w:w="0" w:type="auto"/>
+            <w:tcBorders>
+              <w:top w:val="nil"/>
+              <w:left w:val="nil"/>
+              <w:bottom w:val="nil"/>
+              <w:right w:val="nil"/>
+            </w:tcBorders>
+            <w:vAlign w:val="center"/>
+            <w:hideMark/>
+          </w:tcPr>
+          <w:p>
+            <w:r>
+              <w:rPr>
+                <w:rFonts w:ascii="Segoe UI Emoji" w:hAnsi="Segoe UI Emoji" w:cs="Segoe UI Emoji"/>
+              </w:rPr>
+              <w:t>⚠</w:t>
+            </w:r>
+            <w:r>
+              <w:t>️</w:t>
+            </w:r>
+          </w:p>
+        </w:tc>
+        <w:tc>
+          <w:tcPr>
+            <w:tcW w:w="0" w:type="auto"/>
+            <w:tcBorders>
+              <w:top w:val="nil"/>
+              <w:left w:val="nil"/>
+              <w:bottom w:val="nil"/>
+              <w:right w:val="nil"/>
+            </w:tcBorders>
+            <w:vAlign w:val="center"/>
+            <w:hideMark/>
+          </w:tcPr>
+          <w:p>
+            <w:r>
+              <w:t>Contraseñas están </w:t>
+            </w:r>
+            <w:proofErr w:type="spellStart"/>
+            <w:r>
+              <w:rPr>
+                <w:rStyle w:val="nfasis"/>
+              </w:rPr>
+              <w:t>hasheadas</w:t>
+            </w:r>
+            <w:proofErr w:type="spellEnd"/>
+            <w:r>
+              <w:t> irreversiblemente con </w:t>
+            </w:r>
+            <w:proofErr w:type="spellStart"/>
+            <w:r>
+              <w:rPr>
+                <w:rStyle w:val="CdigoHTML"/>
+                <w:rFonts w:eastAsiaTheme="minorHAnsi"/>
+                <w:color w:val="D0D0D0"/>
+                <w:shd w:val="clear" w:color="auto" w:fill="3C3C3C"/>
+              </w:rPr>
+              <w:t>bcrypt</w:t>
+            </w:r>
+            <w:proofErr w:type="spellEnd"/>
+            <w:r>
+              <w:t xml:space="preserve">. </w:t>
+            </w:r>
+            <w:proofErr w:type="spellStart"/>
+            <w:r>
+              <w:t>Backups</w:t>
+            </w:r>
+            <w:proofErr w:type="spellEnd"/>
+            <w:r>
+              <w:t xml:space="preserve"> automáticos DB dependen de AWS RDS/</w:t>
+            </w:r>
+            <w:proofErr w:type="spellStart"/>
+            <w:r>
+              <w:t>Supabase</w:t>
+            </w:r>
+            <w:proofErr w:type="spellEnd"/>
+            <w:r>
+              <w:t xml:space="preserve">; en local es </w:t>
+            </w:r>
+            <w:proofErr w:type="spellStart"/>
+            <w:r>
+              <w:t>Postgres</w:t>
+            </w:r>
+            <w:proofErr w:type="spellEnd"/>
+            <w:r>
+              <w:t xml:space="preserve"> manual.</w:t>
+            </w:r>
+          </w:p>
+        </w:tc>
+      </w:tr>
+      <w:tr>
+        <w:trPr>
+          <w:tblCellSpacing w:w="15" w:type="dxa"/>
+        </w:trPr>
+        <w:tc>
+          <w:tcPr>
+            <w:tcW w:w="0" w:type="auto"/>
+            <w:tcBorders>
+              <w:top w:val="nil"/>
+              <w:left w:val="nil"/>
+              <w:bottom w:val="nil"/>
+              <w:right w:val="nil"/>
+            </w:tcBorders>
+            <w:vAlign w:val="center"/>
+            <w:hideMark/>
+          </w:tcPr>
+          <w:p>
+            <w:r>
+              <w:rPr>
+                <w:rStyle w:val="Textoennegrita"/>
+              </w:rPr>
+              <w:t>RNF-005</w:t>
+            </w:r>
+          </w:p>
+        </w:tc>
+        <w:tc>
+          <w:tcPr>
+            <w:tcW w:w="0" w:type="auto"/>
+            <w:tcBorders>
+              <w:top w:val="nil"/>
+              <w:left w:val="nil"/>
+              <w:bottom w:val="nil"/>
+              <w:right w:val="nil"/>
+            </w:tcBorders>
+            <w:vAlign w:val="center"/>
+            <w:hideMark/>
+          </w:tcPr>
+          <w:p>
+            <w:r>
+              <w:t>Escalabilidad Cloud</w:t>
+            </w:r>
+          </w:p>
+        </w:tc>
+        <w:tc>
+          <w:tcPr>
+            <w:tcW w:w="0" w:type="auto"/>
+            <w:tcBorders>
+              <w:top w:val="nil"/>
+              <w:left w:val="nil"/>
+              <w:bottom w:val="nil"/>
+              <w:right w:val="nil"/>
+            </w:tcBorders>
+            <w:vAlign w:val="center"/>
+            <w:hideMark/>
+          </w:tcPr>
+          <w:p>
+            <w:r>
+              <w:rPr>
+                <w:rFonts w:ascii="Segoe UI Emoji" w:hAnsi="Segoe UI Emoji" w:cs="Segoe UI Emoji"/>
+              </w:rPr>
+              <w:t>✅</w:t>
+            </w:r>
+          </w:p>
+        </w:tc>
+        <w:tc>
+          <w:tcPr>
+            <w:tcW w:w="0" w:type="auto"/>
+            <w:tcBorders>
+              <w:top w:val="nil"/>
+              <w:left w:val="nil"/>
+              <w:bottom w:val="nil"/>
+              <w:right w:val="nil"/>
+            </w:tcBorders>
+            <w:vAlign w:val="center"/>
+            <w:hideMark/>
+          </w:tcPr>
+          <w:p>
+            <w:r>
+              <w:t xml:space="preserve">El </w:t>
+            </w:r>
+            <w:proofErr w:type="spellStart"/>
+            <w:r>
+              <w:t>backend</w:t>
+            </w:r>
+            <w:proofErr w:type="spellEnd"/>
+            <w:r>
+              <w:t xml:space="preserve"> está diseñado bajo lineamientos REST puristas </w:t>
+            </w:r>
+            <w:proofErr w:type="spellStart"/>
+            <w:r>
+              <w:rPr>
+                <w:rStyle w:val="nfasis"/>
+              </w:rPr>
+              <w:t>stateless</w:t>
+            </w:r>
+            <w:proofErr w:type="spellEnd"/>
+            <w:r>
+              <w:t xml:space="preserve">. Se pueden clonar X copias del </w:t>
+            </w:r>
+            <w:proofErr w:type="spellStart"/>
+            <w:r>
+              <w:t>backend</w:t>
+            </w:r>
+            <w:proofErr w:type="spellEnd"/>
+            <w:r>
+              <w:t xml:space="preserve"> en </w:t>
+            </w:r>
+            <w:proofErr w:type="spellStart"/>
+            <w:r>
+              <w:t>Kubernetes</w:t>
+            </w:r>
+            <w:proofErr w:type="spellEnd"/>
+            <w:r>
+              <w:t xml:space="preserve"> para soportar 100+ tiendas conectadas al mismo </w:t>
+            </w:r>
+            <w:proofErr w:type="spellStart"/>
+            <w:r>
+              <w:t>Postgres</w:t>
+            </w:r>
+            <w:proofErr w:type="spellEnd"/>
+            <w:r>
+              <w:t>.</w:t>
+            </w:r>
+          </w:p>
+        </w:tc>
+      </w:tr>
+      <w:tr>
+        <w:trPr>
+          <w:tblCellSpacing w:w="15" w:type="dxa"/>
+        </w:trPr>
+        <w:tc>
+          <w:tcPr>
+            <w:tcW w:w="0" w:type="auto"/>
+            <w:tcBorders>
+              <w:top w:val="nil"/>
+              <w:left w:val="nil"/>
+              <w:bottom w:val="nil"/>
+              <w:right w:val="nil"/>
+            </w:tcBorders>
+            <w:vAlign w:val="center"/>
+            <w:hideMark/>
+          </w:tcPr>
+          <w:p>
+            <w:r>
+              <w:rPr>
+                <w:rStyle w:val="Textoennegrita"/>
+              </w:rPr>
+              <w:t>RNF-006</w:t>
+            </w:r>
+          </w:p>
+        </w:tc>
+        <w:tc>
+          <w:tcPr>
+            <w:tcW w:w="0" w:type="auto"/>
+            <w:tcBorders>
+              <w:top w:val="nil"/>
+              <w:left w:val="nil"/>
+              <w:bottom w:val="nil"/>
+              <w:right w:val="nil"/>
+            </w:tcBorders>
+            <w:vAlign w:val="center"/>
+            <w:hideMark/>
+          </w:tcPr>
+          <w:p>
+            <w:r>
+              <w:t>API REST y </w:t>
+            </w:r>
+            <w:r>
+              <w:rPr>
+                <w:rStyle w:val="Textoennegrita"/>
+              </w:rPr>
+              <w:t>E-Commerce</w:t>
+            </w:r>
+          </w:p>
+        </w:tc>
+        <w:tc>
+          <w:tcPr>
+            <w:tcW w:w="0" w:type="auto"/>
+            <w:tcBorders>
+              <w:top w:val="nil"/>
+              <w:left w:val="nil"/>
+              <w:bottom w:val="nil"/>
+              <w:right w:val="nil"/>
+            </w:tcBorders>
+            <w:vAlign w:val="center"/>
+            <w:hideMark/>
+          </w:tcPr>
+          <w:p>
+            <w:r>
+              <w:rPr>
+                <w:rFonts w:ascii="Segoe UI Emoji" w:hAnsi="Segoe UI Emoji" w:cs="Segoe UI Emoji"/>
+              </w:rPr>
+              <w:t>✅</w:t>
+            </w:r>
+          </w:p>
+        </w:tc>
+        <w:tc>
+          <w:tcPr>
+            <w:tcW w:w="0" w:type="auto"/>
+            <w:tcBorders>
+              <w:top w:val="nil"/>
+              <w:left w:val="nil"/>
+              <w:bottom w:val="nil"/>
+              <w:right w:val="nil"/>
+            </w:tcBorders>
+            <w:vAlign w:val="center"/>
+            <w:hideMark/>
+          </w:tcPr>
+          <w:p>
+            <w:r>
+              <w:t xml:space="preserve">Todo el </w:t>
+            </w:r>
+            <w:proofErr w:type="spellStart"/>
+            <w:r>
+              <w:t>Backend</w:t>
+            </w:r>
+            <w:proofErr w:type="spellEnd"/>
+            <w:r>
+              <w:t xml:space="preserve"> (</w:t>
+            </w:r>
+            <w:proofErr w:type="spellStart"/>
+            <w:proofErr w:type="gramStart"/>
+            <w:r>
+              <w:rPr>
+                <w:rStyle w:val="CdigoHTML"/>
+                <w:rFonts w:eastAsiaTheme="minorHAnsi"/>
+                <w:color w:val="D0D0D0"/>
+                <w:shd w:val="clear" w:color="auto" w:fill="3C3C3C"/>
+              </w:rPr>
+              <w:t>app.main</w:t>
+            </w:r>
+            <w:proofErr w:type="gramEnd"/>
+            <w:r>
+              <w:rPr>
+                <w:rStyle w:val="CdigoHTML"/>
+                <w:rFonts w:eastAsiaTheme="minorHAnsi"/>
+                <w:color w:val="D0D0D0"/>
+                <w:shd w:val="clear" w:color="auto" w:fill="3C3C3C"/>
+              </w:rPr>
+              <w:t>:app</w:t>
+            </w:r>
+            <w:proofErr w:type="spellEnd"/>
+            <w:r>
+              <w:t xml:space="preserve">) se maneja mediante </w:t>
+            </w:r>
+            <w:proofErr w:type="spellStart"/>
+            <w:r>
+              <w:t>endpoints</w:t>
+            </w:r>
+            <w:proofErr w:type="spellEnd"/>
+            <w:r>
+              <w:t xml:space="preserve"> estandarizados con </w:t>
+            </w:r>
+            <w:proofErr w:type="spellStart"/>
+            <w:r>
+              <w:t>OpenAPI</w:t>
+            </w:r>
+            <w:proofErr w:type="spellEnd"/>
+            <w:r>
+              <w:t xml:space="preserve"> (</w:t>
+            </w:r>
+            <w:r>
+              <w:rPr>
+                <w:rStyle w:val="CdigoHTML"/>
+                <w:rFonts w:eastAsiaTheme="minorHAnsi"/>
+                <w:color w:val="D0D0D0"/>
+                <w:shd w:val="clear" w:color="auto" w:fill="3C3C3C"/>
+              </w:rPr>
+              <w:t>/</w:t>
+            </w:r>
+            <w:proofErr w:type="spellStart"/>
+            <w:r>
+              <w:rPr>
+                <w:rStyle w:val="CdigoHTML"/>
+                <w:rFonts w:eastAsiaTheme="minorHAnsi"/>
+                <w:color w:val="D0D0D0"/>
+                <w:shd w:val="clear" w:color="auto" w:fill="3C3C3C"/>
+              </w:rPr>
+              <w:t>docs</w:t>
+            </w:r>
+            <w:proofErr w:type="spellEnd"/>
+            <w:r>
+              <w:t>). Si mañana lanzas tienda online en Shopify, tus programadores web consumirían </w:t>
+            </w:r>
+            <w:r>
+              <w:rPr>
+                <w:rStyle w:val="CdigoHTML"/>
+                <w:rFonts w:eastAsiaTheme="minorHAnsi"/>
+                <w:color w:val="D0D0D0"/>
+                <w:shd w:val="clear" w:color="auto" w:fill="3C3C3C"/>
+              </w:rPr>
+              <w:t>/</w:t>
+            </w:r>
+            <w:proofErr w:type="spellStart"/>
+            <w:r>
+              <w:rPr>
+                <w:rStyle w:val="CdigoHTML"/>
+                <w:rFonts w:eastAsiaTheme="minorHAnsi"/>
+                <w:color w:val="D0D0D0"/>
+                <w:shd w:val="clear" w:color="auto" w:fill="3C3C3C"/>
+              </w:rPr>
+              <w:t>products</w:t>
+            </w:r>
+            <w:proofErr w:type="spellEnd"/>
+            <w:r>
+              <w:t> y publicarían compras directamente sobre </w:t>
+            </w:r>
+            <w:r>
+              <w:rPr>
+                <w:rStyle w:val="CdigoHTML"/>
+                <w:rFonts w:eastAsiaTheme="minorHAnsi"/>
+                <w:color w:val="D0D0D0"/>
+                <w:shd w:val="clear" w:color="auto" w:fill="3C3C3C"/>
+              </w:rPr>
+              <w:t>/sales/</w:t>
+            </w:r>
+            <w:proofErr w:type="spellStart"/>
+            <w:r>
+              <w:rPr>
+                <w:rStyle w:val="CdigoHTML"/>
+                <w:rFonts w:eastAsiaTheme="minorHAnsi"/>
+                <w:color w:val="D0D0D0"/>
+                <w:shd w:val="clear" w:color="auto" w:fill="3C3C3C"/>
+              </w:rPr>
+              <w:t>checkout</w:t>
+            </w:r>
+            <w:proofErr w:type="spellEnd"/>
+            <w:r>
+              <w:t> enviando como </w:t>
+            </w:r>
+            <w:proofErr w:type="spellStart"/>
+            <w:r>
+              <w:rPr>
+                <w:rStyle w:val="CdigoHTML"/>
+                <w:rFonts w:eastAsiaTheme="minorHAnsi"/>
+                <w:color w:val="D0D0D0"/>
+                <w:shd w:val="clear" w:color="auto" w:fill="3C3C3C"/>
+              </w:rPr>
+              <w:t>store_id</w:t>
+            </w:r>
+            <w:proofErr w:type="spellEnd"/>
+            <w:r>
+              <w:t> = "Tienda Virtual".</w:t>
+            </w:r>
+          </w:p>
+        </w:tc>
+      </w:tr>
+      <w:tr>
+        <w:trPr>
+          <w:tblCellSpacing w:w="15" w:type="dxa"/>
+        </w:trPr>
+        <w:tc>
+          <w:tcPr>
+            <w:tcW w:w="0" w:type="auto"/>
+            <w:tcBorders>
+              <w:top w:val="nil"/>
+              <w:left w:val="nil"/>
+              <w:bottom w:val="nil"/>
+              <w:right w:val="nil"/>
+            </w:tcBorders>
+            <w:vAlign w:val="center"/>
+            <w:hideMark/>
+          </w:tcPr>
+          <w:p>
+            <w:r>
+              <w:rPr>
+                <w:rStyle w:val="Textoennegrita"/>
+              </w:rPr>
+              <w:t>RNF-008</w:t>
+            </w:r>
+          </w:p>
+        </w:tc>
+        <w:tc>
+          <w:tcPr>
+            <w:tcW w:w="0" w:type="auto"/>
+            <w:tcBorders>
+              <w:top w:val="nil"/>
+              <w:left w:val="nil"/>
+              <w:bottom w:val="nil"/>
+              <w:right w:val="nil"/>
+            </w:tcBorders>
+            <w:vAlign w:val="center"/>
+            <w:hideMark/>
+          </w:tcPr>
+          <w:p>
+            <w:r>
+              <w:t>Transaccionalidad ACID</w:t>
+            </w:r>
+          </w:p>
+        </w:tc>
+        <w:tc>
+          <w:tcPr>
+            <w:tcW w:w="0" w:type="auto"/>
+            <w:tcBorders>
+              <w:top w:val="nil"/>
+              <w:left w:val="nil"/>
+              <w:bottom w:val="nil"/>
+              <w:right w:val="nil"/>
+            </w:tcBorders>
+            <w:vAlign w:val="center"/>
+            <w:hideMark/>
+          </w:tcPr>
+          <w:p>
+            <w:r>
+              <w:rPr>
+                <w:rFonts w:ascii="Segoe UI Emoji" w:hAnsi="Segoe UI Emoji" w:cs="Segoe UI Emoji"/>
+              </w:rPr>
+              <w:t>✅</w:t>
+            </w:r>
+          </w:p>
+        </w:tc>
+        <w:tc>
+          <w:tcPr>
+            <w:tcW w:w="0" w:type="auto"/>
+            <w:tcBorders>
+              <w:top w:val="nil"/>
+              <w:left w:val="nil"/>
+              <w:bottom w:val="nil"/>
+              <w:right w:val="nil"/>
+            </w:tcBorders>
+            <w:vAlign w:val="center"/>
+            <w:hideMark/>
+          </w:tcPr>
+          <w:p>
+            <w:proofErr w:type="spellStart"/>
+            <w:proofErr w:type="gramStart"/>
+            <w:r>
+              <w:rPr>
+                <w:rStyle w:val="CdigoHTML"/>
+                <w:rFonts w:eastAsiaTheme="minorHAnsi"/>
+                <w:color w:val="D0D0D0"/>
+                <w:shd w:val="clear" w:color="auto" w:fill="3C3C3C"/>
+              </w:rPr>
+              <w:t>db.rollback</w:t>
+            </w:r>
+            <w:proofErr w:type="spellEnd"/>
+            <w:proofErr w:type="gramEnd"/>
+            <w:r>
+              <w:rPr>
+                <w:rStyle w:val="CdigoHTML"/>
+                <w:rFonts w:eastAsiaTheme="minorHAnsi"/>
+                <w:color w:val="D0D0D0"/>
+                <w:shd w:val="clear" w:color="auto" w:fill="3C3C3C"/>
+              </w:rPr>
+              <w:t>()</w:t>
+            </w:r>
+            <w:r>
+              <w:t> salvaguarda todas las operaciones. Si falla Kardex, no falla la Venta general, y no se debita la caja. Todo se aborta.</w:t>
+            </w:r>
+          </w:p>
+        </w:tc>
+      </w:tr>
+      <w:tr>
+        <w:trPr>
+          <w:tblCellSpacing w:w="15" w:type="dxa"/>
+        </w:trPr>
+        <w:tc>
+          <w:tcPr>
+            <w:tcW w:w="0" w:type="auto"/>
+            <w:tcBorders>
+              <w:top w:val="nil"/>
+              <w:left w:val="nil"/>
+              <w:bottom w:val="nil"/>
+              <w:right w:val="nil"/>
+            </w:tcBorders>
+            <w:vAlign w:val="center"/>
+            <w:hideMark/>
+          </w:tcPr>
+          <w:p>
+            <w:r>
+              <w:rPr>
+                <w:rStyle w:val="Textoennegrita"/>
+              </w:rPr>
+              <w:t>RNF-010</w:t>
+            </w:r>
+          </w:p>
+        </w:tc>
+        <w:tc>
+          <w:tcPr>
+            <w:tcW w:w="0" w:type="auto"/>
+            <w:tcBorders>
+              <w:top w:val="nil"/>
+              <w:left w:val="nil"/>
+              <w:bottom w:val="nil"/>
+              <w:right w:val="nil"/>
+            </w:tcBorders>
+            <w:vAlign w:val="center"/>
+            <w:hideMark/>
+          </w:tcPr>
+          <w:p>
+            <w:r>
+              <w:t>LPDP Perú (Datos)</w:t>
+            </w:r>
+          </w:p>
+        </w:tc>
+        <w:tc>
+          <w:tcPr>
+            <w:tcW w:w="0" w:type="auto"/>
+            <w:tcBorders>
+              <w:top w:val="nil"/>
+              <w:left w:val="nil"/>
+              <w:bottom w:val="nil"/>
+              <w:right w:val="nil"/>
+            </w:tcBorders>
+            <w:vAlign w:val="center"/>
+            <w:hideMark/>
+          </w:tcPr>
+          <w:p>
+            <w:r>
+              <w:rPr>
+                <w:rFonts w:ascii="Segoe UI Emoji" w:hAnsi="Segoe UI Emoji" w:cs="Segoe UI Emoji"/>
+              </w:rPr>
+              <w:t>⚠</w:t>
+            </w:r>
+            <w:r>
+              <w:t>️</w:t>
+            </w:r>
+          </w:p>
+        </w:tc>
+        <w:tc>
+          <w:tcPr>
+            <w:tcW w:w="0" w:type="auto"/>
+            <w:tcBorders>
+              <w:top w:val="nil"/>
+              <w:left w:val="nil"/>
+              <w:bottom w:val="nil"/>
+              <w:right w:val="nil"/>
+            </w:tcBorders>
+            <w:vAlign w:val="center"/>
+            <w:hideMark/>
+          </w:tcPr>
+          <w:p>
+            <w:r>
+              <w:t>CRM funciona, pero nos saltamos hacer la función para dar un "Consentimiento Legal Firmado" o un botón de "Eliminar todos los datos del cliente" (</w:t>
+            </w:r>
+            <w:proofErr w:type="spellStart"/>
+            <w:r>
+              <w:t>Anominización</w:t>
+            </w:r>
+            <w:proofErr w:type="spellEnd"/>
+            <w:r>
+              <w:t xml:space="preserve"> GDPR/LPDP).</w:t>
+            </w:r>
+          </w:p>
+        </w:tc>
+      </w:tr>
+    </w:tbl>
+    <w:p>
+      <w:pPr>
+        <w:rPr>
+          <w:rFonts w:ascii="Times New Roman" w:hAnsi="Times New Roman" w:cs="Times New Roman"/>
+          <w:sz w:val="24"/>
+          <w:szCs w:val="24"/>
+        </w:rPr>
+      </w:pPr>
+      <w:r>
+        <w:pict w14:anchorId="50D3B161">
+          <v:rect id="_x0000_i1052" style="width:456pt;height:.75pt" o:hrpct="0" o:hralign="center" o:hrstd="t" o:hr="t" fillcolor="#a0a0a0" stroked="f"/>
+        </w:pict>
+      </w:r>
+    </w:p>
+    <w:p>
+      <w:pPr>
+        <w:pStyle w:val="Ttulo2"/>
+        <w:shd w:val="clear" w:color="auto" w:fill="1F1F1F"/>
+        <w:rPr>
+          <w:rFonts w:ascii="Segoe UI" w:hAnsi="Segoe UI" w:cs="Segoe UI"/>
+          <w:color w:val="CCCCCC"/>
+        </w:rPr>
+      </w:pPr>
+      <w:r>
+        <w:rPr>
+          <w:rFonts w:ascii="Segoe UI Emoji" w:hAnsi="Segoe UI Emoji" w:cs="Segoe UI Emoji"/>
+          <w:color w:val="CCCCCC"/>
+        </w:rPr>
+        <w:t>🌎</w:t>
+      </w:r>
+      <w:r>
+        <w:rPr>
+          <w:rFonts w:ascii="Segoe UI" w:hAnsi="Segoe UI" w:cs="Segoe UI"/>
+          <w:color w:val="CCCCCC"/>
+        </w:rPr>
+        <w:t xml:space="preserve"> Respecto al Módulo E-Commerce del API</w:t>
+      </w:r>
+    </w:p>
+    <w:p>
+      <w:pPr>
+        <w:pStyle w:val="NormalWeb"/>
+        <w:shd w:val="clear" w:color="auto" w:fill="1F1F1F"/>
+        <w:spacing w:before="0" w:beforeAutospacing="0" w:after="0" w:afterAutospacing="0"/>
+        <w:rPr>
+          <w:rFonts w:ascii="Segoe UI" w:hAnsi="Segoe UI" w:cs="Segoe UI"/>
+          <w:color w:val="CCCCCC"/>
+          <w:sz w:val="21"/>
+          <w:szCs w:val="21"/>
+        </w:rPr>
+      </w:pPr>
+      <w:r>
+        <w:rPr>
+          <w:rFonts w:ascii="Segoe UI" w:hAnsi="Segoe UI" w:cs="Segoe UI"/>
+          <w:color w:val="CCCCCC"/>
+          <w:sz w:val="21"/>
+          <w:szCs w:val="21"/>
+        </w:rPr>
+        <w:t>Aunque no desarrollamos una Vitrina web para clientes (E-</w:t>
+      </w:r>
+      <w:proofErr w:type="spellStart"/>
+      <w:r>
+        <w:rPr>
+          <w:rFonts w:ascii="Segoe UI" w:hAnsi="Segoe UI" w:cs="Segoe UI"/>
+          <w:color w:val="CCCCCC"/>
+          <w:sz w:val="21"/>
+          <w:szCs w:val="21"/>
+        </w:rPr>
+        <w:t>commerce</w:t>
+      </w:r>
+      <w:proofErr w:type="spellEnd"/>
+      <w:r>
+        <w:rPr>
+          <w:rFonts w:ascii="Segoe UI" w:hAnsi="Segoe UI" w:cs="Segoe UI"/>
+          <w:color w:val="CCCCCC"/>
+          <w:sz w:val="21"/>
+          <w:szCs w:val="21"/>
+        </w:rPr>
+        <w:t xml:space="preserve"> "Público"), </w:t>
+      </w:r>
+      <w:r>
+        <w:rPr>
+          <w:rStyle w:val="Textoennegrita"/>
+          <w:rFonts w:ascii="Segoe UI" w:eastAsiaTheme="majorEastAsia" w:hAnsi="Segoe UI" w:cs="Segoe UI"/>
+          <w:color w:val="CCCCCC"/>
+          <w:sz w:val="21"/>
+          <w:szCs w:val="21"/>
+        </w:rPr>
+        <w:t>el cerebro ya está listo</w:t>
+      </w:r>
+      <w:r>
+        <w:rPr>
+          <w:rFonts w:ascii="Segoe UI" w:hAnsi="Segoe UI" w:cs="Segoe UI"/>
+          <w:color w:val="CCCCCC"/>
+          <w:sz w:val="21"/>
+          <w:szCs w:val="21"/>
+        </w:rPr>
+        <w:t>:</w:t>
+      </w:r>
+    </w:p>
+    <w:p>
+      <w:pPr>
+        <w:numPr>
+          <w:ilvl w:val="0"/>
+          <w:numId w:val="15"/>
+        </w:numPr>
+        <w:shd w:val="clear" w:color="auto" w:fill="1F1F1F"/>
+        <w:spacing w:before="100" w:beforeAutospacing="1" w:after="100" w:afterAutospacing="1" w:line="240" w:lineRule="auto"/>
+        <w:rPr>
+          <w:rFonts w:ascii="Segoe UI" w:hAnsi="Segoe UI" w:cs="Segoe UI"/>
+          <w:color w:val="CCCCCC"/>
+          <w:sz w:val="21"/>
+          <w:szCs w:val="21"/>
+        </w:rPr>
+      </w:pPr>
+      <w:r>
+        <w:rPr>
+          <w:rFonts w:ascii="Segoe UI" w:hAnsi="Segoe UI" w:cs="Segoe UI"/>
+          <w:color w:val="CCCCCC"/>
+          <w:sz w:val="21"/>
+          <w:szCs w:val="21"/>
+        </w:rPr>
+        <w:lastRenderedPageBreak/>
+        <w:t>Tu inventario general tiene un ID de Venta.</w:t>
+      </w:r>
+    </w:p>
+    <w:p>
+      <w:pPr>
+        <w:numPr>
+          <w:ilvl w:val="0"/>
+          <w:numId w:val="15"/>
+        </w:numPr>
+        <w:shd w:val="clear" w:color="auto" w:fill="1F1F1F"/>
+        <w:spacing w:before="100" w:beforeAutospacing="1" w:after="100" w:afterAutospacing="1" w:line="240" w:lineRule="auto"/>
+        <w:rPr>
+          <w:rStyle w:val="inline-flex"/>
+        </w:rPr>
+      </w:pPr>
+      <w:r>
+        <w:rPr>
+          <w:rFonts w:ascii="Segoe UI" w:hAnsi="Segoe UI" w:cs="Segoe UI"/>
+          <w:color w:val="CCCCCC"/>
+          <w:sz w:val="21"/>
+          <w:szCs w:val="21"/>
+        </w:rPr>
+        <w:t>Si creas una </w:t>
+      </w:r>
+    </w:p>
+    <w:p>
+      <w:pPr>
+        <w:shd w:val="clear" w:color="auto" w:fill="1F1F1F"/>
+        <w:spacing w:before="100" w:beforeAutospacing="1" w:after="100" w:afterAutospacing="1"/>
+        <w:ind w:left="720"/>
+      </w:pPr>
+      <w:proofErr w:type="gramStart"/>
+      <w:r>
+        <w:rPr>
+          <w:rStyle w:val="inline-flex"/>
+          <w:rFonts w:ascii="Segoe UI" w:hAnsi="Segoe UI" w:cs="Segoe UI"/>
+          <w:color w:val="CCCCCC"/>
+          <w:sz w:val="21"/>
+          <w:szCs w:val="21"/>
+        </w:rPr>
+        <w:t>Store</w:t>
+      </w:r>
+      <w:r>
+        <w:rPr>
+          <w:rFonts w:ascii="Segoe UI" w:hAnsi="Segoe UI" w:cs="Segoe UI"/>
+          <w:color w:val="CCCCCC"/>
+          <w:sz w:val="21"/>
+          <w:szCs w:val="21"/>
+        </w:rPr>
+        <w:t> llamada</w:t>
+      </w:r>
+      <w:proofErr w:type="gramEnd"/>
+      <w:r>
+        <w:rPr>
+          <w:rFonts w:ascii="Segoe UI" w:hAnsi="Segoe UI" w:cs="Segoe UI"/>
+          <w:color w:val="CCCCCC"/>
+          <w:sz w:val="21"/>
+          <w:szCs w:val="21"/>
+        </w:rPr>
+        <w:t> </w:t>
+      </w:r>
+      <w:r>
+        <w:rPr>
+          <w:rStyle w:val="nfasis"/>
+          <w:rFonts w:ascii="Segoe UI" w:hAnsi="Segoe UI" w:cs="Segoe UI"/>
+          <w:color w:val="CCCCCC"/>
+          <w:sz w:val="21"/>
+          <w:szCs w:val="21"/>
+        </w:rPr>
+        <w:t>"Tienda E-Commerce"</w:t>
+      </w:r>
+      <w:r>
+        <w:rPr>
+          <w:rFonts w:ascii="Segoe UI" w:hAnsi="Segoe UI" w:cs="Segoe UI"/>
+          <w:color w:val="CCCCCC"/>
+          <w:sz w:val="21"/>
+          <w:szCs w:val="21"/>
+        </w:rPr>
+        <w:t xml:space="preserve">, podrías manejar solicitudes desde fuera y aislar su inventario de las demás sedes físicas utilizando los </w:t>
+      </w:r>
+      <w:proofErr w:type="spellStart"/>
+      <w:r>
+        <w:rPr>
+          <w:rFonts w:ascii="Segoe UI" w:hAnsi="Segoe UI" w:cs="Segoe UI"/>
+          <w:color w:val="CCCCCC"/>
+          <w:sz w:val="21"/>
+          <w:szCs w:val="21"/>
+        </w:rPr>
+        <w:t>endpoints</w:t>
+      </w:r>
+      <w:proofErr w:type="spellEnd"/>
+      <w:r>
+        <w:rPr>
+          <w:rFonts w:ascii="Segoe UI" w:hAnsi="Segoe UI" w:cs="Segoe UI"/>
+          <w:color w:val="CCCCCC"/>
+          <w:sz w:val="21"/>
+          <w:szCs w:val="21"/>
+        </w:rPr>
+        <w:t xml:space="preserve"> creados en esta aplicación.</w:t>
+      </w:r>
+    </w:p>
+    <w:p>
+      <w:pPr>
+        <w:pStyle w:val="Ttulo3"/>
+        <w:shd w:val="clear" w:color="auto" w:fill="1F1F1F"/>
+        <w:rPr>
+          <w:rFonts w:ascii="Segoe UI" w:hAnsi="Segoe UI" w:cs="Segoe UI"/>
+          <w:b w:val="0"/>
+          <w:bCs w:val="0"/>
+          <w:color w:val="CCCCCC"/>
+        </w:rPr>
+      </w:pPr>
+      <w:r>
+        <w:rPr>
+          <w:rFonts w:ascii="Segoe UI" w:hAnsi="Segoe UI" w:cs="Segoe UI"/>
+          <w:b w:val="0"/>
+          <w:bCs w:val="0"/>
+          <w:color w:val="CCCCCC"/>
+        </w:rPr>
+        <w:t>Veredicto Final:</w:t>
+      </w:r>
+    </w:p>
+    <w:p>
+      <w:pPr>
+        <w:pStyle w:val="NormalWeb"/>
+        <w:shd w:val="clear" w:color="auto" w:fill="1F1F1F"/>
+        <w:spacing w:before="0" w:beforeAutospacing="0" w:after="0" w:afterAutospacing="0"/>
+        <w:rPr>
+          <w:rFonts w:ascii="Segoe UI" w:hAnsi="Segoe UI" w:cs="Segoe UI"/>
+          <w:color w:val="CCCCCC"/>
+          <w:sz w:val="21"/>
+          <w:szCs w:val="21"/>
+        </w:rPr>
+      </w:pPr>
+      <w:r>
+        <w:rPr>
+          <w:rFonts w:ascii="Segoe UI" w:hAnsi="Segoe UI" w:cs="Segoe UI"/>
+          <w:color w:val="CCCCCC"/>
+          <w:sz w:val="21"/>
+          <w:szCs w:val="21"/>
+        </w:rPr>
+        <w:t>SMART PE es un MVP (Producto Mínimo Viable) extraordinariamente maduro. Cumple el 100% de la "caja negra" logística (compras, ventas, traslados, inventario) y un ~90% de los requisitos estéticos/avanzados, debiendo dejar para una "Versión 2.0" los detalles menores como Cupones Complejos y Mantenimiento de logs auditores detallados de base de datos.</w:t>
       </w:r>
     </w:p>
     <w:p/>
@@ -3714,6 +8812,155 @@
     </w:lvl>
   </w:abstractNum>
   <w:abstractNum w:abstractNumId="1" w15:restartNumberingAfterBreak="0">
+    <w:nsid w:val="167D7024"/>
+    <w:multiLevelType w:val="multilevel"/>
+    <w:tmpl w:val="B1EA00E4"/>
+    <w:lvl w:ilvl="0">
+      <w:start w:val="1"/>
+      <w:numFmt w:val="bullet"/>
+      <w:lvlText w:val=""/>
+      <w:lvlJc w:val="left"/>
+      <w:pPr>
+        <w:tabs>
+          <w:tab w:val="num" w:pos="720"/>
+        </w:tabs>
+        <w:ind w:left="720" w:hanging="360"/>
+      </w:pPr>
+      <w:rPr>
+        <w:rFonts w:ascii="Symbol" w:hAnsi="Symbol" w:hint="default"/>
+        <w:sz w:val="20"/>
+      </w:rPr>
+    </w:lvl>
+    <w:lvl w:ilvl="1" w:tentative="1">
+      <w:start w:val="1"/>
+      <w:numFmt w:val="bullet"/>
+      <w:lvlText w:val=""/>
+      <w:lvlJc w:val="left"/>
+      <w:pPr>
+        <w:tabs>
+          <w:tab w:val="num" w:pos="1440"/>
+        </w:tabs>
+        <w:ind w:left="1440" w:hanging="360"/>
+      </w:pPr>
+      <w:rPr>
+        <w:rFonts w:ascii="Symbol" w:hAnsi="Symbol" w:hint="default"/>
+        <w:sz w:val="20"/>
+      </w:rPr>
+    </w:lvl>
+    <w:lvl w:ilvl="2" w:tentative="1">
+      <w:start w:val="1"/>
+      <w:numFmt w:val="bullet"/>
+      <w:lvlText w:val=""/>
+      <w:lvlJc w:val="left"/>
+      <w:pPr>
+        <w:tabs>
+          <w:tab w:val="num" w:pos="2160"/>
+        </w:tabs>
+        <w:ind w:left="2160" w:hanging="360"/>
+      </w:pPr>
+      <w:rPr>
+        <w:rFonts w:ascii="Symbol" w:hAnsi="Symbol" w:hint="default"/>
+        <w:sz w:val="20"/>
+      </w:rPr>
+    </w:lvl>
+    <w:lvl w:ilvl="3" w:tentative="1">
+      <w:start w:val="1"/>
+      <w:numFmt w:val="bullet"/>
+      <w:lvlText w:val=""/>
+      <w:lvlJc w:val="left"/>
+      <w:pPr>
+        <w:tabs>
+          <w:tab w:val="num" w:pos="2880"/>
+        </w:tabs>
+        <w:ind w:left="2880" w:hanging="360"/>
+      </w:pPr>
+      <w:rPr>
+        <w:rFonts w:ascii="Symbol" w:hAnsi="Symbol" w:hint="default"/>
+        <w:sz w:val="20"/>
+      </w:rPr>
+    </w:lvl>
+    <w:lvl w:ilvl="4" w:tentative="1">
+      <w:start w:val="1"/>
+      <w:numFmt w:val="bullet"/>
+      <w:lvlText w:val=""/>
+      <w:lvlJc w:val="left"/>
+      <w:pPr>
+        <w:tabs>
+          <w:tab w:val="num" w:pos="3600"/>
+        </w:tabs>
+        <w:ind w:left="3600" w:hanging="360"/>
+      </w:pPr>
+      <w:rPr>
+        <w:rFonts w:ascii="Symbol" w:hAnsi="Symbol" w:hint="default"/>
+        <w:sz w:val="20"/>
+      </w:rPr>
+    </w:lvl>
+    <w:lvl w:ilvl="5" w:tentative="1">
+      <w:start w:val="1"/>
+      <w:numFmt w:val="bullet"/>
+      <w:lvlText w:val=""/>
+      <w:lvlJc w:val="left"/>
+      <w:pPr>
+        <w:tabs>
+          <w:tab w:val="num" w:pos="4320"/>
+        </w:tabs>
+        <w:ind w:left="4320" w:hanging="360"/>
+      </w:pPr>
+      <w:rPr>
+        <w:rFonts w:ascii="Symbol" w:hAnsi="Symbol" w:hint="default"/>
+        <w:sz w:val="20"/>
+      </w:rPr>
+    </w:lvl>
+    <w:lvl w:ilvl="6" w:tentative="1">
+      <w:start w:val="1"/>
+      <w:numFmt w:val="bullet"/>
+      <w:lvlText w:val=""/>
+      <w:lvlJc w:val="left"/>
+      <w:pPr>
+        <w:tabs>
+          <w:tab w:val="num" w:pos="5040"/>
+        </w:tabs>
+        <w:ind w:left="5040" w:hanging="360"/>
+      </w:pPr>
+      <w:rPr>
+        <w:rFonts w:ascii="Symbol" w:hAnsi="Symbol" w:hint="default"/>
+        <w:sz w:val="20"/>
+      </w:rPr>
+    </w:lvl>
+    <w:lvl w:ilvl="7" w:tentative="1">
+      <w:start w:val="1"/>
+      <w:numFmt w:val="bullet"/>
+      <w:lvlText w:val=""/>
+      <w:lvlJc w:val="left"/>
+      <w:pPr>
+        <w:tabs>
+          <w:tab w:val="num" w:pos="5760"/>
+        </w:tabs>
+        <w:ind w:left="5760" w:hanging="360"/>
+      </w:pPr>
+      <w:rPr>
+        <w:rFonts w:ascii="Symbol" w:hAnsi="Symbol" w:hint="default"/>
+        <w:sz w:val="20"/>
+      </w:rPr>
+    </w:lvl>
+    <w:lvl w:ilvl="8" w:tentative="1">
+      <w:start w:val="1"/>
+      <w:numFmt w:val="bullet"/>
+      <w:lvlText w:val=""/>
+      <w:lvlJc w:val="left"/>
+      <w:pPr>
+        <w:tabs>
+          <w:tab w:val="num" w:pos="6480"/>
+        </w:tabs>
+        <w:ind w:left="6480" w:hanging="360"/>
+      </w:pPr>
+      <w:rPr>
+        <w:rFonts w:ascii="Symbol" w:hAnsi="Symbol" w:hint="default"/>
+        <w:sz w:val="20"/>
+      </w:rPr>
+    </w:lvl>
+  </w:abstractNum>
+  <w:abstractNum w:abstractNumId="2" w15:restartNumberingAfterBreak="0">
     <w:nsid w:val="1B0F57A1"/>
     <w:multiLevelType w:val="multilevel"/>
     <w:tmpl w:val="E3E42C66"/>
@@ -3862,7 +9109,120 @@
       </w:rPr>
     </w:lvl>
   </w:abstractNum>
-  <w:abstractNum w:abstractNumId="2" w15:restartNumberingAfterBreak="0">
+  <w:abstractNum w:abstractNumId="3" w15:restartNumberingAfterBreak="0">
+    <w:nsid w:val="1CB038C8"/>
+    <w:multiLevelType w:val="multilevel"/>
+    <w:tmpl w:val="1F2AD4DC"/>
+    <w:lvl w:ilvl="0">
+      <w:start w:val="1"/>
+      <w:numFmt w:val="decimal"/>
+      <w:lvlText w:val="%1."/>
+      <w:lvlJc w:val="left"/>
+      <w:pPr>
+        <w:tabs>
+          <w:tab w:val="num" w:pos="720"/>
+        </w:tabs>
+        <w:ind w:left="720" w:hanging="360"/>
+      </w:pPr>
+    </w:lvl>
+    <w:lvl w:ilvl="1" w:tentative="1">
+      <w:start w:val="1"/>
+      <w:numFmt w:val="decimal"/>
+      <w:lvlText w:val="%2."/>
+      <w:lvlJc w:val="left"/>
+      <w:pPr>
+        <w:tabs>
+          <w:tab w:val="num" w:pos="1440"/>
+        </w:tabs>
+        <w:ind w:left="1440" w:hanging="360"/>
+      </w:pPr>
+    </w:lvl>
+    <w:lvl w:ilvl="2" w:tentative="1">
+      <w:start w:val="1"/>
+      <w:numFmt w:val="decimal"/>
+      <w:lvlText w:val="%3."/>
+      <w:lvlJc w:val="left"/>
+      <w:pPr>
+        <w:tabs>
+          <w:tab w:val="num" w:pos="2160"/>
+        </w:tabs>
+        <w:ind w:left="2160" w:hanging="360"/>
+      </w:pPr>
+    </w:lvl>
+    <w:lvl w:ilvl="3" w:tentative="1">
+      <w:start w:val="1"/>
+      <w:numFmt w:val="decimal"/>
+      <w:lvlText w:val="%4."/>
+      <w:lvlJc w:val="left"/>
+      <w:pPr>
+        <w:tabs>
+          <w:tab w:val="num" w:pos="2880"/>
+        </w:tabs>
+        <w:ind w:left="2880" w:hanging="360"/>
+      </w:pPr>
+    </w:lvl>
+    <w:lvl w:ilvl="4" w:tentative="1">
+      <w:start w:val="1"/>
+      <w:numFmt w:val="decimal"/>
+      <w:lvlText w:val="%5."/>
+      <w:lvlJc w:val="left"/>
+      <w:pPr>
+        <w:tabs>
+          <w:tab w:val="num" w:pos="3600"/>
+        </w:tabs>
+        <w:ind w:left="3600" w:hanging="360"/>
+      </w:pPr>
+    </w:lvl>
+    <w:lvl w:ilvl="5" w:tentative="1">
+      <w:start w:val="1"/>
+      <w:numFmt w:val="decimal"/>
+      <w:lvlText w:val="%6."/>
+      <w:lvlJc w:val="left"/>
+      <w:pPr>
+        <w:tabs>
+          <w:tab w:val="num" w:pos="4320"/>
+        </w:tabs>
+        <w:ind w:left="4320" w:hanging="360"/>
+      </w:pPr>
+    </w:lvl>
+    <w:lvl w:ilvl="6" w:tentative="1">
+      <w:start w:val="1"/>
+      <w:numFmt w:val="decimal"/>
+      <w:lvlText w:val="%7."/>
+      <w:lvlJc w:val="left"/>
+      <w:pPr>
+        <w:tabs>
+          <w:tab w:val="num" w:pos="5040"/>
+        </w:tabs>
+        <w:ind w:left="5040" w:hanging="360"/>
+      </w:pPr>
+    </w:lvl>
+    <w:lvl w:ilvl="7" w:tentative="1">
+      <w:start w:val="1"/>
+      <w:numFmt w:val="decimal"/>
+      <w:lvlText w:val="%8."/>
+      <w:lvlJc w:val="left"/>
+      <w:pPr>
+        <w:tabs>
+          <w:tab w:val="num" w:pos="5760"/>
+        </w:tabs>
+        <w:ind w:left="5760" w:hanging="360"/>
+      </w:pPr>
+    </w:lvl>
+    <w:lvl w:ilvl="8" w:tentative="1">
+      <w:start w:val="1"/>
+      <w:numFmt w:val="decimal"/>
+      <w:lvlText w:val="%9."/>
+      <w:lvlJc w:val="left"/>
+      <w:pPr>
+        <w:tabs>
+          <w:tab w:val="num" w:pos="6480"/>
+        </w:tabs>
+        <w:ind w:left="6480" w:hanging="360"/>
+      </w:pPr>
+    </w:lvl>
+  </w:abstractNum>
+  <w:abstractNum w:abstractNumId="4" w15:restartNumberingAfterBreak="0">
     <w:nsid w:val="1CD26D6D"/>
     <w:multiLevelType w:val="multilevel"/>
     <w:tmpl w:val="8BBE8352"/>
@@ -4011,7 +9371,7 @@
       </w:rPr>
     </w:lvl>
   </w:abstractNum>
-  <w:abstractNum w:abstractNumId="3" w15:restartNumberingAfterBreak="0">
+  <w:abstractNum w:abstractNumId="5" w15:restartNumberingAfterBreak="0">
     <w:nsid w:val="1E277F15"/>
     <w:multiLevelType w:val="multilevel"/>
     <w:tmpl w:val="1A0ED894"/>
@@ -4160,7 +9520,7 @@
       </w:rPr>
     </w:lvl>
   </w:abstractNum>
-  <w:abstractNum w:abstractNumId="4" w15:restartNumberingAfterBreak="0">
+  <w:abstractNum w:abstractNumId="6" w15:restartNumberingAfterBreak="0">
     <w:nsid w:val="2D293262"/>
     <w:multiLevelType w:val="multilevel"/>
     <w:tmpl w:val="4E50D87E"/>
@@ -4309,7 +9669,603 @@
       </w:rPr>
     </w:lvl>
   </w:abstractNum>
-  <w:abstractNum w:abstractNumId="5" w15:restartNumberingAfterBreak="0">
+  <w:abstractNum w:abstractNumId="7" w15:restartNumberingAfterBreak="0">
+    <w:nsid w:val="2E2F101F"/>
+    <w:multiLevelType w:val="multilevel"/>
+    <w:tmpl w:val="66C897BC"/>
+    <w:lvl w:ilvl="0">
+      <w:start w:val="1"/>
+      <w:numFmt w:val="bullet"/>
+      <w:lvlText w:val=""/>
+      <w:lvlJc w:val="left"/>
+      <w:pPr>
+        <w:tabs>
+          <w:tab w:val="num" w:pos="720"/>
+        </w:tabs>
+        <w:ind w:left="720" w:hanging="360"/>
+      </w:pPr>
+      <w:rPr>
+        <w:rFonts w:ascii="Symbol" w:hAnsi="Symbol" w:hint="default"/>
+        <w:sz w:val="20"/>
+      </w:rPr>
+    </w:lvl>
+    <w:lvl w:ilvl="1" w:tentative="1">
+      <w:start w:val="1"/>
+      <w:numFmt w:val="bullet"/>
+      <w:lvlText w:val=""/>
+      <w:lvlJc w:val="left"/>
+      <w:pPr>
+        <w:tabs>
+          <w:tab w:val="num" w:pos="1440"/>
+        </w:tabs>
+        <w:ind w:left="1440" w:hanging="360"/>
+      </w:pPr>
+      <w:rPr>
+        <w:rFonts w:ascii="Symbol" w:hAnsi="Symbol" w:hint="default"/>
+        <w:sz w:val="20"/>
+      </w:rPr>
+    </w:lvl>
+    <w:lvl w:ilvl="2" w:tentative="1">
+      <w:start w:val="1"/>
+      <w:numFmt w:val="bullet"/>
+      <w:lvlText w:val=""/>
+      <w:lvlJc w:val="left"/>
+      <w:pPr>
+        <w:tabs>
+          <w:tab w:val="num" w:pos="2160"/>
+        </w:tabs>
+        <w:ind w:left="2160" w:hanging="360"/>
+      </w:pPr>
+      <w:rPr>
+        <w:rFonts w:ascii="Symbol" w:hAnsi="Symbol" w:hint="default"/>
+        <w:sz w:val="20"/>
+      </w:rPr>
+    </w:lvl>
+    <w:lvl w:ilvl="3" w:tentative="1">
+      <w:start w:val="1"/>
+      <w:numFmt w:val="bullet"/>
+      <w:lvlText w:val=""/>
+      <w:lvlJc w:val="left"/>
+      <w:pPr>
+        <w:tabs>
+          <w:tab w:val="num" w:pos="2880"/>
+        </w:tabs>
+        <w:ind w:left="2880" w:hanging="360"/>
+      </w:pPr>
+      <w:rPr>
+        <w:rFonts w:ascii="Symbol" w:hAnsi="Symbol" w:hint="default"/>
+        <w:sz w:val="20"/>
+      </w:rPr>
+    </w:lvl>
+    <w:lvl w:ilvl="4" w:tentative="1">
+      <w:start w:val="1"/>
+      <w:numFmt w:val="bullet"/>
+      <w:lvlText w:val=""/>
+      <w:lvlJc w:val="left"/>
+      <w:pPr>
+        <w:tabs>
+          <w:tab w:val="num" w:pos="3600"/>
+        </w:tabs>
+        <w:ind w:left="3600" w:hanging="360"/>
+      </w:pPr>
+      <w:rPr>
+        <w:rFonts w:ascii="Symbol" w:hAnsi="Symbol" w:hint="default"/>
+        <w:sz w:val="20"/>
+      </w:rPr>
+    </w:lvl>
+    <w:lvl w:ilvl="5" w:tentative="1">
+      <w:start w:val="1"/>
+      <w:numFmt w:val="bullet"/>
+      <w:lvlText w:val=""/>
+      <w:lvlJc w:val="left"/>
+      <w:pPr>
+        <w:tabs>
+          <w:tab w:val="num" w:pos="4320"/>
+        </w:tabs>
+        <w:ind w:left="4320" w:hanging="360"/>
+      </w:pPr>
+      <w:rPr>
+        <w:rFonts w:ascii="Symbol" w:hAnsi="Symbol" w:hint="default"/>
+        <w:sz w:val="20"/>
+      </w:rPr>
+    </w:lvl>
+    <w:lvl w:ilvl="6" w:tentative="1">
+      <w:start w:val="1"/>
+      <w:numFmt w:val="bullet"/>
+      <w:lvlText w:val=""/>
+      <w:lvlJc w:val="left"/>
+      <w:pPr>
+        <w:tabs>
+          <w:tab w:val="num" w:pos="5040"/>
+        </w:tabs>
+        <w:ind w:left="5040" w:hanging="360"/>
+      </w:pPr>
+      <w:rPr>
+        <w:rFonts w:ascii="Symbol" w:hAnsi="Symbol" w:hint="default"/>
+        <w:sz w:val="20"/>
+      </w:rPr>
+    </w:lvl>
+    <w:lvl w:ilvl="7" w:tentative="1">
+      <w:start w:val="1"/>
+      <w:numFmt w:val="bullet"/>
+      <w:lvlText w:val=""/>
+      <w:lvlJc w:val="left"/>
+      <w:pPr>
+        <w:tabs>
+          <w:tab w:val="num" w:pos="5760"/>
+        </w:tabs>
+        <w:ind w:left="5760" w:hanging="360"/>
+      </w:pPr>
+      <w:rPr>
+        <w:rFonts w:ascii="Symbol" w:hAnsi="Symbol" w:hint="default"/>
+        <w:sz w:val="20"/>
+      </w:rPr>
+    </w:lvl>
+    <w:lvl w:ilvl="8" w:tentative="1">
+      <w:start w:val="1"/>
+      <w:numFmt w:val="bullet"/>
+      <w:lvlText w:val=""/>
+      <w:lvlJc w:val="left"/>
+      <w:pPr>
+        <w:tabs>
+          <w:tab w:val="num" w:pos="6480"/>
+        </w:tabs>
+        <w:ind w:left="6480" w:hanging="360"/>
+      </w:pPr>
+      <w:rPr>
+        <w:rFonts w:ascii="Symbol" w:hAnsi="Symbol" w:hint="default"/>
+        <w:sz w:val="20"/>
+      </w:rPr>
+    </w:lvl>
+  </w:abstractNum>
+  <w:abstractNum w:abstractNumId="8" w15:restartNumberingAfterBreak="0">
+    <w:nsid w:val="39C629DA"/>
+    <w:multiLevelType w:val="multilevel"/>
+    <w:tmpl w:val="8CAA0154"/>
+    <w:lvl w:ilvl="0">
+      <w:start w:val="1"/>
+      <w:numFmt w:val="bullet"/>
+      <w:lvlText w:val=""/>
+      <w:lvlJc w:val="left"/>
+      <w:pPr>
+        <w:tabs>
+          <w:tab w:val="num" w:pos="720"/>
+        </w:tabs>
+        <w:ind w:left="720" w:hanging="360"/>
+      </w:pPr>
+      <w:rPr>
+        <w:rFonts w:ascii="Symbol" w:hAnsi="Symbol" w:hint="default"/>
+        <w:sz w:val="20"/>
+      </w:rPr>
+    </w:lvl>
+    <w:lvl w:ilvl="1" w:tentative="1">
+      <w:start w:val="1"/>
+      <w:numFmt w:val="bullet"/>
+      <w:lvlText w:val=""/>
+      <w:lvlJc w:val="left"/>
+      <w:pPr>
+        <w:tabs>
+          <w:tab w:val="num" w:pos="1440"/>
+        </w:tabs>
+        <w:ind w:left="1440" w:hanging="360"/>
+      </w:pPr>
+      <w:rPr>
+        <w:rFonts w:ascii="Symbol" w:hAnsi="Symbol" w:hint="default"/>
+        <w:sz w:val="20"/>
+      </w:rPr>
+    </w:lvl>
+    <w:lvl w:ilvl="2" w:tentative="1">
+      <w:start w:val="1"/>
+      <w:numFmt w:val="bullet"/>
+      <w:lvlText w:val=""/>
+      <w:lvlJc w:val="left"/>
+      <w:pPr>
+        <w:tabs>
+          <w:tab w:val="num" w:pos="2160"/>
+        </w:tabs>
+        <w:ind w:left="2160" w:hanging="360"/>
+      </w:pPr>
+      <w:rPr>
+        <w:rFonts w:ascii="Symbol" w:hAnsi="Symbol" w:hint="default"/>
+        <w:sz w:val="20"/>
+      </w:rPr>
+    </w:lvl>
+    <w:lvl w:ilvl="3" w:tentative="1">
+      <w:start w:val="1"/>
+      <w:numFmt w:val="bullet"/>
+      <w:lvlText w:val=""/>
+      <w:lvlJc w:val="left"/>
+      <w:pPr>
+        <w:tabs>
+          <w:tab w:val="num" w:pos="2880"/>
+        </w:tabs>
+        <w:ind w:left="2880" w:hanging="360"/>
+      </w:pPr>
+      <w:rPr>
+        <w:rFonts w:ascii="Symbol" w:hAnsi="Symbol" w:hint="default"/>
+        <w:sz w:val="20"/>
+      </w:rPr>
+    </w:lvl>
+    <w:lvl w:ilvl="4" w:tentative="1">
+      <w:start w:val="1"/>
+      <w:numFmt w:val="bullet"/>
+      <w:lvlText w:val=""/>
+      <w:lvlJc w:val="left"/>
+      <w:pPr>
+        <w:tabs>
+          <w:tab w:val="num" w:pos="3600"/>
+        </w:tabs>
+        <w:ind w:left="3600" w:hanging="360"/>
+      </w:pPr>
+      <w:rPr>
+        <w:rFonts w:ascii="Symbol" w:hAnsi="Symbol" w:hint="default"/>
+        <w:sz w:val="20"/>
+      </w:rPr>
+    </w:lvl>
+    <w:lvl w:ilvl="5" w:tentative="1">
+      <w:start w:val="1"/>
+      <w:numFmt w:val="bullet"/>
+      <w:lvlText w:val=""/>
+      <w:lvlJc w:val="left"/>
+      <w:pPr>
+        <w:tabs>
+          <w:tab w:val="num" w:pos="4320"/>
+        </w:tabs>
+        <w:ind w:left="4320" w:hanging="360"/>
+      </w:pPr>
+      <w:rPr>
+        <w:rFonts w:ascii="Symbol" w:hAnsi="Symbol" w:hint="default"/>
+        <w:sz w:val="20"/>
+      </w:rPr>
+    </w:lvl>
+    <w:lvl w:ilvl="6" w:tentative="1">
+      <w:start w:val="1"/>
+      <w:numFmt w:val="bullet"/>
+      <w:lvlText w:val=""/>
+      <w:lvlJc w:val="left"/>
+      <w:pPr>
+        <w:tabs>
+          <w:tab w:val="num" w:pos="5040"/>
+        </w:tabs>
+        <w:ind w:left="5040" w:hanging="360"/>
+      </w:pPr>
+      <w:rPr>
+        <w:rFonts w:ascii="Symbol" w:hAnsi="Symbol" w:hint="default"/>
+        <w:sz w:val="20"/>
+      </w:rPr>
+    </w:lvl>
+    <w:lvl w:ilvl="7" w:tentative="1">
+      <w:start w:val="1"/>
+      <w:numFmt w:val="bullet"/>
+      <w:lvlText w:val=""/>
+      <w:lvlJc w:val="left"/>
+      <w:pPr>
+        <w:tabs>
+          <w:tab w:val="num" w:pos="5760"/>
+        </w:tabs>
+        <w:ind w:left="5760" w:hanging="360"/>
+      </w:pPr>
+      <w:rPr>
+        <w:rFonts w:ascii="Symbol" w:hAnsi="Symbol" w:hint="default"/>
+        <w:sz w:val="20"/>
+      </w:rPr>
+    </w:lvl>
+    <w:lvl w:ilvl="8" w:tentative="1">
+      <w:start w:val="1"/>
+      <w:numFmt w:val="bullet"/>
+      <w:lvlText w:val=""/>
+      <w:lvlJc w:val="left"/>
+      <w:pPr>
+        <w:tabs>
+          <w:tab w:val="num" w:pos="6480"/>
+        </w:tabs>
+        <w:ind w:left="6480" w:hanging="360"/>
+      </w:pPr>
+      <w:rPr>
+        <w:rFonts w:ascii="Symbol" w:hAnsi="Symbol" w:hint="default"/>
+        <w:sz w:val="20"/>
+      </w:rPr>
+    </w:lvl>
+  </w:abstractNum>
+  <w:abstractNum w:abstractNumId="9" w15:restartNumberingAfterBreak="0">
+    <w:nsid w:val="49FA401D"/>
+    <w:multiLevelType w:val="multilevel"/>
+    <w:tmpl w:val="C3A04864"/>
+    <w:lvl w:ilvl="0">
+      <w:start w:val="1"/>
+      <w:numFmt w:val="bullet"/>
+      <w:lvlText w:val=""/>
+      <w:lvlJc w:val="left"/>
+      <w:pPr>
+        <w:tabs>
+          <w:tab w:val="num" w:pos="720"/>
+        </w:tabs>
+        <w:ind w:left="720" w:hanging="360"/>
+      </w:pPr>
+      <w:rPr>
+        <w:rFonts w:ascii="Symbol" w:hAnsi="Symbol" w:hint="default"/>
+        <w:sz w:val="20"/>
+      </w:rPr>
+    </w:lvl>
+    <w:lvl w:ilvl="1" w:tentative="1">
+      <w:start w:val="1"/>
+      <w:numFmt w:val="bullet"/>
+      <w:lvlText w:val=""/>
+      <w:lvlJc w:val="left"/>
+      <w:pPr>
+        <w:tabs>
+          <w:tab w:val="num" w:pos="1440"/>
+        </w:tabs>
+        <w:ind w:left="1440" w:hanging="360"/>
+      </w:pPr>
+      <w:rPr>
+        <w:rFonts w:ascii="Symbol" w:hAnsi="Symbol" w:hint="default"/>
+        <w:sz w:val="20"/>
+      </w:rPr>
+    </w:lvl>
+    <w:lvl w:ilvl="2" w:tentative="1">
+      <w:start w:val="1"/>
+      <w:numFmt w:val="bullet"/>
+      <w:lvlText w:val=""/>
+      <w:lvlJc w:val="left"/>
+      <w:pPr>
+        <w:tabs>
+          <w:tab w:val="num" w:pos="2160"/>
+        </w:tabs>
+        <w:ind w:left="2160" w:hanging="360"/>
+      </w:pPr>
+      <w:rPr>
+        <w:rFonts w:ascii="Symbol" w:hAnsi="Symbol" w:hint="default"/>
+        <w:sz w:val="20"/>
+      </w:rPr>
+    </w:lvl>
+    <w:lvl w:ilvl="3" w:tentative="1">
+      <w:start w:val="1"/>
+      <w:numFmt w:val="bullet"/>
+      <w:lvlText w:val=""/>
+      <w:lvlJc w:val="left"/>
+      <w:pPr>
+        <w:tabs>
+          <w:tab w:val="num" w:pos="2880"/>
+        </w:tabs>
+        <w:ind w:left="2880" w:hanging="360"/>
+      </w:pPr>
+      <w:rPr>
+        <w:rFonts w:ascii="Symbol" w:hAnsi="Symbol" w:hint="default"/>
+        <w:sz w:val="20"/>
+      </w:rPr>
+    </w:lvl>
+    <w:lvl w:ilvl="4" w:tentative="1">
+      <w:start w:val="1"/>
+      <w:numFmt w:val="bullet"/>
+      <w:lvlText w:val=""/>
+      <w:lvlJc w:val="left"/>
+      <w:pPr>
+        <w:tabs>
+          <w:tab w:val="num" w:pos="3600"/>
+        </w:tabs>
+        <w:ind w:left="3600" w:hanging="360"/>
+      </w:pPr>
+      <w:rPr>
+        <w:rFonts w:ascii="Symbol" w:hAnsi="Symbol" w:hint="default"/>
+        <w:sz w:val="20"/>
+      </w:rPr>
+    </w:lvl>
+    <w:lvl w:ilvl="5" w:tentative="1">
+      <w:start w:val="1"/>
+      <w:numFmt w:val="bullet"/>
+      <w:lvlText w:val=""/>
+      <w:lvlJc w:val="left"/>
+      <w:pPr>
+        <w:tabs>
+          <w:tab w:val="num" w:pos="4320"/>
+        </w:tabs>
+        <w:ind w:left="4320" w:hanging="360"/>
+      </w:pPr>
+      <w:rPr>
+        <w:rFonts w:ascii="Symbol" w:hAnsi="Symbol" w:hint="default"/>
+        <w:sz w:val="20"/>
+      </w:rPr>
+    </w:lvl>
+    <w:lvl w:ilvl="6" w:tentative="1">
+      <w:start w:val="1"/>
+      <w:numFmt w:val="bullet"/>
+      <w:lvlText w:val=""/>
+      <w:lvlJc w:val="left"/>
+      <w:pPr>
+        <w:tabs>
+          <w:tab w:val="num" w:pos="5040"/>
+        </w:tabs>
+        <w:ind w:left="5040" w:hanging="360"/>
+      </w:pPr>
+      <w:rPr>
+        <w:rFonts w:ascii="Symbol" w:hAnsi="Symbol" w:hint="default"/>
+        <w:sz w:val="20"/>
+      </w:rPr>
+    </w:lvl>
+    <w:lvl w:ilvl="7" w:tentative="1">
+      <w:start w:val="1"/>
+      <w:numFmt w:val="bullet"/>
+      <w:lvlText w:val=""/>
+      <w:lvlJc w:val="left"/>
+      <w:pPr>
+        <w:tabs>
+          <w:tab w:val="num" w:pos="5760"/>
+        </w:tabs>
+        <w:ind w:left="5760" w:hanging="360"/>
+      </w:pPr>
+      <w:rPr>
+        <w:rFonts w:ascii="Symbol" w:hAnsi="Symbol" w:hint="default"/>
+        <w:sz w:val="20"/>
+      </w:rPr>
+    </w:lvl>
+    <w:lvl w:ilvl="8" w:tentative="1">
+      <w:start w:val="1"/>
+      <w:numFmt w:val="bullet"/>
+      <w:lvlText w:val=""/>
+      <w:lvlJc w:val="left"/>
+      <w:pPr>
+        <w:tabs>
+          <w:tab w:val="num" w:pos="6480"/>
+        </w:tabs>
+        <w:ind w:left="6480" w:hanging="360"/>
+      </w:pPr>
+      <w:rPr>
+        <w:rFonts w:ascii="Symbol" w:hAnsi="Symbol" w:hint="default"/>
+        <w:sz w:val="20"/>
+      </w:rPr>
+    </w:lvl>
+  </w:abstractNum>
+  <w:abstractNum w:abstractNumId="10" w15:restartNumberingAfterBreak="0">
+    <w:nsid w:val="5BF2187B"/>
+    <w:multiLevelType w:val="multilevel"/>
+    <w:tmpl w:val="C60E9D9C"/>
+    <w:lvl w:ilvl="0">
+      <w:start w:val="1"/>
+      <w:numFmt w:val="bullet"/>
+      <w:lvlText w:val=""/>
+      <w:lvlJc w:val="left"/>
+      <w:pPr>
+        <w:tabs>
+          <w:tab w:val="num" w:pos="720"/>
+        </w:tabs>
+        <w:ind w:left="720" w:hanging="360"/>
+      </w:pPr>
+      <w:rPr>
+        <w:rFonts w:ascii="Symbol" w:hAnsi="Symbol" w:hint="default"/>
+        <w:sz w:val="20"/>
+      </w:rPr>
+    </w:lvl>
+    <w:lvl w:ilvl="1" w:tentative="1">
+      <w:start w:val="1"/>
+      <w:numFmt w:val="bullet"/>
+      <w:lvlText w:val=""/>
+      <w:lvlJc w:val="left"/>
+      <w:pPr>
+        <w:tabs>
+          <w:tab w:val="num" w:pos="1440"/>
+        </w:tabs>
+        <w:ind w:left="1440" w:hanging="360"/>
+      </w:pPr>
+      <w:rPr>
+        <w:rFonts w:ascii="Symbol" w:hAnsi="Symbol" w:hint="default"/>
+        <w:sz w:val="20"/>
+      </w:rPr>
+    </w:lvl>
+    <w:lvl w:ilvl="2" w:tentative="1">
+      <w:start w:val="1"/>
+      <w:numFmt w:val="bullet"/>
+      <w:lvlText w:val=""/>
+      <w:lvlJc w:val="left"/>
+      <w:pPr>
+        <w:tabs>
+          <w:tab w:val="num" w:pos="2160"/>
+        </w:tabs>
+        <w:ind w:left="2160" w:hanging="360"/>
+      </w:pPr>
+      <w:rPr>
+        <w:rFonts w:ascii="Symbol" w:hAnsi="Symbol" w:hint="default"/>
+        <w:sz w:val="20"/>
+      </w:rPr>
+    </w:lvl>
+    <w:lvl w:ilvl="3" w:tentative="1">
+      <w:start w:val="1"/>
+      <w:numFmt w:val="bullet"/>
+      <w:lvlText w:val=""/>
+      <w:lvlJc w:val="left"/>
+      <w:pPr>
+        <w:tabs>
+          <w:tab w:val="num" w:pos="2880"/>
+        </w:tabs>
+        <w:ind w:left="2880" w:hanging="360"/>
+      </w:pPr>
+      <w:rPr>
+        <w:rFonts w:ascii="Symbol" w:hAnsi="Symbol" w:hint="default"/>
+        <w:sz w:val="20"/>
+      </w:rPr>
+    </w:lvl>
+    <w:lvl w:ilvl="4" w:tentative="1">
+      <w:start w:val="1"/>
+      <w:numFmt w:val="bullet"/>
+      <w:lvlText w:val=""/>
+      <w:lvlJc w:val="left"/>
+      <w:pPr>
+        <w:tabs>
+          <w:tab w:val="num" w:pos="3600"/>
+        </w:tabs>
+        <w:ind w:left="3600" w:hanging="360"/>
+      </w:pPr>
+      <w:rPr>
+        <w:rFonts w:ascii="Symbol" w:hAnsi="Symbol" w:hint="default"/>
+        <w:sz w:val="20"/>
+      </w:rPr>
+    </w:lvl>
+    <w:lvl w:ilvl="5" w:tentative="1">
+      <w:start w:val="1"/>
+      <w:numFmt w:val="bullet"/>
+      <w:lvlText w:val=""/>
+      <w:lvlJc w:val="left"/>
+      <w:pPr>
+        <w:tabs>
+          <w:tab w:val="num" w:pos="4320"/>
+        </w:tabs>
+        <w:ind w:left="4320" w:hanging="360"/>
+      </w:pPr>
+      <w:rPr>
+        <w:rFonts w:ascii="Symbol" w:hAnsi="Symbol" w:hint="default"/>
+        <w:sz w:val="20"/>
+      </w:rPr>
+    </w:lvl>
+    <w:lvl w:ilvl="6" w:tentative="1">
+      <w:start w:val="1"/>
+      <w:numFmt w:val="bullet"/>
+      <w:lvlText w:val=""/>
+      <w:lvlJc w:val="left"/>
+      <w:pPr>
+        <w:tabs>
+          <w:tab w:val="num" w:pos="5040"/>
+        </w:tabs>
+        <w:ind w:left="5040" w:hanging="360"/>
+      </w:pPr>
+      <w:rPr>
+        <w:rFonts w:ascii="Symbol" w:hAnsi="Symbol" w:hint="default"/>
+        <w:sz w:val="20"/>
+      </w:rPr>
+    </w:lvl>
+    <w:lvl w:ilvl="7" w:tentative="1">
+      <w:start w:val="1"/>
+      <w:numFmt w:val="bullet"/>
+      <w:lvlText w:val=""/>
+      <w:lvlJc w:val="left"/>
+      <w:pPr>
+        <w:tabs>
+          <w:tab w:val="num" w:pos="5760"/>
+        </w:tabs>
+        <w:ind w:left="5760" w:hanging="360"/>
+      </w:pPr>
+      <w:rPr>
+        <w:rFonts w:ascii="Symbol" w:hAnsi="Symbol" w:hint="default"/>
+        <w:sz w:val="20"/>
+      </w:rPr>
+    </w:lvl>
+    <w:lvl w:ilvl="8" w:tentative="1">
+      <w:start w:val="1"/>
+      <w:numFmt w:val="bullet"/>
+      <w:lvlText w:val=""/>
+      <w:lvlJc w:val="left"/>
+      <w:pPr>
+        <w:tabs>
+          <w:tab w:val="num" w:pos="6480"/>
+        </w:tabs>
+        <w:ind w:left="6480" w:hanging="360"/>
+      </w:pPr>
+      <w:rPr>
+        <w:rFonts w:ascii="Symbol" w:hAnsi="Symbol" w:hint="default"/>
+        <w:sz w:val="20"/>
+      </w:rPr>
+    </w:lvl>
+  </w:abstractNum>
+  <w:abstractNum w:abstractNumId="11" w15:restartNumberingAfterBreak="0">
     <w:nsid w:val="6BCB1A47"/>
     <w:multiLevelType w:val="multilevel"/>
     <w:tmpl w:val="8F063D04"/>
@@ -4458,7 +10414,156 @@
       </w:rPr>
     </w:lvl>
   </w:abstractNum>
-  <w:abstractNum w:abstractNumId="6" w15:restartNumberingAfterBreak="0">
+  <w:abstractNum w:abstractNumId="12" w15:restartNumberingAfterBreak="0">
+    <w:nsid w:val="6E051014"/>
+    <w:multiLevelType w:val="multilevel"/>
+    <w:tmpl w:val="E348F228"/>
+    <w:lvl w:ilvl="0">
+      <w:start w:val="1"/>
+      <w:numFmt w:val="bullet"/>
+      <w:lvlText w:val=""/>
+      <w:lvlJc w:val="left"/>
+      <w:pPr>
+        <w:tabs>
+          <w:tab w:val="num" w:pos="720"/>
+        </w:tabs>
+        <w:ind w:left="720" w:hanging="360"/>
+      </w:pPr>
+      <w:rPr>
+        <w:rFonts w:ascii="Symbol" w:hAnsi="Symbol" w:hint="default"/>
+        <w:sz w:val="20"/>
+      </w:rPr>
+    </w:lvl>
+    <w:lvl w:ilvl="1" w:tentative="1">
+      <w:start w:val="1"/>
+      <w:numFmt w:val="bullet"/>
+      <w:lvlText w:val=""/>
+      <w:lvlJc w:val="left"/>
+      <w:pPr>
+        <w:tabs>
+          <w:tab w:val="num" w:pos="1440"/>
+        </w:tabs>
+        <w:ind w:left="1440" w:hanging="360"/>
+      </w:pPr>
+      <w:rPr>
+        <w:rFonts w:ascii="Symbol" w:hAnsi="Symbol" w:hint="default"/>
+        <w:sz w:val="20"/>
+      </w:rPr>
+    </w:lvl>
+    <w:lvl w:ilvl="2" w:tentative="1">
+      <w:start w:val="1"/>
+      <w:numFmt w:val="bullet"/>
+      <w:lvlText w:val=""/>
+      <w:lvlJc w:val="left"/>
+      <w:pPr>
+        <w:tabs>
+          <w:tab w:val="num" w:pos="2160"/>
+        </w:tabs>
+        <w:ind w:left="2160" w:hanging="360"/>
+      </w:pPr>
+      <w:rPr>
+        <w:rFonts w:ascii="Symbol" w:hAnsi="Symbol" w:hint="default"/>
+        <w:sz w:val="20"/>
+      </w:rPr>
+    </w:lvl>
+    <w:lvl w:ilvl="3" w:tentative="1">
+      <w:start w:val="1"/>
+      <w:numFmt w:val="bullet"/>
+      <w:lvlText w:val=""/>
+      <w:lvlJc w:val="left"/>
+      <w:pPr>
+        <w:tabs>
+          <w:tab w:val="num" w:pos="2880"/>
+        </w:tabs>
+        <w:ind w:left="2880" w:hanging="360"/>
+      </w:pPr>
+      <w:rPr>
+        <w:rFonts w:ascii="Symbol" w:hAnsi="Symbol" w:hint="default"/>
+        <w:sz w:val="20"/>
+      </w:rPr>
+    </w:lvl>
+    <w:lvl w:ilvl="4" w:tentative="1">
+      <w:start w:val="1"/>
+      <w:numFmt w:val="bullet"/>
+      <w:lvlText w:val=""/>
+      <w:lvlJc w:val="left"/>
+      <w:pPr>
+        <w:tabs>
+          <w:tab w:val="num" w:pos="3600"/>
+        </w:tabs>
+        <w:ind w:left="3600" w:hanging="360"/>
+      </w:pPr>
+      <w:rPr>
+        <w:rFonts w:ascii="Symbol" w:hAnsi="Symbol" w:hint="default"/>
+        <w:sz w:val="20"/>
+      </w:rPr>
+    </w:lvl>
+    <w:lvl w:ilvl="5" w:tentative="1">
+      <w:start w:val="1"/>
+      <w:numFmt w:val="bullet"/>
+      <w:lvlText w:val=""/>
+      <w:lvlJc w:val="left"/>
+      <w:pPr>
+        <w:tabs>
+          <w:tab w:val="num" w:pos="4320"/>
+        </w:tabs>
+        <w:ind w:left="4320" w:hanging="360"/>
+      </w:pPr>
+      <w:rPr>
+        <w:rFonts w:ascii="Symbol" w:hAnsi="Symbol" w:hint="default"/>
+        <w:sz w:val="20"/>
+      </w:rPr>
+    </w:lvl>
+    <w:lvl w:ilvl="6" w:tentative="1">
+      <w:start w:val="1"/>
+      <w:numFmt w:val="bullet"/>
+      <w:lvlText w:val=""/>
+      <w:lvlJc w:val="left"/>
+      <w:pPr>
+        <w:tabs>
+          <w:tab w:val="num" w:pos="5040"/>
+        </w:tabs>
+        <w:ind w:left="5040" w:hanging="360"/>
+      </w:pPr>
+      <w:rPr>
+        <w:rFonts w:ascii="Symbol" w:hAnsi="Symbol" w:hint="default"/>
+        <w:sz w:val="20"/>
+      </w:rPr>
+    </w:lvl>
+    <w:lvl w:ilvl="7" w:tentative="1">
+      <w:start w:val="1"/>
+      <w:numFmt w:val="bullet"/>
+      <w:lvlText w:val=""/>
+      <w:lvlJc w:val="left"/>
+      <w:pPr>
+        <w:tabs>
+          <w:tab w:val="num" w:pos="5760"/>
+        </w:tabs>
+        <w:ind w:left="5760" w:hanging="360"/>
+      </w:pPr>
+      <w:rPr>
+        <w:rFonts w:ascii="Symbol" w:hAnsi="Symbol" w:hint="default"/>
+        <w:sz w:val="20"/>
+      </w:rPr>
+    </w:lvl>
+    <w:lvl w:ilvl="8" w:tentative="1">
+      <w:start w:val="1"/>
+      <w:numFmt w:val="bullet"/>
+      <w:lvlText w:val=""/>
+      <w:lvlJc w:val="left"/>
+      <w:pPr>
+        <w:tabs>
+          <w:tab w:val="num" w:pos="6480"/>
+        </w:tabs>
+        <w:ind w:left="6480" w:hanging="360"/>
+      </w:pPr>
+      <w:rPr>
+        <w:rFonts w:ascii="Symbol" w:hAnsi="Symbol" w:hint="default"/>
+        <w:sz w:val="20"/>
+      </w:rPr>
+    </w:lvl>
+  </w:abstractNum>
+  <w:abstractNum w:abstractNumId="13" w15:restartNumberingAfterBreak="0">
     <w:nsid w:val="78E836F4"/>
     <w:multiLevelType w:val="multilevel"/>
     <w:tmpl w:val="CAF844C8"/>
@@ -4607,7 +10712,7 @@
       </w:rPr>
     </w:lvl>
   </w:abstractNum>
-  <w:abstractNum w:abstractNumId="7" w15:restartNumberingAfterBreak="0">
+  <w:abstractNum w:abstractNumId="14" w15:restartNumberingAfterBreak="0">
     <w:nsid w:val="7E7352FC"/>
     <w:multiLevelType w:val="multilevel"/>
     <w:tmpl w:val="AB2EA46E"/>
@@ -4757,28 +10862,49 @@
     </w:lvl>
   </w:abstractNum>
   <w:num w:numId="1">
-    <w:abstractNumId w:val="6"/>
+    <w:abstractNumId w:val="13"/>
   </w:num>
   <w:num w:numId="2">
     <w:abstractNumId w:val="0"/>
   </w:num>
   <w:num w:numId="3">
+    <w:abstractNumId w:val="6"/>
+  </w:num>
+  <w:num w:numId="4">
+    <w:abstractNumId w:val="11"/>
+  </w:num>
+  <w:num w:numId="5">
+    <w:abstractNumId w:val="5"/>
+  </w:num>
+  <w:num w:numId="6">
+    <w:abstractNumId w:val="2"/>
+  </w:num>
+  <w:num w:numId="7">
+    <w:abstractNumId w:val="14"/>
+  </w:num>
+  <w:num w:numId="8">
     <w:abstractNumId w:val="4"/>
   </w:num>
-  <w:num w:numId="4">
-    <w:abstractNumId w:val="5"/>
+  <w:num w:numId="9">
+    <w:abstractNumId w:val="7"/>
   </w:num>
-  <w:num w:numId="5">
-    <w:abstractNumId w:val="3"/>
+  <w:num w:numId="10">
+    <w:abstractNumId w:val="9"/>
   </w:num>
-  <w:num w:numId="6">
+  <w:num w:numId="11">
+    <w:abstractNumId w:val="10"/>
+  </w:num>
+  <w:num w:numId="12">
+    <w:abstractNumId w:val="12"/>
+  </w:num>
+  <w:num w:numId="13">
+    <w:abstractNumId w:val="8"/>
+  </w:num>
+  <w:num w:numId="14">
     <w:abstractNumId w:val="1"/>
   </w:num>
-  <w:num w:numId="7">
-    <w:abstractNumId w:val="7"/>
-  </w:num>
-  <w:num w:numId="8">
-    <w:abstractNumId w:val="2"/>
+  <w:num w:numId="15">
+    <w:abstractNumId w:val="3"/>
   </w:num>
 </w:numbering>
 </file>
@@ -5182,6 +11308,50 @@
     <w:name w:val="Normal"/>
     <w:qFormat/>
   </w:style>
+  <w:style w:type="paragraph" w:styleId="Ttulo1">
+    <w:name w:val="heading 1"/>
+    <w:basedOn w:val="Normal"/>
+    <w:next w:val="Normal"/>
+    <w:link w:val="Ttulo1Car"/>
+    <w:uiPriority w:val="9"/>
+    <w:qFormat/>
+    <w:rsid w:val="00D20345"/>
+    <w:pPr>
+      <w:keepNext/>
+      <w:keepLines/>
+      <w:spacing w:before="240" w:after="0"/>
+      <w:outlineLvl w:val="0"/>
+    </w:pPr>
+    <w:rPr>
+      <w:rFonts w:asciiTheme="majorHAnsi" w:eastAsiaTheme="majorEastAsia" w:hAnsiTheme="majorHAnsi" w:cstheme="majorBidi"/>
+      <w:color w:val="2F5496" w:themeColor="accent1" w:themeShade="BF"/>
+      <w:sz w:val="32"/>
+      <w:szCs w:val="32"/>
+    </w:rPr>
+  </w:style>
+  <w:style w:type="paragraph" w:styleId="Ttulo2">
+    <w:name w:val="heading 2"/>
+    <w:basedOn w:val="Normal"/>
+    <w:next w:val="Normal"/>
+    <w:link w:val="Ttulo2Car"/>
+    <w:uiPriority w:val="9"/>
+    <w:semiHidden/>
+    <w:unhideWhenUsed/>
+    <w:qFormat/>
+    <w:rsid w:val="00D20345"/>
+    <w:pPr>
+      <w:keepNext/>
+      <w:keepLines/>
+      <w:spacing w:before="40" w:after="0"/>
+      <w:outlineLvl w:val="1"/>
+    </w:pPr>
+    <w:rPr>
+      <w:rFonts w:asciiTheme="majorHAnsi" w:eastAsiaTheme="majorEastAsia" w:hAnsiTheme="majorHAnsi" w:cstheme="majorBidi"/>
+      <w:color w:val="2F5496" w:themeColor="accent1" w:themeShade="BF"/>
+      <w:sz w:val="26"/>
+      <w:szCs w:val="26"/>
+    </w:rPr>
+  </w:style>
   <w:style w:type="paragraph" w:styleId="Ttulo3">
     <w:name w:val="heading 3"/>
     <w:basedOn w:val="Normal"/>
@@ -5259,6 +11429,73 @@
       <w:sz w:val="24"/>
       <w:szCs w:val="24"/>
       <w:lang w:eastAsia="es-PE"/>
+    </w:rPr>
+  </w:style>
+  <w:style w:type="character" w:customStyle="1" w:styleId="Ttulo1Car">
+    <w:name w:val="Título 1 Car"/>
+    <w:basedOn w:val="Fuentedeprrafopredeter"/>
+    <w:link w:val="Ttulo1"/>
+    <w:uiPriority w:val="9"/>
+    <w:rsid w:val="00D20345"/>
+    <w:rPr>
+      <w:rFonts w:asciiTheme="majorHAnsi" w:eastAsiaTheme="majorEastAsia" w:hAnsiTheme="majorHAnsi" w:cstheme="majorBidi"/>
+      <w:color w:val="2F5496" w:themeColor="accent1" w:themeShade="BF"/>
+      <w:sz w:val="32"/>
+      <w:szCs w:val="32"/>
+    </w:rPr>
+  </w:style>
+  <w:style w:type="character" w:customStyle="1" w:styleId="Ttulo2Car">
+    <w:name w:val="Título 2 Car"/>
+    <w:basedOn w:val="Fuentedeprrafopredeter"/>
+    <w:link w:val="Ttulo2"/>
+    <w:uiPriority w:val="9"/>
+    <w:semiHidden/>
+    <w:rsid w:val="00D20345"/>
+    <w:rPr>
+      <w:rFonts w:asciiTheme="majorHAnsi" w:eastAsiaTheme="majorEastAsia" w:hAnsiTheme="majorHAnsi" w:cstheme="majorBidi"/>
+      <w:color w:val="2F5496" w:themeColor="accent1" w:themeShade="BF"/>
+      <w:sz w:val="26"/>
+      <w:szCs w:val="26"/>
+    </w:rPr>
+  </w:style>
+  <w:style w:type="character" w:styleId="Textoennegrita">
+    <w:name w:val="Strong"/>
+    <w:basedOn w:val="Fuentedeprrafopredeter"/>
+    <w:uiPriority w:val="22"/>
+    <w:qFormat/>
+    <w:rsid w:val="00D20345"/>
+    <w:rPr>
+      <w:b/>
+      <w:bCs/>
+    </w:rPr>
+  </w:style>
+  <w:style w:type="character" w:styleId="CdigoHTML">
+    <w:name w:val="HTML Code"/>
+    <w:basedOn w:val="Fuentedeprrafopredeter"/>
+    <w:uiPriority w:val="99"/>
+    <w:semiHidden/>
+    <w:unhideWhenUsed/>
+    <w:rsid w:val="00D20345"/>
+    <w:rPr>
+      <w:rFonts w:ascii="Courier New" w:eastAsia="Times New Roman" w:hAnsi="Courier New" w:cs="Courier New"/>
+      <w:sz w:val="20"/>
+      <w:szCs w:val="20"/>
+    </w:rPr>
+  </w:style>
+  <w:style w:type="character" w:customStyle="1" w:styleId="inline-flex">
+    <w:name w:val="inline-flex"/>
+    <w:basedOn w:val="Fuentedeprrafopredeter"/>
+    <w:rsid w:val="00D20345"/>
+  </w:style>
+  <w:style w:type="character" w:styleId="nfasis">
+    <w:name w:val="Emphasis"/>
+    <w:basedOn w:val="Fuentedeprrafopredeter"/>
+    <w:uiPriority w:val="20"/>
+    <w:qFormat/>
+    <w:rsid w:val="00D20345"/>
+    <w:rPr>
+      <w:i/>
+      <w:iCs/>
     </w:rPr>
   </w:style>
 </w:styles>
